--- a/NguyenHoVietKhoa_KTTKPM_Lab5.docx
+++ b/NguyenHoVietKhoa_KTTKPM_Lab5.docx
@@ -1,6 +1,6 @@
 
 <file path=word/document.xml><?xml version="1.0" encoding="utf-8"?>
-<w:document xmlns:wpc="http://schemas.microsoft.com/office/word/2010/wordprocessingCanvas" xmlns:mc="http://schemas.openxmlformats.org/markup-compatibility/2006" xmlns:o="urn:schemas-microsoft-com:office:office" xmlns:r="http://schemas.openxmlformats.org/officeDocument/2006/relationships" xmlns:m="http://schemas.openxmlformats.org/officeDocument/2006/math" xmlns:v="urn:schemas-microsoft-com:vml" xmlns:wp14="http://schemas.microsoft.com/office/word/2010/wordprocessingDrawing" xmlns:wp="http://schemas.openxmlformats.org/drawingml/2006/wordprocessingDrawing" xmlns:w10="urn:schemas-microsoft-com:office:word" xmlns:w="http://schemas.openxmlformats.org/wordprocessingml/2006/main" xmlns:w14="http://schemas.microsoft.com/office/word/2010/wordml" xmlns:w15="http://schemas.microsoft.com/office/word/2012/wordml" xmlns:wpg="http://schemas.microsoft.com/office/word/2010/wordprocessingGroup" xmlns:wpi="http://schemas.microsoft.com/office/word/2010/wordprocessingInk" xmlns:wne="http://schemas.microsoft.com/office/word/2006/wordml" xmlns:wps="http://schemas.microsoft.com/office/word/2010/wordprocessingShape" mc:Ignorable="w14 w15 wp14">
+<w:document xmlns:wpc="http://schemas.microsoft.com/office/word/2010/wordprocessingCanvas" xmlns:cx="http://schemas.microsoft.com/office/drawing/2014/chartex" xmlns:cx1="http://schemas.microsoft.com/office/drawing/2015/9/8/chartex" xmlns:cx2="http://schemas.microsoft.com/office/drawing/2015/10/21/chartex" xmlns:cx3="http://schemas.microsoft.com/office/drawing/2016/5/9/chartex" xmlns:cx4="http://schemas.microsoft.com/office/drawing/2016/5/10/chartex" xmlns:cx5="http://schemas.microsoft.com/office/drawing/2016/5/11/chartex" xmlns:cx6="http://schemas.microsoft.com/office/drawing/2016/5/12/chartex" xmlns:cx7="http://schemas.microsoft.com/office/drawing/2016/5/13/chartex" xmlns:cx8="http://schemas.microsoft.com/office/drawing/2016/5/14/chartex" xmlns:mc="http://schemas.openxmlformats.org/markup-compatibility/2006" xmlns:aink="http://schemas.microsoft.com/office/drawing/2016/ink" xmlns:am3d="http://schemas.microsoft.com/office/drawing/2017/model3d" xmlns:o="urn:schemas-microsoft-com:office:office" xmlns:oel="http://schemas.microsoft.com/office/2019/extlst" xmlns:r="http://schemas.openxmlformats.org/officeDocument/2006/relationships" xmlns:m="http://schemas.openxmlformats.org/officeDocument/2006/math" xmlns:v="urn:schemas-microsoft-com:vml" xmlns:wp14="http://schemas.microsoft.com/office/word/2010/wordprocessingDrawing" xmlns:wp="http://schemas.openxmlformats.org/drawingml/2006/wordprocessingDrawing" xmlns:w10="urn:schemas-microsoft-com:office:word" xmlns:w="http://schemas.openxmlformats.org/wordprocessingml/2006/main" xmlns:w14="http://schemas.microsoft.com/office/word/2010/wordml" xmlns:w15="http://schemas.microsoft.com/office/word/2012/wordml" xmlns:w16cex="http://schemas.microsoft.com/office/word/2018/wordml/cex" xmlns:w16cid="http://schemas.microsoft.com/office/word/2016/wordml/cid" xmlns:w16="http://schemas.microsoft.com/office/word/2018/wordml" xmlns:w16du="http://schemas.microsoft.com/office/word/2023/wordml/word16du" xmlns:w16sdtdh="http://schemas.microsoft.com/office/word/2020/wordml/sdtdatahash" xmlns:w16sdtfl="http://schemas.microsoft.com/office/word/2024/wordml/sdtformatlock" xmlns:w16se="http://schemas.microsoft.com/office/word/2015/wordml/symex" xmlns:wpg="http://schemas.microsoft.com/office/word/2010/wordprocessingGroup" xmlns:wpi="http://schemas.microsoft.com/office/word/2010/wordprocessingInk" xmlns:wne="http://schemas.microsoft.com/office/word/2006/wordml" xmlns:wps="http://schemas.microsoft.com/office/word/2010/wordprocessingShape" mc:Ignorable="w14 w15 w16se w16cid w16 w16cex w16sdtdh w16sdtfl w16du wp14">
   <w:body>
     <w:p>
       <w:pPr>
@@ -44,6 +44,9 @@
     </w:p>
     <w:p>
       <w:r>
+        <w:rPr>
+          <w:noProof/>
+        </w:rPr>
         <w:drawing>
           <wp:inline distT="0" distB="0" distL="0" distR="0" wp14:anchorId="544D9575" wp14:editId="7E86C330">
             <wp:extent cx="5943600" cy="3105150"/>
@@ -87,9 +90,110 @@
       </w:r>
     </w:p>
     <w:p>
-      <w:bookmarkStart w:id="0" w:name="_GoBack"/>
-      <w:bookmarkEnd w:id="0"/>
+      <w:r>
+        <w:drawing>
+          <wp:inline distT="0" distB="0" distL="0" distR="0" wp14:anchorId="0DD05946" wp14:editId="7CE2C65D">
+            <wp:extent cx="5943600" cy="709295"/>
+            <wp:effectExtent l="0" t="0" r="0" b="0"/>
+            <wp:docPr id="588538044" name="Picture 1"/>
+            <wp:cNvGraphicFramePr>
+              <a:graphicFrameLocks xmlns:a="http://schemas.openxmlformats.org/drawingml/2006/main" noChangeAspect="1"/>
+            </wp:cNvGraphicFramePr>
+            <a:graphic xmlns:a="http://schemas.openxmlformats.org/drawingml/2006/main">
+              <a:graphicData uri="http://schemas.openxmlformats.org/drawingml/2006/picture">
+                <pic:pic xmlns:pic="http://schemas.openxmlformats.org/drawingml/2006/picture">
+                  <pic:nvPicPr>
+                    <pic:cNvPr id="588538044" name=""/>
+                    <pic:cNvPicPr/>
+                  </pic:nvPicPr>
+                  <pic:blipFill>
+                    <a:blip r:embed="rId5"/>
+                    <a:stretch>
+                      <a:fillRect/>
+                    </a:stretch>
+                  </pic:blipFill>
+                  <pic:spPr>
+                    <a:xfrm>
+                      <a:off x="0" y="0"/>
+                      <a:ext cx="5943600" cy="709295"/>
+                    </a:xfrm>
+                    <a:prstGeom prst="rect">
+                      <a:avLst/>
+                    </a:prstGeom>
+                  </pic:spPr>
+                </pic:pic>
+              </a:graphicData>
+            </a:graphic>
+          </wp:inline>
+        </w:drawing>
+      </w:r>
     </w:p>
+    <w:p>
+      <w:r>
+        <w:drawing>
+          <wp:inline distT="0" distB="0" distL="0" distR="0" wp14:anchorId="5E482880" wp14:editId="4A1F9961">
+            <wp:extent cx="5943600" cy="207645"/>
+            <wp:effectExtent l="0" t="0" r="0" b="1905"/>
+            <wp:docPr id="1721494326" name="Picture 1"/>
+            <wp:cNvGraphicFramePr>
+              <a:graphicFrameLocks xmlns:a="http://schemas.openxmlformats.org/drawingml/2006/main" noChangeAspect="1"/>
+            </wp:cNvGraphicFramePr>
+            <a:graphic xmlns:a="http://schemas.openxmlformats.org/drawingml/2006/main">
+              <a:graphicData uri="http://schemas.openxmlformats.org/drawingml/2006/picture">
+                <pic:pic xmlns:pic="http://schemas.openxmlformats.org/drawingml/2006/picture">
+                  <pic:nvPicPr>
+                    <pic:cNvPr id="1721494326" name=""/>
+                    <pic:cNvPicPr/>
+                  </pic:nvPicPr>
+                  <pic:blipFill>
+                    <a:blip r:embed="rId6"/>
+                    <a:stretch>
+                      <a:fillRect/>
+                    </a:stretch>
+                  </pic:blipFill>
+                  <pic:spPr>
+                    <a:xfrm>
+                      <a:off x="0" y="0"/>
+                      <a:ext cx="5943600" cy="207645"/>
+                    </a:xfrm>
+                    <a:prstGeom prst="rect">
+                      <a:avLst/>
+                    </a:prstGeom>
+                  </pic:spPr>
+                </pic:pic>
+              </a:graphicData>
+            </a:graphic>
+          </wp:inline>
+        </w:drawing>
+      </w:r>
+    </w:p>
+    <w:p/>
+    <w:p>
+      <w:pPr>
+        <w:rPr>
+          <w:b/>
+        </w:rPr>
+      </w:pPr>
+      <w:r>
+        <w:rPr>
+          <w:b/>
+        </w:rPr>
+        <w:t xml:space="preserve">Bài </w:t>
+      </w:r>
+      <w:r>
+        <w:rPr>
+          <w:b/>
+        </w:rPr>
+        <w:t>2</w:t>
+      </w:r>
+      <w:r>
+        <w:rPr>
+          <w:b/>
+        </w:rPr>
+        <w:t>:</w:t>
+      </w:r>
+    </w:p>
+    <w:p/>
     <w:sectPr>
       <w:pgSz w:w="12240" w:h="15840"/>
       <w:pgMar w:top="1440" w:right="1440" w:bottom="1440" w:left="1440" w:header="720" w:footer="720" w:gutter="0"/>
@@ -101,7 +205,7 @@
 </file>
 
 <file path=word/styles.xml><?xml version="1.0" encoding="utf-8"?>
-<w:styles xmlns:mc="http://schemas.openxmlformats.org/markup-compatibility/2006" xmlns:r="http://schemas.openxmlformats.org/officeDocument/2006/relationships" xmlns:w="http://schemas.openxmlformats.org/wordprocessingml/2006/main" xmlns:w14="http://schemas.microsoft.com/office/word/2010/wordml" xmlns:w15="http://schemas.microsoft.com/office/word/2012/wordml" mc:Ignorable="w14 w15">
+<w:styles xmlns:mc="http://schemas.openxmlformats.org/markup-compatibility/2006" xmlns:r="http://schemas.openxmlformats.org/officeDocument/2006/relationships" xmlns:w="http://schemas.openxmlformats.org/wordprocessingml/2006/main" xmlns:w14="http://schemas.microsoft.com/office/word/2010/wordml" xmlns:w15="http://schemas.microsoft.com/office/word/2012/wordml" xmlns:w16cex="http://schemas.microsoft.com/office/word/2018/wordml/cex" xmlns:w16cid="http://schemas.microsoft.com/office/word/2016/wordml/cid" xmlns:w16="http://schemas.microsoft.com/office/word/2018/wordml" xmlns:w16du="http://schemas.microsoft.com/office/word/2023/wordml/word16du" xmlns:w16sdtdh="http://schemas.microsoft.com/office/word/2020/wordml/sdtdatahash" xmlns:w16sdtfl="http://schemas.microsoft.com/office/word/2024/wordml/sdtformatlock" xmlns:w16se="http://schemas.microsoft.com/office/word/2015/wordml/symex" mc:Ignorable="w14 w15 w16se w16cid w16 w16cex w16sdtdh w16sdtfl w16du">
   <w:docDefaults>
     <w:rPrDefault>
       <w:rPr>
@@ -117,7 +221,7 @@
       </w:pPr>
     </w:pPrDefault>
   </w:docDefaults>
-  <w:latentStyles w:defLockedState="0" w:defUIPriority="99" w:defSemiHidden="0" w:defUnhideWhenUsed="0" w:defQFormat="0" w:count="371">
+  <w:latentStyles w:defLockedState="0" w:defUIPriority="99" w:defSemiHidden="0" w:defUnhideWhenUsed="0" w:defQFormat="0" w:count="376">
     <w:lsdException w:name="Normal" w:uiPriority="0" w:qFormat="1"/>
     <w:lsdException w:name="heading 1" w:uiPriority="9" w:qFormat="1"/>
     <w:lsdException w:name="heading 2" w:semiHidden="1" w:uiPriority="9" w:unhideWhenUsed="1" w:qFormat="1"/>
@@ -489,10 +593,16 @@
     <w:lsdException w:name="List Table 5 Dark Accent 6" w:uiPriority="50"/>
     <w:lsdException w:name="List Table 6 Colorful Accent 6" w:uiPriority="51"/>
     <w:lsdException w:name="List Table 7 Colorful Accent 6" w:uiPriority="52"/>
+    <w:lsdException w:name="Mention" w:semiHidden="1" w:unhideWhenUsed="1"/>
+    <w:lsdException w:name="Smart Hyperlink" w:semiHidden="1" w:unhideWhenUsed="1"/>
+    <w:lsdException w:name="Hashtag" w:semiHidden="1" w:unhideWhenUsed="1"/>
+    <w:lsdException w:name="Unresolved Mention" w:semiHidden="1" w:unhideWhenUsed="1"/>
+    <w:lsdException w:name="Smart Link" w:semiHidden="1" w:unhideWhenUsed="1"/>
   </w:latentStyles>
   <w:style w:type="paragraph" w:default="1" w:styleId="Normal">
     <w:name w:val="Normal"/>
     <w:qFormat/>
+    <w:rsid w:val="00962D0D"/>
   </w:style>
   <w:style w:type="character" w:default="1" w:styleId="DefaultParagraphFont">
     <w:name w:val="Default Paragraph Font"/>

--- a/NguyenHoVietKhoa_KTTKPM_Lab5.docx
+++ b/NguyenHoVietKhoa_KTTKPM_Lab5.docx
@@ -91,6 +91,9 @@
     </w:p>
     <w:p>
       <w:r>
+        <w:rPr>
+          <w:noProof/>
+        </w:rPr>
         <w:drawing>
           <wp:inline distT="0" distB="0" distL="0" distR="0" wp14:anchorId="0DD05946" wp14:editId="7CE2C65D">
             <wp:extent cx="5943600" cy="709295"/>
@@ -130,6 +133,9 @@
     </w:p>
     <w:p>
       <w:r>
+        <w:rPr>
+          <w:noProof/>
+        </w:rPr>
         <w:drawing>
           <wp:inline distT="0" distB="0" distL="0" distR="0" wp14:anchorId="5E482880" wp14:editId="4A1F9961">
             <wp:extent cx="5943600" cy="207645"/>
@@ -178,13 +184,196 @@
         <w:rPr>
           <w:b/>
         </w:rPr>
+        <w:t>Bài 2:</w:t>
+      </w:r>
+    </w:p>
+    <w:p>
+      <w:r>
+        <w:t>Tạo</w:t>
+      </w:r>
+      <w:r>
+        <w:t xml:space="preserve"> file compose.yaml</w:t>
+      </w:r>
+    </w:p>
+    <w:p>
+      <w:r>
+        <w:drawing>
+          <wp:inline distT="0" distB="0" distL="0" distR="0" wp14:anchorId="1F676AB7" wp14:editId="16E0DF61">
+            <wp:extent cx="5943600" cy="1640840"/>
+            <wp:effectExtent l="0" t="0" r="0" b="0"/>
+            <wp:docPr id="634300557" name="Picture 1"/>
+            <wp:cNvGraphicFramePr>
+              <a:graphicFrameLocks xmlns:a="http://schemas.openxmlformats.org/drawingml/2006/main" noChangeAspect="1"/>
+            </wp:cNvGraphicFramePr>
+            <a:graphic xmlns:a="http://schemas.openxmlformats.org/drawingml/2006/main">
+              <a:graphicData uri="http://schemas.openxmlformats.org/drawingml/2006/picture">
+                <pic:pic xmlns:pic="http://schemas.openxmlformats.org/drawingml/2006/picture">
+                  <pic:nvPicPr>
+                    <pic:cNvPr id="634300557" name=""/>
+                    <pic:cNvPicPr/>
+                  </pic:nvPicPr>
+                  <pic:blipFill>
+                    <a:blip r:embed="rId7"/>
+                    <a:stretch>
+                      <a:fillRect/>
+                    </a:stretch>
+                  </pic:blipFill>
+                  <pic:spPr>
+                    <a:xfrm>
+                      <a:off x="0" y="0"/>
+                      <a:ext cx="5943600" cy="1640840"/>
+                    </a:xfrm>
+                    <a:prstGeom prst="rect">
+                      <a:avLst/>
+                    </a:prstGeom>
+                  </pic:spPr>
+                </pic:pic>
+              </a:graphicData>
+            </a:graphic>
+          </wp:inline>
+        </w:drawing>
+      </w:r>
+    </w:p>
+    <w:p>
+      <w:r>
+        <w:lastRenderedPageBreak/>
+        <w:t>Chạy lệnh docker compose up -d</w:t>
+      </w:r>
+    </w:p>
+    <w:p>
+      <w:r>
+        <w:drawing>
+          <wp:inline distT="0" distB="0" distL="0" distR="0" wp14:anchorId="3A1E0F15" wp14:editId="3742CC5D">
+            <wp:extent cx="5943600" cy="922655"/>
+            <wp:effectExtent l="0" t="0" r="0" b="0"/>
+            <wp:docPr id="28313809" name="Picture 1"/>
+            <wp:cNvGraphicFramePr>
+              <a:graphicFrameLocks xmlns:a="http://schemas.openxmlformats.org/drawingml/2006/main" noChangeAspect="1"/>
+            </wp:cNvGraphicFramePr>
+            <a:graphic xmlns:a="http://schemas.openxmlformats.org/drawingml/2006/main">
+              <a:graphicData uri="http://schemas.openxmlformats.org/drawingml/2006/picture">
+                <pic:pic xmlns:pic="http://schemas.openxmlformats.org/drawingml/2006/picture">
+                  <pic:nvPicPr>
+                    <pic:cNvPr id="28313809" name=""/>
+                    <pic:cNvPicPr/>
+                  </pic:nvPicPr>
+                  <pic:blipFill>
+                    <a:blip r:embed="rId8"/>
+                    <a:stretch>
+                      <a:fillRect/>
+                    </a:stretch>
+                  </pic:blipFill>
+                  <pic:spPr>
+                    <a:xfrm>
+                      <a:off x="0" y="0"/>
+                      <a:ext cx="5943600" cy="922655"/>
+                    </a:xfrm>
+                    <a:prstGeom prst="rect">
+                      <a:avLst/>
+                    </a:prstGeom>
+                  </pic:spPr>
+                </pic:pic>
+              </a:graphicData>
+            </a:graphic>
+          </wp:inline>
+        </w:drawing>
+      </w:r>
+    </w:p>
+    <w:p>
+      <w:r>
+        <w:drawing>
+          <wp:inline distT="0" distB="0" distL="0" distR="0" wp14:anchorId="05F1F926" wp14:editId="6F11C881">
+            <wp:extent cx="5943600" cy="595630"/>
+            <wp:effectExtent l="0" t="0" r="0" b="0"/>
+            <wp:docPr id="572207894" name="Picture 1"/>
+            <wp:cNvGraphicFramePr>
+              <a:graphicFrameLocks xmlns:a="http://schemas.openxmlformats.org/drawingml/2006/main" noChangeAspect="1"/>
+            </wp:cNvGraphicFramePr>
+            <a:graphic xmlns:a="http://schemas.openxmlformats.org/drawingml/2006/main">
+              <a:graphicData uri="http://schemas.openxmlformats.org/drawingml/2006/picture">
+                <pic:pic xmlns:pic="http://schemas.openxmlformats.org/drawingml/2006/picture">
+                  <pic:nvPicPr>
+                    <pic:cNvPr id="572207894" name=""/>
+                    <pic:cNvPicPr/>
+                  </pic:nvPicPr>
+                  <pic:blipFill>
+                    <a:blip r:embed="rId9"/>
+                    <a:stretch>
+                      <a:fillRect/>
+                    </a:stretch>
+                  </pic:blipFill>
+                  <pic:spPr>
+                    <a:xfrm>
+                      <a:off x="0" y="0"/>
+                      <a:ext cx="5943600" cy="595630"/>
+                    </a:xfrm>
+                    <a:prstGeom prst="rect">
+                      <a:avLst/>
+                    </a:prstGeom>
+                  </pic:spPr>
+                </pic:pic>
+              </a:graphicData>
+            </a:graphic>
+          </wp:inline>
+        </w:drawing>
+      </w:r>
+    </w:p>
+    <w:p>
+      <w:r>
+        <w:drawing>
+          <wp:inline distT="0" distB="0" distL="0" distR="0" wp14:anchorId="393F547D" wp14:editId="745ED0D5">
+            <wp:extent cx="5943600" cy="1511935"/>
+            <wp:effectExtent l="0" t="0" r="0" b="0"/>
+            <wp:docPr id="1313340772" name="Picture 1"/>
+            <wp:cNvGraphicFramePr>
+              <a:graphicFrameLocks xmlns:a="http://schemas.openxmlformats.org/drawingml/2006/main" noChangeAspect="1"/>
+            </wp:cNvGraphicFramePr>
+            <a:graphic xmlns:a="http://schemas.openxmlformats.org/drawingml/2006/main">
+              <a:graphicData uri="http://schemas.openxmlformats.org/drawingml/2006/picture">
+                <pic:pic xmlns:pic="http://schemas.openxmlformats.org/drawingml/2006/picture">
+                  <pic:nvPicPr>
+                    <pic:cNvPr id="1313340772" name=""/>
+                    <pic:cNvPicPr/>
+                  </pic:nvPicPr>
+                  <pic:blipFill>
+                    <a:blip r:embed="rId10"/>
+                    <a:stretch>
+                      <a:fillRect/>
+                    </a:stretch>
+                  </pic:blipFill>
+                  <pic:spPr>
+                    <a:xfrm>
+                      <a:off x="0" y="0"/>
+                      <a:ext cx="5943600" cy="1511935"/>
+                    </a:xfrm>
+                    <a:prstGeom prst="rect">
+                      <a:avLst/>
+                    </a:prstGeom>
+                  </pic:spPr>
+                </pic:pic>
+              </a:graphicData>
+            </a:graphic>
+          </wp:inline>
+        </w:drawing>
+      </w:r>
+    </w:p>
+    <w:p>
+      <w:pPr>
+        <w:rPr>
+          <w:b/>
+        </w:rPr>
+      </w:pPr>
+      <w:r>
+        <w:rPr>
+          <w:b/>
+        </w:rPr>
         <w:t xml:space="preserve">Bài </w:t>
       </w:r>
       <w:r>
         <w:rPr>
           <w:b/>
         </w:rPr>
-        <w:t>2</w:t>
+        <w:t>3</w:t>
       </w:r>
       <w:r>
         <w:rPr>
@@ -193,6 +382,16 @@
         <w:t>:</w:t>
       </w:r>
     </w:p>
+    <w:p>
+      <w:r>
+        <w:t>Tạo</w:t>
+      </w:r>
+      <w:r>
+        <w:t xml:space="preserve"> file compose.yaml</w:t>
+      </w:r>
+    </w:p>
+    <w:p/>
+    <w:p/>
     <w:p/>
     <w:sectPr>
       <w:pgSz w:w="12240" w:h="15840"/>
@@ -602,7 +801,7 @@
   <w:style w:type="paragraph" w:default="1" w:styleId="Normal">
     <w:name w:val="Normal"/>
     <w:qFormat/>
-    <w:rsid w:val="00962D0D"/>
+    <w:rsid w:val="004363AB"/>
   </w:style>
   <w:style w:type="character" w:default="1" w:styleId="DefaultParagraphFont">
     <w:name w:val="Default Paragraph Font"/>

--- a/NguyenHoVietKhoa_KTTKPM_Lab5.docx
+++ b/NguyenHoVietKhoa_KTTKPM_Lab5.docx
@@ -197,6 +197,9 @@
     </w:p>
     <w:p>
       <w:r>
+        <w:rPr>
+          <w:noProof/>
+        </w:rPr>
         <w:drawing>
           <wp:inline distT="0" distB="0" distL="0" distR="0" wp14:anchorId="1F676AB7" wp14:editId="16E0DF61">
             <wp:extent cx="5943600" cy="1640840"/>
@@ -242,6 +245,9 @@
     </w:p>
     <w:p>
       <w:r>
+        <w:rPr>
+          <w:noProof/>
+        </w:rPr>
         <w:drawing>
           <wp:inline distT="0" distB="0" distL="0" distR="0" wp14:anchorId="3A1E0F15" wp14:editId="3742CC5D">
             <wp:extent cx="5943600" cy="922655"/>
@@ -281,6 +287,9 @@
     </w:p>
     <w:p>
       <w:r>
+        <w:rPr>
+          <w:noProof/>
+        </w:rPr>
         <w:drawing>
           <wp:inline distT="0" distB="0" distL="0" distR="0" wp14:anchorId="05F1F926" wp14:editId="6F11C881">
             <wp:extent cx="5943600" cy="595630"/>
@@ -320,6 +329,9 @@
     </w:p>
     <w:p>
       <w:r>
+        <w:rPr>
+          <w:noProof/>
+        </w:rPr>
         <w:drawing>
           <wp:inline distT="0" distB="0" distL="0" distR="0" wp14:anchorId="393F547D" wp14:editId="745ED0D5">
             <wp:extent cx="5943600" cy="1511935"/>
@@ -367,13 +379,118 @@
         <w:rPr>
           <w:b/>
         </w:rPr>
-        <w:t xml:space="preserve">Bài </w:t>
-      </w:r>
-      <w:r>
+        <w:t>Bài 3:</w:t>
+      </w:r>
+    </w:p>
+    <w:p>
+      <w:r>
+        <w:t>Tạo</w:t>
+      </w:r>
+      <w:r>
+        <w:t xml:space="preserve"> file compose.yaml</w:t>
+      </w:r>
+    </w:p>
+    <w:p>
+      <w:r>
+        <w:drawing>
+          <wp:inline distT="0" distB="0" distL="0" distR="0" wp14:anchorId="10BF9347" wp14:editId="14988870">
+            <wp:extent cx="5943600" cy="2804160"/>
+            <wp:effectExtent l="0" t="0" r="0" b="0"/>
+            <wp:docPr id="341582579" name="Picture 1"/>
+            <wp:cNvGraphicFramePr>
+              <a:graphicFrameLocks xmlns:a="http://schemas.openxmlformats.org/drawingml/2006/main" noChangeAspect="1"/>
+            </wp:cNvGraphicFramePr>
+            <a:graphic xmlns:a="http://schemas.openxmlformats.org/drawingml/2006/main">
+              <a:graphicData uri="http://schemas.openxmlformats.org/drawingml/2006/picture">
+                <pic:pic xmlns:pic="http://schemas.openxmlformats.org/drawingml/2006/picture">
+                  <pic:nvPicPr>
+                    <pic:cNvPr id="341582579" name=""/>
+                    <pic:cNvPicPr/>
+                  </pic:nvPicPr>
+                  <pic:blipFill>
+                    <a:blip r:embed="rId11"/>
+                    <a:stretch>
+                      <a:fillRect/>
+                    </a:stretch>
+                  </pic:blipFill>
+                  <pic:spPr>
+                    <a:xfrm>
+                      <a:off x="0" y="0"/>
+                      <a:ext cx="5943600" cy="2804160"/>
+                    </a:xfrm>
+                    <a:prstGeom prst="rect">
+                      <a:avLst/>
+                    </a:prstGeom>
+                  </pic:spPr>
+                </pic:pic>
+              </a:graphicData>
+            </a:graphic>
+          </wp:inline>
+        </w:drawing>
+      </w:r>
+    </w:p>
+    <w:p>
+      <w:r>
+        <w:t>Chạy lệnh docker compose up -d</w:t>
+      </w:r>
+    </w:p>
+    <w:p>
+      <w:r>
+        <w:lastRenderedPageBreak/>
+        <w:drawing>
+          <wp:inline distT="0" distB="0" distL="0" distR="0" wp14:anchorId="228F9DF0" wp14:editId="09FBB17E">
+            <wp:extent cx="5943600" cy="1106170"/>
+            <wp:effectExtent l="0" t="0" r="0" b="0"/>
+            <wp:docPr id="410277309" name="Picture 1"/>
+            <wp:cNvGraphicFramePr>
+              <a:graphicFrameLocks xmlns:a="http://schemas.openxmlformats.org/drawingml/2006/main" noChangeAspect="1"/>
+            </wp:cNvGraphicFramePr>
+            <a:graphic xmlns:a="http://schemas.openxmlformats.org/drawingml/2006/main">
+              <a:graphicData uri="http://schemas.openxmlformats.org/drawingml/2006/picture">
+                <pic:pic xmlns:pic="http://schemas.openxmlformats.org/drawingml/2006/picture">
+                  <pic:nvPicPr>
+                    <pic:cNvPr id="410277309" name=""/>
+                    <pic:cNvPicPr/>
+                  </pic:nvPicPr>
+                  <pic:blipFill>
+                    <a:blip r:embed="rId12"/>
+                    <a:stretch>
+                      <a:fillRect/>
+                    </a:stretch>
+                  </pic:blipFill>
+                  <pic:spPr>
+                    <a:xfrm>
+                      <a:off x="0" y="0"/>
+                      <a:ext cx="5943600" cy="1106170"/>
+                    </a:xfrm>
+                    <a:prstGeom prst="rect">
+                      <a:avLst/>
+                    </a:prstGeom>
+                  </pic:spPr>
+                </pic:pic>
+              </a:graphicData>
+            </a:graphic>
+          </wp:inline>
+        </w:drawing>
+      </w:r>
+    </w:p>
+    <w:p>
+      <w:pPr>
         <w:rPr>
           <w:b/>
         </w:rPr>
-        <w:t>3</w:t>
+      </w:pPr>
+      <w:r>
+        <w:rPr>
+          <w:b/>
+        </w:rPr>
+        <w:t>Bài</w:t>
+      </w:r>
+      <w:r>
+        <w:rPr>
+          <w:b/>
+        </w:rPr>
+        <w:t xml:space="preserve"> 4</w:t>
       </w:r>
       <w:r>
         <w:rPr>
@@ -801,7 +918,7 @@
   <w:style w:type="paragraph" w:default="1" w:styleId="Normal">
     <w:name w:val="Normal"/>
     <w:qFormat/>
-    <w:rsid w:val="004363AB"/>
+    <w:rsid w:val="00F30727"/>
   </w:style>
   <w:style w:type="character" w:default="1" w:styleId="DefaultParagraphFont">
     <w:name w:val="Default Paragraph Font"/>

--- a/NguyenHoVietKhoa_KTTKPM_Lab5.docx
+++ b/NguyenHoVietKhoa_KTTKPM_Lab5.docx
@@ -392,6 +392,9 @@
     </w:p>
     <w:p>
       <w:r>
+        <w:rPr>
+          <w:noProof/>
+        </w:rPr>
         <w:drawing>
           <wp:inline distT="0" distB="0" distL="0" distR="0" wp14:anchorId="10BF9347" wp14:editId="14988870">
             <wp:extent cx="5943600" cy="2804160"/>
@@ -436,6 +439,9 @@
     </w:p>
     <w:p>
       <w:r>
+        <w:rPr>
+          <w:noProof/>
+        </w:rPr>
         <w:lastRenderedPageBreak/>
         <w:drawing>
           <wp:inline distT="0" distB="0" distL="0" distR="0" wp14:anchorId="228F9DF0" wp14:editId="09FBB17E">
@@ -484,13 +490,157 @@
         <w:rPr>
           <w:b/>
         </w:rPr>
-        <w:t>Bài</w:t>
-      </w:r>
-      <w:r>
-        <w:rPr>
-          <w:b/>
-        </w:rPr>
-        <w:t xml:space="preserve"> 4</w:t>
+        <w:t>Bài 4:</w:t>
+      </w:r>
+    </w:p>
+    <w:p>
+      <w:r>
+        <w:t>Tạo</w:t>
+      </w:r>
+      <w:r>
+        <w:t xml:space="preserve"> file compose.yaml</w:t>
+      </w:r>
+    </w:p>
+    <w:p>
+      <w:r>
+        <w:drawing>
+          <wp:inline distT="0" distB="0" distL="0" distR="0" wp14:anchorId="1875DBB0" wp14:editId="7B182497">
+            <wp:extent cx="5943600" cy="2480310"/>
+            <wp:effectExtent l="0" t="0" r="0" b="0"/>
+            <wp:docPr id="1934262737" name="Picture 1"/>
+            <wp:cNvGraphicFramePr>
+              <a:graphicFrameLocks xmlns:a="http://schemas.openxmlformats.org/drawingml/2006/main" noChangeAspect="1"/>
+            </wp:cNvGraphicFramePr>
+            <a:graphic xmlns:a="http://schemas.openxmlformats.org/drawingml/2006/main">
+              <a:graphicData uri="http://schemas.openxmlformats.org/drawingml/2006/picture">
+                <pic:pic xmlns:pic="http://schemas.openxmlformats.org/drawingml/2006/picture">
+                  <pic:nvPicPr>
+                    <pic:cNvPr id="1934262737" name=""/>
+                    <pic:cNvPicPr/>
+                  </pic:nvPicPr>
+                  <pic:blipFill>
+                    <a:blip r:embed="rId13"/>
+                    <a:stretch>
+                      <a:fillRect/>
+                    </a:stretch>
+                  </pic:blipFill>
+                  <pic:spPr>
+                    <a:xfrm>
+                      <a:off x="0" y="0"/>
+                      <a:ext cx="5943600" cy="2480310"/>
+                    </a:xfrm>
+                    <a:prstGeom prst="rect">
+                      <a:avLst/>
+                    </a:prstGeom>
+                  </pic:spPr>
+                </pic:pic>
+              </a:graphicData>
+            </a:graphic>
+          </wp:inline>
+        </w:drawing>
+      </w:r>
+    </w:p>
+    <w:p>
+      <w:r>
+        <w:t>Chạy lệnh docker compose up -d --build</w:t>
+      </w:r>
+    </w:p>
+    <w:p>
+      <w:r>
+        <w:drawing>
+          <wp:inline distT="0" distB="0" distL="0" distR="0" wp14:anchorId="0F063478" wp14:editId="3273E756">
+            <wp:extent cx="5943600" cy="1540510"/>
+            <wp:effectExtent l="0" t="0" r="0" b="2540"/>
+            <wp:docPr id="549555264" name="Picture 1"/>
+            <wp:cNvGraphicFramePr>
+              <a:graphicFrameLocks xmlns:a="http://schemas.openxmlformats.org/drawingml/2006/main" noChangeAspect="1"/>
+            </wp:cNvGraphicFramePr>
+            <a:graphic xmlns:a="http://schemas.openxmlformats.org/drawingml/2006/main">
+              <a:graphicData uri="http://schemas.openxmlformats.org/drawingml/2006/picture">
+                <pic:pic xmlns:pic="http://schemas.openxmlformats.org/drawingml/2006/picture">
+                  <pic:nvPicPr>
+                    <pic:cNvPr id="549555264" name=""/>
+                    <pic:cNvPicPr/>
+                  </pic:nvPicPr>
+                  <pic:blipFill>
+                    <a:blip r:embed="rId14"/>
+                    <a:stretch>
+                      <a:fillRect/>
+                    </a:stretch>
+                  </pic:blipFill>
+                  <pic:spPr>
+                    <a:xfrm>
+                      <a:off x="0" y="0"/>
+                      <a:ext cx="5943600" cy="1540510"/>
+                    </a:xfrm>
+                    <a:prstGeom prst="rect">
+                      <a:avLst/>
+                    </a:prstGeom>
+                  </pic:spPr>
+                </pic:pic>
+              </a:graphicData>
+            </a:graphic>
+          </wp:inline>
+        </w:drawing>
+      </w:r>
+    </w:p>
+    <w:p>
+      <w:r>
+        <w:lastRenderedPageBreak/>
+        <w:drawing>
+          <wp:inline distT="0" distB="0" distL="0" distR="0" wp14:anchorId="69EFC097" wp14:editId="71BF2EFE">
+            <wp:extent cx="5943600" cy="2157730"/>
+            <wp:effectExtent l="0" t="0" r="0" b="0"/>
+            <wp:docPr id="951583869" name="Picture 1"/>
+            <wp:cNvGraphicFramePr>
+              <a:graphicFrameLocks xmlns:a="http://schemas.openxmlformats.org/drawingml/2006/main" noChangeAspect="1"/>
+            </wp:cNvGraphicFramePr>
+            <a:graphic xmlns:a="http://schemas.openxmlformats.org/drawingml/2006/main">
+              <a:graphicData uri="http://schemas.openxmlformats.org/drawingml/2006/picture">
+                <pic:pic xmlns:pic="http://schemas.openxmlformats.org/drawingml/2006/picture">
+                  <pic:nvPicPr>
+                    <pic:cNvPr id="951583869" name=""/>
+                    <pic:cNvPicPr/>
+                  </pic:nvPicPr>
+                  <pic:blipFill>
+                    <a:blip r:embed="rId15"/>
+                    <a:stretch>
+                      <a:fillRect/>
+                    </a:stretch>
+                  </pic:blipFill>
+                  <pic:spPr>
+                    <a:xfrm>
+                      <a:off x="0" y="0"/>
+                      <a:ext cx="5943600" cy="2157730"/>
+                    </a:xfrm>
+                    <a:prstGeom prst="rect">
+                      <a:avLst/>
+                    </a:prstGeom>
+                  </pic:spPr>
+                </pic:pic>
+              </a:graphicData>
+            </a:graphic>
+          </wp:inline>
+        </w:drawing>
+      </w:r>
+    </w:p>
+    <w:p>
+      <w:pPr>
+        <w:rPr>
+          <w:b/>
+        </w:rPr>
+      </w:pPr>
+      <w:r>
+        <w:rPr>
+          <w:b/>
+        </w:rPr>
+        <w:t xml:space="preserve">Bài </w:t>
+      </w:r>
+      <w:r>
+        <w:rPr>
+          <w:b/>
+        </w:rPr>
+        <w:t>5</w:t>
       </w:r>
       <w:r>
         <w:rPr>
@@ -918,7 +1068,7 @@
   <w:style w:type="paragraph" w:default="1" w:styleId="Normal">
     <w:name w:val="Normal"/>
     <w:qFormat/>
-    <w:rsid w:val="00F30727"/>
+    <w:rsid w:val="00153C9B"/>
   </w:style>
   <w:style w:type="character" w:default="1" w:styleId="DefaultParagraphFont">
     <w:name w:val="Default Paragraph Font"/>

--- a/NguyenHoVietKhoa_KTTKPM_Lab5.docx
+++ b/NguyenHoVietKhoa_KTTKPM_Lab5.docx
@@ -503,6 +503,9 @@
     </w:p>
     <w:p>
       <w:r>
+        <w:rPr>
+          <w:noProof/>
+        </w:rPr>
         <w:drawing>
           <wp:inline distT="0" distB="0" distL="0" distR="0" wp14:anchorId="1875DBB0" wp14:editId="7B182497">
             <wp:extent cx="5943600" cy="2480310"/>
@@ -547,6 +550,9 @@
     </w:p>
     <w:p>
       <w:r>
+        <w:rPr>
+          <w:noProof/>
+        </w:rPr>
         <w:drawing>
           <wp:inline distT="0" distB="0" distL="0" distR="0" wp14:anchorId="0F063478" wp14:editId="3273E756">
             <wp:extent cx="5943600" cy="1540510"/>
@@ -586,9 +592,12 @@
     </w:p>
     <w:p>
       <w:r>
+        <w:rPr>
+          <w:noProof/>
+        </w:rPr>
         <w:lastRenderedPageBreak/>
         <w:drawing>
-          <wp:inline distT="0" distB="0" distL="0" distR="0" wp14:anchorId="69EFC097" wp14:editId="71BF2EFE">
+          <wp:inline distT="0" distB="0" distL="0" distR="0" wp14:anchorId="1208FF1A" wp14:editId="62CF6E5A">
             <wp:extent cx="5943600" cy="2157730"/>
             <wp:effectExtent l="0" t="0" r="0" b="0"/>
             <wp:docPr id="951583869" name="Picture 1"/>
@@ -628,36 +637,109 @@
       <w:pPr>
         <w:rPr>
           <w:b/>
+          <w:bCs/>
         </w:rPr>
       </w:pPr>
       <w:r>
         <w:rPr>
           <w:b/>
-        </w:rPr>
-        <w:t xml:space="preserve">Bài </w:t>
-      </w:r>
+          <w:bCs/>
+        </w:rPr>
+        <w:t>Bài 5:</w:t>
+      </w:r>
+    </w:p>
+    <w:p>
+      <w:r>
+        <w:t>Tạo compose.yaml</w:t>
+      </w:r>
+    </w:p>
+    <w:p>
+      <w:r>
+        <w:drawing>
+          <wp:inline distT="0" distB="0" distL="0" distR="0" wp14:anchorId="4F4D21FC" wp14:editId="1444C8E6">
+            <wp:extent cx="5943600" cy="1489710"/>
+            <wp:effectExtent l="0" t="0" r="0" b="0"/>
+            <wp:docPr id="1822323458" name="Picture 1"/>
+            <wp:cNvGraphicFramePr>
+              <a:graphicFrameLocks xmlns:a="http://schemas.openxmlformats.org/drawingml/2006/main" noChangeAspect="1"/>
+            </wp:cNvGraphicFramePr>
+            <a:graphic xmlns:a="http://schemas.openxmlformats.org/drawingml/2006/main">
+              <a:graphicData uri="http://schemas.openxmlformats.org/drawingml/2006/picture">
+                <pic:pic xmlns:pic="http://schemas.openxmlformats.org/drawingml/2006/picture">
+                  <pic:nvPicPr>
+                    <pic:cNvPr id="1822323458" name=""/>
+                    <pic:cNvPicPr/>
+                  </pic:nvPicPr>
+                  <pic:blipFill>
+                    <a:blip r:embed="rId16"/>
+                    <a:stretch>
+                      <a:fillRect/>
+                    </a:stretch>
+                  </pic:blipFill>
+                  <pic:spPr>
+                    <a:xfrm>
+                      <a:off x="0" y="0"/>
+                      <a:ext cx="5943600" cy="1489710"/>
+                    </a:xfrm>
+                    <a:prstGeom prst="rect">
+                      <a:avLst/>
+                    </a:prstGeom>
+                  </pic:spPr>
+                </pic:pic>
+              </a:graphicData>
+            </a:graphic>
+          </wp:inline>
+        </w:drawing>
+      </w:r>
+    </w:p>
+    <w:p>
+      <w:r>
+        <w:t>Chạy lệnh docker compose up -d</w:t>
+      </w:r>
+    </w:p>
+    <w:p>
       <w:r>
         <w:rPr>
           <w:b/>
-        </w:rPr>
-        <w:t>5</w:t>
-      </w:r>
-      <w:r>
-        <w:rPr>
-          <w:b/>
-        </w:rPr>
-        <w:t>:</w:t>
-      </w:r>
-    </w:p>
-    <w:p>
-      <w:r>
-        <w:t>Tạo</w:t>
-      </w:r>
-      <w:r>
-        <w:t xml:space="preserve"> file compose.yaml</w:t>
-      </w:r>
-    </w:p>
-    <w:p/>
+          <w:bCs/>
+        </w:rPr>
+        <w:drawing>
+          <wp:inline distT="0" distB="0" distL="0" distR="0" wp14:anchorId="2D29469D" wp14:editId="034B12C4">
+            <wp:extent cx="5943600" cy="685165"/>
+            <wp:effectExtent l="0" t="0" r="0" b="635"/>
+            <wp:docPr id="1278386636" name="Picture 1"/>
+            <wp:cNvGraphicFramePr>
+              <a:graphicFrameLocks xmlns:a="http://schemas.openxmlformats.org/drawingml/2006/main" noChangeAspect="1"/>
+            </wp:cNvGraphicFramePr>
+            <a:graphic xmlns:a="http://schemas.openxmlformats.org/drawingml/2006/main">
+              <a:graphicData uri="http://schemas.openxmlformats.org/drawingml/2006/picture">
+                <pic:pic xmlns:pic="http://schemas.openxmlformats.org/drawingml/2006/picture">
+                  <pic:nvPicPr>
+                    <pic:cNvPr id="1278386636" name=""/>
+                    <pic:cNvPicPr/>
+                  </pic:nvPicPr>
+                  <pic:blipFill>
+                    <a:blip r:embed="rId17"/>
+                    <a:stretch>
+                      <a:fillRect/>
+                    </a:stretch>
+                  </pic:blipFill>
+                  <pic:spPr>
+                    <a:xfrm>
+                      <a:off x="0" y="0"/>
+                      <a:ext cx="5943600" cy="685165"/>
+                    </a:xfrm>
+                    <a:prstGeom prst="rect">
+                      <a:avLst/>
+                    </a:prstGeom>
+                  </pic:spPr>
+                </pic:pic>
+              </a:graphicData>
+            </a:graphic>
+          </wp:inline>
+        </w:drawing>
+      </w:r>
+    </w:p>
     <w:p/>
     <w:p/>
     <w:sectPr>

--- a/NguyenHoVietKhoa_KTTKPM_Lab5.docx
+++ b/NguyenHoVietKhoa_KTTKPM_Lab5.docx
@@ -655,6 +655,9 @@
     </w:p>
     <w:p>
       <w:r>
+        <w:rPr>
+          <w:noProof/>
+        </w:rPr>
         <w:drawing>
           <wp:inline distT="0" distB="0" distL="0" distR="0" wp14:anchorId="4F4D21FC" wp14:editId="1444C8E6">
             <wp:extent cx="5943600" cy="1489710"/>
@@ -702,6 +705,7 @@
         <w:rPr>
           <w:b/>
           <w:bCs/>
+          <w:noProof/>
         </w:rPr>
         <w:drawing>
           <wp:inline distT="0" distB="0" distL="0" distR="0" wp14:anchorId="2D29469D" wp14:editId="034B12C4">
@@ -728,6 +732,188 @@
                     <a:xfrm>
                       <a:off x="0" y="0"/>
                       <a:ext cx="5943600" cy="685165"/>
+                    </a:xfrm>
+                    <a:prstGeom prst="rect">
+                      <a:avLst/>
+                    </a:prstGeom>
+                  </pic:spPr>
+                </pic:pic>
+              </a:graphicData>
+            </a:graphic>
+          </wp:inline>
+        </w:drawing>
+      </w:r>
+    </w:p>
+    <w:p>
+      <w:pPr>
+        <w:rPr>
+          <w:b/>
+          <w:bCs/>
+        </w:rPr>
+      </w:pPr>
+      <w:r>
+        <w:rPr>
+          <w:b/>
+          <w:bCs/>
+        </w:rPr>
+        <w:t>Bài 6:</w:t>
+      </w:r>
+    </w:p>
+    <w:p>
+      <w:r>
+        <w:t>Tạo compose.yaml</w:t>
+      </w:r>
+    </w:p>
+    <w:p>
+      <w:r>
+        <w:drawing>
+          <wp:inline distT="0" distB="0" distL="0" distR="0" wp14:anchorId="77F9C097" wp14:editId="57E21652">
+            <wp:extent cx="5943600" cy="2034540"/>
+            <wp:effectExtent l="0" t="0" r="0" b="3810"/>
+            <wp:docPr id="1555207333" name="Picture 1"/>
+            <wp:cNvGraphicFramePr>
+              <a:graphicFrameLocks xmlns:a="http://schemas.openxmlformats.org/drawingml/2006/main" noChangeAspect="1"/>
+            </wp:cNvGraphicFramePr>
+            <a:graphic xmlns:a="http://schemas.openxmlformats.org/drawingml/2006/main">
+              <a:graphicData uri="http://schemas.openxmlformats.org/drawingml/2006/picture">
+                <pic:pic xmlns:pic="http://schemas.openxmlformats.org/drawingml/2006/picture">
+                  <pic:nvPicPr>
+                    <pic:cNvPr id="1555207333" name=""/>
+                    <pic:cNvPicPr/>
+                  </pic:nvPicPr>
+                  <pic:blipFill>
+                    <a:blip r:embed="rId18"/>
+                    <a:stretch>
+                      <a:fillRect/>
+                    </a:stretch>
+                  </pic:blipFill>
+                  <pic:spPr>
+                    <a:xfrm>
+                      <a:off x="0" y="0"/>
+                      <a:ext cx="5943600" cy="2034540"/>
+                    </a:xfrm>
+                    <a:prstGeom prst="rect">
+                      <a:avLst/>
+                    </a:prstGeom>
+                  </pic:spPr>
+                </pic:pic>
+              </a:graphicData>
+            </a:graphic>
+          </wp:inline>
+        </w:drawing>
+      </w:r>
+    </w:p>
+    <w:p>
+      <w:r>
+        <w:lastRenderedPageBreak/>
+        <w:t>Chạy lệnh docker compose up -d</w:t>
+      </w:r>
+    </w:p>
+    <w:p>
+      <w:r>
+        <w:drawing>
+          <wp:inline distT="0" distB="0" distL="0" distR="0" wp14:anchorId="1AF6F203" wp14:editId="05007622">
+            <wp:extent cx="5943600" cy="995045"/>
+            <wp:effectExtent l="0" t="0" r="0" b="0"/>
+            <wp:docPr id="177186352" name="Picture 1"/>
+            <wp:cNvGraphicFramePr>
+              <a:graphicFrameLocks xmlns:a="http://schemas.openxmlformats.org/drawingml/2006/main" noChangeAspect="1"/>
+            </wp:cNvGraphicFramePr>
+            <a:graphic xmlns:a="http://schemas.openxmlformats.org/drawingml/2006/main">
+              <a:graphicData uri="http://schemas.openxmlformats.org/drawingml/2006/picture">
+                <pic:pic xmlns:pic="http://schemas.openxmlformats.org/drawingml/2006/picture">
+                  <pic:nvPicPr>
+                    <pic:cNvPr id="177186352" name=""/>
+                    <pic:cNvPicPr/>
+                  </pic:nvPicPr>
+                  <pic:blipFill>
+                    <a:blip r:embed="rId19"/>
+                    <a:stretch>
+                      <a:fillRect/>
+                    </a:stretch>
+                  </pic:blipFill>
+                  <pic:spPr>
+                    <a:xfrm>
+                      <a:off x="0" y="0"/>
+                      <a:ext cx="5943600" cy="995045"/>
+                    </a:xfrm>
+                    <a:prstGeom prst="rect">
+                      <a:avLst/>
+                    </a:prstGeom>
+                  </pic:spPr>
+                </pic:pic>
+              </a:graphicData>
+            </a:graphic>
+          </wp:inline>
+        </w:drawing>
+      </w:r>
+    </w:p>
+    <w:p>
+      <w:r>
+        <w:drawing>
+          <wp:inline distT="0" distB="0" distL="0" distR="0" wp14:anchorId="4B4C347F" wp14:editId="06FB1C1D">
+            <wp:extent cx="5943600" cy="2907665"/>
+            <wp:effectExtent l="0" t="0" r="0" b="6985"/>
+            <wp:docPr id="476762511" name="Picture 1"/>
+            <wp:cNvGraphicFramePr>
+              <a:graphicFrameLocks xmlns:a="http://schemas.openxmlformats.org/drawingml/2006/main" noChangeAspect="1"/>
+            </wp:cNvGraphicFramePr>
+            <a:graphic xmlns:a="http://schemas.openxmlformats.org/drawingml/2006/main">
+              <a:graphicData uri="http://schemas.openxmlformats.org/drawingml/2006/picture">
+                <pic:pic xmlns:pic="http://schemas.openxmlformats.org/drawingml/2006/picture">
+                  <pic:nvPicPr>
+                    <pic:cNvPr id="476762511" name=""/>
+                    <pic:cNvPicPr/>
+                  </pic:nvPicPr>
+                  <pic:blipFill>
+                    <a:blip r:embed="rId20"/>
+                    <a:stretch>
+                      <a:fillRect/>
+                    </a:stretch>
+                  </pic:blipFill>
+                  <pic:spPr>
+                    <a:xfrm>
+                      <a:off x="0" y="0"/>
+                      <a:ext cx="5943600" cy="2907665"/>
+                    </a:xfrm>
+                    <a:prstGeom prst="rect">
+                      <a:avLst/>
+                    </a:prstGeom>
+                  </pic:spPr>
+                </pic:pic>
+              </a:graphicData>
+            </a:graphic>
+          </wp:inline>
+        </w:drawing>
+      </w:r>
+    </w:p>
+    <w:p>
+      <w:r>
+        <w:drawing>
+          <wp:inline distT="0" distB="0" distL="0" distR="0" wp14:anchorId="2D0ECB5F" wp14:editId="7BE0B2ED">
+            <wp:extent cx="5943600" cy="3114675"/>
+            <wp:effectExtent l="0" t="0" r="0" b="9525"/>
+            <wp:docPr id="1976207417" name="Picture 1"/>
+            <wp:cNvGraphicFramePr>
+              <a:graphicFrameLocks xmlns:a="http://schemas.openxmlformats.org/drawingml/2006/main" noChangeAspect="1"/>
+            </wp:cNvGraphicFramePr>
+            <a:graphic xmlns:a="http://schemas.openxmlformats.org/drawingml/2006/main">
+              <a:graphicData uri="http://schemas.openxmlformats.org/drawingml/2006/picture">
+                <pic:pic xmlns:pic="http://schemas.openxmlformats.org/drawingml/2006/picture">
+                  <pic:nvPicPr>
+                    <pic:cNvPr id="1976207417" name=""/>
+                    <pic:cNvPicPr/>
+                  </pic:nvPicPr>
+                  <pic:blipFill>
+                    <a:blip r:embed="rId21"/>
+                    <a:stretch>
+                      <a:fillRect/>
+                    </a:stretch>
+                  </pic:blipFill>
+                  <pic:spPr>
+                    <a:xfrm>
+                      <a:off x="0" y="0"/>
+                      <a:ext cx="5943600" cy="3114675"/>
                     </a:xfrm>
                     <a:prstGeom prst="rect">
                       <a:avLst/>

--- a/NguyenHoVietKhoa_KTTKPM_Lab5.docx
+++ b/NguyenHoVietKhoa_KTTKPM_Lab5.docx
@@ -766,6 +766,9 @@
     </w:p>
     <w:p>
       <w:r>
+        <w:rPr>
+          <w:noProof/>
+        </w:rPr>
         <w:drawing>
           <wp:inline distT="0" distB="0" distL="0" distR="0" wp14:anchorId="77F9C097" wp14:editId="57E21652">
             <wp:extent cx="5943600" cy="2034540"/>
@@ -811,6 +814,9 @@
     </w:p>
     <w:p>
       <w:r>
+        <w:rPr>
+          <w:noProof/>
+        </w:rPr>
         <w:drawing>
           <wp:inline distT="0" distB="0" distL="0" distR="0" wp14:anchorId="1AF6F203" wp14:editId="05007622">
             <wp:extent cx="5943600" cy="995045"/>
@@ -850,6 +856,9 @@
     </w:p>
     <w:p>
       <w:r>
+        <w:rPr>
+          <w:noProof/>
+        </w:rPr>
         <w:drawing>
           <wp:inline distT="0" distB="0" distL="0" distR="0" wp14:anchorId="4B4C347F" wp14:editId="06FB1C1D">
             <wp:extent cx="5943600" cy="2907665"/>
@@ -889,6 +898,9 @@
     </w:p>
     <w:p>
       <w:r>
+        <w:rPr>
+          <w:noProof/>
+        </w:rPr>
         <w:drawing>
           <wp:inline distT="0" distB="0" distL="0" distR="0" wp14:anchorId="2D0ECB5F" wp14:editId="7BE0B2ED">
             <wp:extent cx="5943600" cy="3114675"/>
@@ -926,8 +938,189 @@
         </w:drawing>
       </w:r>
     </w:p>
-    <w:p/>
-    <w:p/>
+    <w:p>
+      <w:pPr>
+        <w:rPr>
+          <w:b/>
+          <w:bCs/>
+        </w:rPr>
+      </w:pPr>
+      <w:r>
+        <w:rPr>
+          <w:b/>
+          <w:bCs/>
+        </w:rPr>
+        <w:t>Bài 7:</w:t>
+      </w:r>
+    </w:p>
+    <w:p>
+      <w:r>
+        <w:t>Tạo file compose.yaml</w:t>
+      </w:r>
+    </w:p>
+    <w:p>
+      <w:r>
+        <w:lastRenderedPageBreak/>
+        <w:drawing>
+          <wp:inline distT="0" distB="0" distL="0" distR="0" wp14:anchorId="1076853A" wp14:editId="36BC6854">
+            <wp:extent cx="5943600" cy="1978660"/>
+            <wp:effectExtent l="0" t="0" r="0" b="2540"/>
+            <wp:docPr id="967901234" name="Picture 1"/>
+            <wp:cNvGraphicFramePr>
+              <a:graphicFrameLocks xmlns:a="http://schemas.openxmlformats.org/drawingml/2006/main" noChangeAspect="1"/>
+            </wp:cNvGraphicFramePr>
+            <a:graphic xmlns:a="http://schemas.openxmlformats.org/drawingml/2006/main">
+              <a:graphicData uri="http://schemas.openxmlformats.org/drawingml/2006/picture">
+                <pic:pic xmlns:pic="http://schemas.openxmlformats.org/drawingml/2006/picture">
+                  <pic:nvPicPr>
+                    <pic:cNvPr id="967901234" name=""/>
+                    <pic:cNvPicPr/>
+                  </pic:nvPicPr>
+                  <pic:blipFill>
+                    <a:blip r:embed="rId22"/>
+                    <a:stretch>
+                      <a:fillRect/>
+                    </a:stretch>
+                  </pic:blipFill>
+                  <pic:spPr>
+                    <a:xfrm>
+                      <a:off x="0" y="0"/>
+                      <a:ext cx="5943600" cy="1978660"/>
+                    </a:xfrm>
+                    <a:prstGeom prst="rect">
+                      <a:avLst/>
+                    </a:prstGeom>
+                  </pic:spPr>
+                </pic:pic>
+              </a:graphicData>
+            </a:graphic>
+          </wp:inline>
+        </w:drawing>
+      </w:r>
+    </w:p>
+    <w:p>
+      <w:r>
+        <w:t>Chạy lệnh docker compose up -d</w:t>
+      </w:r>
+    </w:p>
+    <w:p>
+      <w:r>
+        <w:drawing>
+          <wp:inline distT="0" distB="0" distL="0" distR="0" wp14:anchorId="4E6A7C53" wp14:editId="1E995CD0">
+            <wp:extent cx="5943600" cy="1830070"/>
+            <wp:effectExtent l="0" t="0" r="0" b="0"/>
+            <wp:docPr id="311061529" name="Picture 1"/>
+            <wp:cNvGraphicFramePr>
+              <a:graphicFrameLocks xmlns:a="http://schemas.openxmlformats.org/drawingml/2006/main" noChangeAspect="1"/>
+            </wp:cNvGraphicFramePr>
+            <a:graphic xmlns:a="http://schemas.openxmlformats.org/drawingml/2006/main">
+              <a:graphicData uri="http://schemas.openxmlformats.org/drawingml/2006/picture">
+                <pic:pic xmlns:pic="http://schemas.openxmlformats.org/drawingml/2006/picture">
+                  <pic:nvPicPr>
+                    <pic:cNvPr id="311061529" name=""/>
+                    <pic:cNvPicPr/>
+                  </pic:nvPicPr>
+                  <pic:blipFill>
+                    <a:blip r:embed="rId23"/>
+                    <a:stretch>
+                      <a:fillRect/>
+                    </a:stretch>
+                  </pic:blipFill>
+                  <pic:spPr>
+                    <a:xfrm>
+                      <a:off x="0" y="0"/>
+                      <a:ext cx="5943600" cy="1830070"/>
+                    </a:xfrm>
+                    <a:prstGeom prst="rect">
+                      <a:avLst/>
+                    </a:prstGeom>
+                  </pic:spPr>
+                </pic:pic>
+              </a:graphicData>
+            </a:graphic>
+          </wp:inline>
+        </w:drawing>
+      </w:r>
+    </w:p>
+    <w:p>
+      <w:r>
+        <w:drawing>
+          <wp:inline distT="0" distB="0" distL="0" distR="0" wp14:anchorId="58547BFB" wp14:editId="415DF4C6">
+            <wp:extent cx="5943600" cy="1951990"/>
+            <wp:effectExtent l="0" t="0" r="0" b="0"/>
+            <wp:docPr id="1141869081" name="Picture 1"/>
+            <wp:cNvGraphicFramePr>
+              <a:graphicFrameLocks xmlns:a="http://schemas.openxmlformats.org/drawingml/2006/main" noChangeAspect="1"/>
+            </wp:cNvGraphicFramePr>
+            <a:graphic xmlns:a="http://schemas.openxmlformats.org/drawingml/2006/main">
+              <a:graphicData uri="http://schemas.openxmlformats.org/drawingml/2006/picture">
+                <pic:pic xmlns:pic="http://schemas.openxmlformats.org/drawingml/2006/picture">
+                  <pic:nvPicPr>
+                    <pic:cNvPr id="1141869081" name=""/>
+                    <pic:cNvPicPr/>
+                  </pic:nvPicPr>
+                  <pic:blipFill>
+                    <a:blip r:embed="rId24"/>
+                    <a:stretch>
+                      <a:fillRect/>
+                    </a:stretch>
+                  </pic:blipFill>
+                  <pic:spPr>
+                    <a:xfrm>
+                      <a:off x="0" y="0"/>
+                      <a:ext cx="5943600" cy="1951990"/>
+                    </a:xfrm>
+                    <a:prstGeom prst="rect">
+                      <a:avLst/>
+                    </a:prstGeom>
+                  </pic:spPr>
+                </pic:pic>
+              </a:graphicData>
+            </a:graphic>
+          </wp:inline>
+        </w:drawing>
+      </w:r>
+    </w:p>
+    <w:p>
+      <w:r>
+        <w:lastRenderedPageBreak/>
+        <w:drawing>
+          <wp:inline distT="0" distB="0" distL="0" distR="0" wp14:anchorId="69F271D1" wp14:editId="6ED535AF">
+            <wp:extent cx="5943600" cy="2727325"/>
+            <wp:effectExtent l="0" t="0" r="0" b="0"/>
+            <wp:docPr id="1198691794" name="Picture 1"/>
+            <wp:cNvGraphicFramePr>
+              <a:graphicFrameLocks xmlns:a="http://schemas.openxmlformats.org/drawingml/2006/main" noChangeAspect="1"/>
+            </wp:cNvGraphicFramePr>
+            <a:graphic xmlns:a="http://schemas.openxmlformats.org/drawingml/2006/main">
+              <a:graphicData uri="http://schemas.openxmlformats.org/drawingml/2006/picture">
+                <pic:pic xmlns:pic="http://schemas.openxmlformats.org/drawingml/2006/picture">
+                  <pic:nvPicPr>
+                    <pic:cNvPr id="1198691794" name=""/>
+                    <pic:cNvPicPr/>
+                  </pic:nvPicPr>
+                  <pic:blipFill>
+                    <a:blip r:embed="rId25"/>
+                    <a:stretch>
+                      <a:fillRect/>
+                    </a:stretch>
+                  </pic:blipFill>
+                  <pic:spPr>
+                    <a:xfrm>
+                      <a:off x="0" y="0"/>
+                      <a:ext cx="5943600" cy="2727325"/>
+                    </a:xfrm>
+                    <a:prstGeom prst="rect">
+                      <a:avLst/>
+                    </a:prstGeom>
+                  </pic:spPr>
+                </pic:pic>
+              </a:graphicData>
+            </a:graphic>
+          </wp:inline>
+        </w:drawing>
+      </w:r>
+    </w:p>
     <w:sectPr>
       <w:pgSz w:w="12240" w:h="15840"/>
       <w:pgMar w:top="1440" w:right="1440" w:bottom="1440" w:left="1440" w:header="720" w:footer="720" w:gutter="0"/>

--- a/NguyenHoVietKhoa_KTTKPM_Lab5.docx
+++ b/NguyenHoVietKhoa_KTTKPM_Lab5.docx
@@ -5,47 +5,72 @@
     <w:p>
       <w:pPr>
         <w:rPr>
+          <w:rFonts w:ascii="Times New Roman" w:hAnsi="Times New Roman" w:cs="Times New Roman"/>
           <w:b/>
-        </w:rPr>
-      </w:pPr>
-      <w:r>
-        <w:rPr>
+          <w:sz w:val="26"/>
+          <w:szCs w:val="26"/>
+        </w:rPr>
+      </w:pPr>
+      <w:r>
+        <w:rPr>
+          <w:rFonts w:ascii="Times New Roman" w:hAnsi="Times New Roman" w:cs="Times New Roman"/>
           <w:b/>
-        </w:rPr>
-        <w:t>Phần 2 – Lab 5</w:t>
-      </w:r>
-      <w:r>
-        <w:rPr>
+          <w:sz w:val="26"/>
+          <w:szCs w:val="26"/>
+        </w:rPr>
+        <w:t>Phần 2 – Lab 5:</w:t>
+      </w:r>
+    </w:p>
+    <w:p>
+      <w:pPr>
+        <w:rPr>
+          <w:rFonts w:ascii="Times New Roman" w:hAnsi="Times New Roman" w:cs="Times New Roman"/>
           <w:b/>
-        </w:rPr>
-        <w:t>:</w:t>
-      </w:r>
-    </w:p>
-    <w:p>
-      <w:pPr>
-        <w:rPr>
+          <w:sz w:val="26"/>
+          <w:szCs w:val="26"/>
+        </w:rPr>
+      </w:pPr>
+      <w:r>
+        <w:rPr>
+          <w:rFonts w:ascii="Times New Roman" w:hAnsi="Times New Roman" w:cs="Times New Roman"/>
           <w:b/>
-        </w:rPr>
-      </w:pPr>
-      <w:r>
-        <w:rPr>
-          <w:b/>
+          <w:sz w:val="26"/>
+          <w:szCs w:val="26"/>
         </w:rPr>
         <w:t>Bài 1:</w:t>
       </w:r>
     </w:p>
     <w:p>
-      <w:r>
-        <w:t>Tạo</w:t>
-      </w:r>
-      <w:r>
-        <w:t xml:space="preserve"> file compose.yaml</w:t>
-      </w:r>
-    </w:p>
-    <w:p>
-      <w:r>
-        <w:rPr>
+      <w:pPr>
+        <w:rPr>
+          <w:rFonts w:ascii="Times New Roman" w:hAnsi="Times New Roman" w:cs="Times New Roman"/>
+          <w:sz w:val="26"/>
+          <w:szCs w:val="26"/>
+        </w:rPr>
+      </w:pPr>
+      <w:r>
+        <w:rPr>
+          <w:rFonts w:ascii="Times New Roman" w:hAnsi="Times New Roman" w:cs="Times New Roman"/>
+          <w:sz w:val="26"/>
+          <w:szCs w:val="26"/>
+        </w:rPr>
+        <w:t>Tạo file compose.yaml</w:t>
+      </w:r>
+    </w:p>
+    <w:p>
+      <w:pPr>
+        <w:rPr>
+          <w:rFonts w:ascii="Times New Roman" w:hAnsi="Times New Roman" w:cs="Times New Roman"/>
+          <w:sz w:val="26"/>
+          <w:szCs w:val="26"/>
+        </w:rPr>
+      </w:pPr>
+      <w:r>
+        <w:rPr>
+          <w:rFonts w:ascii="Times New Roman" w:hAnsi="Times New Roman" w:cs="Times New Roman"/>
           <w:noProof/>
+          <w:sz w:val="26"/>
+          <w:szCs w:val="26"/>
         </w:rPr>
         <w:drawing>
           <wp:inline distT="0" distB="0" distL="0" distR="0" wp14:anchorId="544D9575" wp14:editId="7E86C330">
@@ -85,14 +110,36 @@
       </w:r>
     </w:p>
     <w:p>
-      <w:r>
+      <w:pPr>
+        <w:rPr>
+          <w:rFonts w:ascii="Times New Roman" w:hAnsi="Times New Roman" w:cs="Times New Roman"/>
+          <w:sz w:val="26"/>
+          <w:szCs w:val="26"/>
+        </w:rPr>
+      </w:pPr>
+      <w:r>
+        <w:rPr>
+          <w:rFonts w:ascii="Times New Roman" w:hAnsi="Times New Roman" w:cs="Times New Roman"/>
+          <w:sz w:val="26"/>
+          <w:szCs w:val="26"/>
+        </w:rPr>
         <w:t>Chạy lệnh docker compose up</w:t>
       </w:r>
     </w:p>
     <w:p>
-      <w:r>
-        <w:rPr>
+      <w:pPr>
+        <w:rPr>
+          <w:rFonts w:ascii="Times New Roman" w:hAnsi="Times New Roman" w:cs="Times New Roman"/>
+          <w:sz w:val="26"/>
+          <w:szCs w:val="26"/>
+        </w:rPr>
+      </w:pPr>
+      <w:r>
+        <w:rPr>
+          <w:rFonts w:ascii="Times New Roman" w:hAnsi="Times New Roman" w:cs="Times New Roman"/>
           <w:noProof/>
+          <w:sz w:val="26"/>
+          <w:szCs w:val="26"/>
         </w:rPr>
         <w:drawing>
           <wp:inline distT="0" distB="0" distL="0" distR="0" wp14:anchorId="0DD05946" wp14:editId="7CE2C65D">
@@ -132,9 +179,19 @@
       </w:r>
     </w:p>
     <w:p>
-      <w:r>
-        <w:rPr>
+      <w:pPr>
+        <w:rPr>
+          <w:rFonts w:ascii="Times New Roman" w:hAnsi="Times New Roman" w:cs="Times New Roman"/>
+          <w:sz w:val="26"/>
+          <w:szCs w:val="26"/>
+        </w:rPr>
+      </w:pPr>
+      <w:r>
+        <w:rPr>
+          <w:rFonts w:ascii="Times New Roman" w:hAnsi="Times New Roman" w:cs="Times New Roman"/>
           <w:noProof/>
+          <w:sz w:val="26"/>
+          <w:szCs w:val="26"/>
         </w:rPr>
         <w:drawing>
           <wp:inline distT="0" distB="0" distL="0" distR="0" wp14:anchorId="5E482880" wp14:editId="4A1F9961">
@@ -173,32 +230,56 @@
         </w:drawing>
       </w:r>
     </w:p>
-    <w:p/>
-    <w:p>
-      <w:pPr>
-        <w:rPr>
+    <w:p>
+      <w:pPr>
+        <w:rPr>
+          <w:rFonts w:ascii="Times New Roman" w:hAnsi="Times New Roman" w:cs="Times New Roman"/>
           <w:b/>
-        </w:rPr>
-      </w:pPr>
-      <w:r>
-        <w:rPr>
+          <w:sz w:val="26"/>
+          <w:szCs w:val="26"/>
+        </w:rPr>
+      </w:pPr>
+      <w:r>
+        <w:rPr>
+          <w:rFonts w:ascii="Times New Roman" w:hAnsi="Times New Roman" w:cs="Times New Roman"/>
           <w:b/>
+          <w:sz w:val="26"/>
+          <w:szCs w:val="26"/>
         </w:rPr>
         <w:t>Bài 2:</w:t>
       </w:r>
     </w:p>
     <w:p>
-      <w:r>
-        <w:t>Tạo</w:t>
-      </w:r>
-      <w:r>
-        <w:t xml:space="preserve"> file compose.yaml</w:t>
-      </w:r>
-    </w:p>
-    <w:p>
-      <w:r>
-        <w:rPr>
+      <w:pPr>
+        <w:rPr>
+          <w:rFonts w:ascii="Times New Roman" w:hAnsi="Times New Roman" w:cs="Times New Roman"/>
+          <w:sz w:val="26"/>
+          <w:szCs w:val="26"/>
+        </w:rPr>
+      </w:pPr>
+      <w:r>
+        <w:rPr>
+          <w:rFonts w:ascii="Times New Roman" w:hAnsi="Times New Roman" w:cs="Times New Roman"/>
+          <w:sz w:val="26"/>
+          <w:szCs w:val="26"/>
+        </w:rPr>
+        <w:t>Tạo file compose.yaml</w:t>
+      </w:r>
+    </w:p>
+    <w:p>
+      <w:pPr>
+        <w:rPr>
+          <w:rFonts w:ascii="Times New Roman" w:hAnsi="Times New Roman" w:cs="Times New Roman"/>
+          <w:sz w:val="26"/>
+          <w:szCs w:val="26"/>
+        </w:rPr>
+      </w:pPr>
+      <w:r>
+        <w:rPr>
+          <w:rFonts w:ascii="Times New Roman" w:hAnsi="Times New Roman" w:cs="Times New Roman"/>
           <w:noProof/>
+          <w:sz w:val="26"/>
+          <w:szCs w:val="26"/>
         </w:rPr>
         <w:drawing>
           <wp:inline distT="0" distB="0" distL="0" distR="0" wp14:anchorId="1F676AB7" wp14:editId="16E0DF61">
@@ -238,16 +319,38 @@
       </w:r>
     </w:p>
     <w:p>
-      <w:r>
+      <w:pPr>
+        <w:rPr>
+          <w:rFonts w:ascii="Times New Roman" w:hAnsi="Times New Roman" w:cs="Times New Roman"/>
+          <w:sz w:val="26"/>
+          <w:szCs w:val="26"/>
+        </w:rPr>
+      </w:pPr>
+      <w:r>
+        <w:rPr>
+          <w:rFonts w:ascii="Times New Roman" w:hAnsi="Times New Roman" w:cs="Times New Roman"/>
+          <w:sz w:val="26"/>
+          <w:szCs w:val="26"/>
+        </w:rPr>
+        <w:t>Chạy lệnh docker compose up -d</w:t>
+      </w:r>
+    </w:p>
+    <w:p>
+      <w:pPr>
+        <w:rPr>
+          <w:rFonts w:ascii="Times New Roman" w:hAnsi="Times New Roman" w:cs="Times New Roman"/>
+          <w:sz w:val="26"/>
+          <w:szCs w:val="26"/>
+        </w:rPr>
+      </w:pPr>
+      <w:r>
+        <w:rPr>
+          <w:rFonts w:ascii="Times New Roman" w:hAnsi="Times New Roman" w:cs="Times New Roman"/>
+          <w:noProof/>
+          <w:sz w:val="26"/>
+          <w:szCs w:val="26"/>
+        </w:rPr>
         <w:lastRenderedPageBreak/>
-        <w:t>Chạy lệnh docker compose up -d</w:t>
-      </w:r>
-    </w:p>
-    <w:p>
-      <w:r>
-        <w:rPr>
-          <w:noProof/>
-        </w:rPr>
         <w:drawing>
           <wp:inline distT="0" distB="0" distL="0" distR="0" wp14:anchorId="3A1E0F15" wp14:editId="3742CC5D">
             <wp:extent cx="5943600" cy="922655"/>
@@ -286,9 +389,19 @@
       </w:r>
     </w:p>
     <w:p>
-      <w:r>
-        <w:rPr>
+      <w:pPr>
+        <w:rPr>
+          <w:rFonts w:ascii="Times New Roman" w:hAnsi="Times New Roman" w:cs="Times New Roman"/>
+          <w:sz w:val="26"/>
+          <w:szCs w:val="26"/>
+        </w:rPr>
+      </w:pPr>
+      <w:r>
+        <w:rPr>
+          <w:rFonts w:ascii="Times New Roman" w:hAnsi="Times New Roman" w:cs="Times New Roman"/>
           <w:noProof/>
+          <w:sz w:val="26"/>
+          <w:szCs w:val="26"/>
         </w:rPr>
         <w:drawing>
           <wp:inline distT="0" distB="0" distL="0" distR="0" wp14:anchorId="05F1F926" wp14:editId="6F11C881">
@@ -328,9 +441,19 @@
       </w:r>
     </w:p>
     <w:p>
-      <w:r>
-        <w:rPr>
+      <w:pPr>
+        <w:rPr>
+          <w:rFonts w:ascii="Times New Roman" w:hAnsi="Times New Roman" w:cs="Times New Roman"/>
+          <w:sz w:val="26"/>
+          <w:szCs w:val="26"/>
+        </w:rPr>
+      </w:pPr>
+      <w:r>
+        <w:rPr>
+          <w:rFonts w:ascii="Times New Roman" w:hAnsi="Times New Roman" w:cs="Times New Roman"/>
           <w:noProof/>
+          <w:sz w:val="26"/>
+          <w:szCs w:val="26"/>
         </w:rPr>
         <w:drawing>
           <wp:inline distT="0" distB="0" distL="0" distR="0" wp14:anchorId="393F547D" wp14:editId="745ED0D5">
@@ -372,28 +495,53 @@
     <w:p>
       <w:pPr>
         <w:rPr>
+          <w:rFonts w:ascii="Times New Roman" w:hAnsi="Times New Roman" w:cs="Times New Roman"/>
           <w:b/>
-        </w:rPr>
-      </w:pPr>
-      <w:r>
-        <w:rPr>
+          <w:sz w:val="26"/>
+          <w:szCs w:val="26"/>
+        </w:rPr>
+      </w:pPr>
+      <w:r>
+        <w:rPr>
+          <w:rFonts w:ascii="Times New Roman" w:hAnsi="Times New Roman" w:cs="Times New Roman"/>
           <w:b/>
+          <w:sz w:val="26"/>
+          <w:szCs w:val="26"/>
         </w:rPr>
         <w:t>Bài 3:</w:t>
       </w:r>
     </w:p>
     <w:p>
-      <w:r>
-        <w:t>Tạo</w:t>
-      </w:r>
-      <w:r>
-        <w:t xml:space="preserve"> file compose.yaml</w:t>
-      </w:r>
-    </w:p>
-    <w:p>
-      <w:r>
-        <w:rPr>
+      <w:pPr>
+        <w:rPr>
+          <w:rFonts w:ascii="Times New Roman" w:hAnsi="Times New Roman" w:cs="Times New Roman"/>
+          <w:sz w:val="26"/>
+          <w:szCs w:val="26"/>
+        </w:rPr>
+      </w:pPr>
+      <w:r>
+        <w:rPr>
+          <w:rFonts w:ascii="Times New Roman" w:hAnsi="Times New Roman" w:cs="Times New Roman"/>
+          <w:sz w:val="26"/>
+          <w:szCs w:val="26"/>
+        </w:rPr>
+        <w:t>Tạo file compose.yaml</w:t>
+      </w:r>
+    </w:p>
+    <w:p>
+      <w:pPr>
+        <w:rPr>
+          <w:rFonts w:ascii="Times New Roman" w:hAnsi="Times New Roman" w:cs="Times New Roman"/>
+          <w:sz w:val="26"/>
+          <w:szCs w:val="26"/>
+        </w:rPr>
+      </w:pPr>
+      <w:r>
+        <w:rPr>
+          <w:rFonts w:ascii="Times New Roman" w:hAnsi="Times New Roman" w:cs="Times New Roman"/>
           <w:noProof/>
+          <w:sz w:val="26"/>
+          <w:szCs w:val="26"/>
         </w:rPr>
         <w:drawing>
           <wp:inline distT="0" distB="0" distL="0" distR="0" wp14:anchorId="10BF9347" wp14:editId="14988870">
@@ -433,14 +581,36 @@
       </w:r>
     </w:p>
     <w:p>
-      <w:r>
+      <w:pPr>
+        <w:rPr>
+          <w:rFonts w:ascii="Times New Roman" w:hAnsi="Times New Roman" w:cs="Times New Roman"/>
+          <w:sz w:val="26"/>
+          <w:szCs w:val="26"/>
+        </w:rPr>
+      </w:pPr>
+      <w:r>
+        <w:rPr>
+          <w:rFonts w:ascii="Times New Roman" w:hAnsi="Times New Roman" w:cs="Times New Roman"/>
+          <w:sz w:val="26"/>
+          <w:szCs w:val="26"/>
+        </w:rPr>
         <w:t>Chạy lệnh docker compose up -d</w:t>
       </w:r>
     </w:p>
     <w:p>
-      <w:r>
-        <w:rPr>
+      <w:pPr>
+        <w:rPr>
+          <w:rFonts w:ascii="Times New Roman" w:hAnsi="Times New Roman" w:cs="Times New Roman"/>
+          <w:sz w:val="26"/>
+          <w:szCs w:val="26"/>
+        </w:rPr>
+      </w:pPr>
+      <w:r>
+        <w:rPr>
+          <w:rFonts w:ascii="Times New Roman" w:hAnsi="Times New Roman" w:cs="Times New Roman"/>
           <w:noProof/>
+          <w:sz w:val="26"/>
+          <w:szCs w:val="26"/>
         </w:rPr>
         <w:lastRenderedPageBreak/>
         <w:drawing>
@@ -483,28 +653,53 @@
     <w:p>
       <w:pPr>
         <w:rPr>
+          <w:rFonts w:ascii="Times New Roman" w:hAnsi="Times New Roman" w:cs="Times New Roman"/>
           <w:b/>
-        </w:rPr>
-      </w:pPr>
-      <w:r>
-        <w:rPr>
+          <w:sz w:val="26"/>
+          <w:szCs w:val="26"/>
+        </w:rPr>
+      </w:pPr>
+      <w:r>
+        <w:rPr>
+          <w:rFonts w:ascii="Times New Roman" w:hAnsi="Times New Roman" w:cs="Times New Roman"/>
           <w:b/>
+          <w:sz w:val="26"/>
+          <w:szCs w:val="26"/>
         </w:rPr>
         <w:t>Bài 4:</w:t>
       </w:r>
     </w:p>
     <w:p>
-      <w:r>
-        <w:t>Tạo</w:t>
-      </w:r>
-      <w:r>
-        <w:t xml:space="preserve"> file compose.yaml</w:t>
-      </w:r>
-    </w:p>
-    <w:p>
-      <w:r>
-        <w:rPr>
+      <w:pPr>
+        <w:rPr>
+          <w:rFonts w:ascii="Times New Roman" w:hAnsi="Times New Roman" w:cs="Times New Roman"/>
+          <w:sz w:val="26"/>
+          <w:szCs w:val="26"/>
+        </w:rPr>
+      </w:pPr>
+      <w:r>
+        <w:rPr>
+          <w:rFonts w:ascii="Times New Roman" w:hAnsi="Times New Roman" w:cs="Times New Roman"/>
+          <w:sz w:val="26"/>
+          <w:szCs w:val="26"/>
+        </w:rPr>
+        <w:t>Tạo file compose.yaml</w:t>
+      </w:r>
+    </w:p>
+    <w:p>
+      <w:pPr>
+        <w:rPr>
+          <w:rFonts w:ascii="Times New Roman" w:hAnsi="Times New Roman" w:cs="Times New Roman"/>
+          <w:sz w:val="26"/>
+          <w:szCs w:val="26"/>
+        </w:rPr>
+      </w:pPr>
+      <w:r>
+        <w:rPr>
+          <w:rFonts w:ascii="Times New Roman" w:hAnsi="Times New Roman" w:cs="Times New Roman"/>
           <w:noProof/>
+          <w:sz w:val="26"/>
+          <w:szCs w:val="26"/>
         </w:rPr>
         <w:drawing>
           <wp:inline distT="0" distB="0" distL="0" distR="0" wp14:anchorId="1875DBB0" wp14:editId="7B182497">
@@ -544,14 +739,36 @@
       </w:r>
     </w:p>
     <w:p>
-      <w:r>
+      <w:pPr>
+        <w:rPr>
+          <w:rFonts w:ascii="Times New Roman" w:hAnsi="Times New Roman" w:cs="Times New Roman"/>
+          <w:sz w:val="26"/>
+          <w:szCs w:val="26"/>
+        </w:rPr>
+      </w:pPr>
+      <w:r>
+        <w:rPr>
+          <w:rFonts w:ascii="Times New Roman" w:hAnsi="Times New Roman" w:cs="Times New Roman"/>
+          <w:sz w:val="26"/>
+          <w:szCs w:val="26"/>
+        </w:rPr>
         <w:t>Chạy lệnh docker compose up -d --build</w:t>
       </w:r>
     </w:p>
     <w:p>
-      <w:r>
-        <w:rPr>
+      <w:pPr>
+        <w:rPr>
+          <w:rFonts w:ascii="Times New Roman" w:hAnsi="Times New Roman" w:cs="Times New Roman"/>
+          <w:sz w:val="26"/>
+          <w:szCs w:val="26"/>
+        </w:rPr>
+      </w:pPr>
+      <w:r>
+        <w:rPr>
+          <w:rFonts w:ascii="Times New Roman" w:hAnsi="Times New Roman" w:cs="Times New Roman"/>
           <w:noProof/>
+          <w:sz w:val="26"/>
+          <w:szCs w:val="26"/>
         </w:rPr>
         <w:drawing>
           <wp:inline distT="0" distB="0" distL="0" distR="0" wp14:anchorId="0F063478" wp14:editId="3273E756">
@@ -591,9 +808,19 @@
       </w:r>
     </w:p>
     <w:p>
-      <w:r>
-        <w:rPr>
+      <w:pPr>
+        <w:rPr>
+          <w:rFonts w:ascii="Times New Roman" w:hAnsi="Times New Roman" w:cs="Times New Roman"/>
+          <w:sz w:val="26"/>
+          <w:szCs w:val="26"/>
+        </w:rPr>
+      </w:pPr>
+      <w:r>
+        <w:rPr>
+          <w:rFonts w:ascii="Times New Roman" w:hAnsi="Times New Roman" w:cs="Times New Roman"/>
           <w:noProof/>
+          <w:sz w:val="26"/>
+          <w:szCs w:val="26"/>
         </w:rPr>
         <w:lastRenderedPageBreak/>
         <w:drawing>
@@ -636,27 +863,55 @@
     <w:p>
       <w:pPr>
         <w:rPr>
+          <w:rFonts w:ascii="Times New Roman" w:hAnsi="Times New Roman" w:cs="Times New Roman"/>
           <w:b/>
           <w:bCs/>
-        </w:rPr>
-      </w:pPr>
-      <w:r>
-        <w:rPr>
+          <w:sz w:val="26"/>
+          <w:szCs w:val="26"/>
+        </w:rPr>
+      </w:pPr>
+      <w:r>
+        <w:rPr>
+          <w:rFonts w:ascii="Times New Roman" w:hAnsi="Times New Roman" w:cs="Times New Roman"/>
           <w:b/>
           <w:bCs/>
+          <w:sz w:val="26"/>
+          <w:szCs w:val="26"/>
         </w:rPr>
         <w:t>Bài 5:</w:t>
       </w:r>
     </w:p>
     <w:p>
-      <w:r>
+      <w:pPr>
+        <w:rPr>
+          <w:rFonts w:ascii="Times New Roman" w:hAnsi="Times New Roman" w:cs="Times New Roman"/>
+          <w:sz w:val="26"/>
+          <w:szCs w:val="26"/>
+        </w:rPr>
+      </w:pPr>
+      <w:r>
+        <w:rPr>
+          <w:rFonts w:ascii="Times New Roman" w:hAnsi="Times New Roman" w:cs="Times New Roman"/>
+          <w:sz w:val="26"/>
+          <w:szCs w:val="26"/>
+        </w:rPr>
         <w:t>Tạo compose.yaml</w:t>
       </w:r>
     </w:p>
     <w:p>
-      <w:r>
-        <w:rPr>
+      <w:pPr>
+        <w:rPr>
+          <w:rFonts w:ascii="Times New Roman" w:hAnsi="Times New Roman" w:cs="Times New Roman"/>
+          <w:sz w:val="26"/>
+          <w:szCs w:val="26"/>
+        </w:rPr>
+      </w:pPr>
+      <w:r>
+        <w:rPr>
+          <w:rFonts w:ascii="Times New Roman" w:hAnsi="Times New Roman" w:cs="Times New Roman"/>
           <w:noProof/>
+          <w:sz w:val="26"/>
+          <w:szCs w:val="26"/>
         </w:rPr>
         <w:drawing>
           <wp:inline distT="0" distB="0" distL="0" distR="0" wp14:anchorId="4F4D21FC" wp14:editId="1444C8E6">
@@ -696,16 +951,38 @@
       </w:r>
     </w:p>
     <w:p>
-      <w:r>
+      <w:pPr>
+        <w:rPr>
+          <w:rFonts w:ascii="Times New Roman" w:hAnsi="Times New Roman" w:cs="Times New Roman"/>
+          <w:sz w:val="26"/>
+          <w:szCs w:val="26"/>
+        </w:rPr>
+      </w:pPr>
+      <w:r>
+        <w:rPr>
+          <w:rFonts w:ascii="Times New Roman" w:hAnsi="Times New Roman" w:cs="Times New Roman"/>
+          <w:sz w:val="26"/>
+          <w:szCs w:val="26"/>
+        </w:rPr>
         <w:t>Chạy lệnh docker compose up -d</w:t>
       </w:r>
     </w:p>
     <w:p>
-      <w:r>
-        <w:rPr>
+      <w:pPr>
+        <w:rPr>
+          <w:rFonts w:ascii="Times New Roman" w:hAnsi="Times New Roman" w:cs="Times New Roman"/>
+          <w:sz w:val="26"/>
+          <w:szCs w:val="26"/>
+        </w:rPr>
+      </w:pPr>
+      <w:r>
+        <w:rPr>
+          <w:rFonts w:ascii="Times New Roman" w:hAnsi="Times New Roman" w:cs="Times New Roman"/>
           <w:b/>
           <w:bCs/>
           <w:noProof/>
+          <w:sz w:val="26"/>
+          <w:szCs w:val="26"/>
         </w:rPr>
         <w:drawing>
           <wp:inline distT="0" distB="0" distL="0" distR="0" wp14:anchorId="2D29469D" wp14:editId="034B12C4">
@@ -747,28 +1024,57 @@
     <w:p>
       <w:pPr>
         <w:rPr>
+          <w:rFonts w:ascii="Times New Roman" w:hAnsi="Times New Roman" w:cs="Times New Roman"/>
           <w:b/>
           <w:bCs/>
-        </w:rPr>
-      </w:pPr>
-      <w:r>
-        <w:rPr>
+          <w:sz w:val="26"/>
+          <w:szCs w:val="26"/>
+        </w:rPr>
+      </w:pPr>
+      <w:r>
+        <w:rPr>
+          <w:rFonts w:ascii="Times New Roman" w:hAnsi="Times New Roman" w:cs="Times New Roman"/>
           <w:b/>
           <w:bCs/>
+          <w:sz w:val="26"/>
+          <w:szCs w:val="26"/>
         </w:rPr>
         <w:t>Bài 6:</w:t>
       </w:r>
     </w:p>
     <w:p>
-      <w:r>
+      <w:pPr>
+        <w:rPr>
+          <w:rFonts w:ascii="Times New Roman" w:hAnsi="Times New Roman" w:cs="Times New Roman"/>
+          <w:sz w:val="26"/>
+          <w:szCs w:val="26"/>
+        </w:rPr>
+      </w:pPr>
+      <w:r>
+        <w:rPr>
+          <w:rFonts w:ascii="Times New Roman" w:hAnsi="Times New Roman" w:cs="Times New Roman"/>
+          <w:sz w:val="26"/>
+          <w:szCs w:val="26"/>
+        </w:rPr>
         <w:t>Tạo compose.yaml</w:t>
       </w:r>
     </w:p>
     <w:p>
-      <w:r>
-        <w:rPr>
+      <w:pPr>
+        <w:rPr>
+          <w:rFonts w:ascii="Times New Roman" w:hAnsi="Times New Roman" w:cs="Times New Roman"/>
+          <w:sz w:val="26"/>
+          <w:szCs w:val="26"/>
+        </w:rPr>
+      </w:pPr>
+      <w:r>
+        <w:rPr>
+          <w:rFonts w:ascii="Times New Roman" w:hAnsi="Times New Roman" w:cs="Times New Roman"/>
           <w:noProof/>
-        </w:rPr>
+          <w:sz w:val="26"/>
+          <w:szCs w:val="26"/>
+        </w:rPr>
+        <w:lastRenderedPageBreak/>
         <w:drawing>
           <wp:inline distT="0" distB="0" distL="0" distR="0" wp14:anchorId="77F9C097" wp14:editId="57E21652">
             <wp:extent cx="5943600" cy="2034540"/>
@@ -807,15 +1113,36 @@
       </w:r>
     </w:p>
     <w:p>
-      <w:r>
-        <w:lastRenderedPageBreak/>
+      <w:pPr>
+        <w:rPr>
+          <w:rFonts w:ascii="Times New Roman" w:hAnsi="Times New Roman" w:cs="Times New Roman"/>
+          <w:sz w:val="26"/>
+          <w:szCs w:val="26"/>
+        </w:rPr>
+      </w:pPr>
+      <w:r>
+        <w:rPr>
+          <w:rFonts w:ascii="Times New Roman" w:hAnsi="Times New Roman" w:cs="Times New Roman"/>
+          <w:sz w:val="26"/>
+          <w:szCs w:val="26"/>
+        </w:rPr>
         <w:t>Chạy lệnh docker compose up -d</w:t>
       </w:r>
     </w:p>
     <w:p>
-      <w:r>
-        <w:rPr>
+      <w:pPr>
+        <w:rPr>
+          <w:rFonts w:ascii="Times New Roman" w:hAnsi="Times New Roman" w:cs="Times New Roman"/>
+          <w:sz w:val="26"/>
+          <w:szCs w:val="26"/>
+        </w:rPr>
+      </w:pPr>
+      <w:r>
+        <w:rPr>
+          <w:rFonts w:ascii="Times New Roman" w:hAnsi="Times New Roman" w:cs="Times New Roman"/>
           <w:noProof/>
+          <w:sz w:val="26"/>
+          <w:szCs w:val="26"/>
         </w:rPr>
         <w:drawing>
           <wp:inline distT="0" distB="0" distL="0" distR="0" wp14:anchorId="1AF6F203" wp14:editId="05007622">
@@ -855,9 +1182,19 @@
       </w:r>
     </w:p>
     <w:p>
-      <w:r>
-        <w:rPr>
+      <w:pPr>
+        <w:rPr>
+          <w:rFonts w:ascii="Times New Roman" w:hAnsi="Times New Roman" w:cs="Times New Roman"/>
+          <w:sz w:val="26"/>
+          <w:szCs w:val="26"/>
+        </w:rPr>
+      </w:pPr>
+      <w:r>
+        <w:rPr>
+          <w:rFonts w:ascii="Times New Roman" w:hAnsi="Times New Roman" w:cs="Times New Roman"/>
           <w:noProof/>
+          <w:sz w:val="26"/>
+          <w:szCs w:val="26"/>
         </w:rPr>
         <w:drawing>
           <wp:inline distT="0" distB="0" distL="0" distR="0" wp14:anchorId="4B4C347F" wp14:editId="06FB1C1D">
@@ -897,10 +1234,21 @@
       </w:r>
     </w:p>
     <w:p>
-      <w:r>
-        <w:rPr>
+      <w:pPr>
+        <w:rPr>
+          <w:rFonts w:ascii="Times New Roman" w:hAnsi="Times New Roman" w:cs="Times New Roman"/>
+          <w:sz w:val="26"/>
+          <w:szCs w:val="26"/>
+        </w:rPr>
+      </w:pPr>
+      <w:r>
+        <w:rPr>
+          <w:rFonts w:ascii="Times New Roman" w:hAnsi="Times New Roman" w:cs="Times New Roman"/>
           <w:noProof/>
-        </w:rPr>
+          <w:sz w:val="26"/>
+          <w:szCs w:val="26"/>
+        </w:rPr>
+        <w:lastRenderedPageBreak/>
         <w:drawing>
           <wp:inline distT="0" distB="0" distL="0" distR="0" wp14:anchorId="2D0ECB5F" wp14:editId="7BE0B2ED">
             <wp:extent cx="5943600" cy="3114675"/>
@@ -941,26 +1289,56 @@
     <w:p>
       <w:pPr>
         <w:rPr>
+          <w:rFonts w:ascii="Times New Roman" w:hAnsi="Times New Roman" w:cs="Times New Roman"/>
           <w:b/>
           <w:bCs/>
-        </w:rPr>
-      </w:pPr>
-      <w:r>
-        <w:rPr>
+          <w:sz w:val="26"/>
+          <w:szCs w:val="26"/>
+        </w:rPr>
+      </w:pPr>
+      <w:r>
+        <w:rPr>
+          <w:rFonts w:ascii="Times New Roman" w:hAnsi="Times New Roman" w:cs="Times New Roman"/>
           <w:b/>
           <w:bCs/>
+          <w:sz w:val="26"/>
+          <w:szCs w:val="26"/>
         </w:rPr>
         <w:t>Bài 7:</w:t>
       </w:r>
     </w:p>
     <w:p>
-      <w:r>
+      <w:pPr>
+        <w:rPr>
+          <w:rFonts w:ascii="Times New Roman" w:hAnsi="Times New Roman" w:cs="Times New Roman"/>
+          <w:sz w:val="26"/>
+          <w:szCs w:val="26"/>
+        </w:rPr>
+      </w:pPr>
+      <w:r>
+        <w:rPr>
+          <w:rFonts w:ascii="Times New Roman" w:hAnsi="Times New Roman" w:cs="Times New Roman"/>
+          <w:sz w:val="26"/>
+          <w:szCs w:val="26"/>
+        </w:rPr>
         <w:t>Tạo file compose.yaml</w:t>
       </w:r>
     </w:p>
     <w:p>
-      <w:r>
-        <w:lastRenderedPageBreak/>
+      <w:pPr>
+        <w:rPr>
+          <w:rFonts w:ascii="Times New Roman" w:hAnsi="Times New Roman" w:cs="Times New Roman"/>
+          <w:sz w:val="26"/>
+          <w:szCs w:val="26"/>
+        </w:rPr>
+      </w:pPr>
+      <w:r>
+        <w:rPr>
+          <w:rFonts w:ascii="Times New Roman" w:hAnsi="Times New Roman" w:cs="Times New Roman"/>
+          <w:noProof/>
+          <w:sz w:val="26"/>
+          <w:szCs w:val="26"/>
+        </w:rPr>
         <w:drawing>
           <wp:inline distT="0" distB="0" distL="0" distR="0" wp14:anchorId="1076853A" wp14:editId="36BC6854">
             <wp:extent cx="5943600" cy="1978660"/>
@@ -999,12 +1377,37 @@
       </w:r>
     </w:p>
     <w:p>
-      <w:r>
+      <w:pPr>
+        <w:rPr>
+          <w:rFonts w:ascii="Times New Roman" w:hAnsi="Times New Roman" w:cs="Times New Roman"/>
+          <w:sz w:val="26"/>
+          <w:szCs w:val="26"/>
+        </w:rPr>
+      </w:pPr>
+      <w:r>
+        <w:rPr>
+          <w:rFonts w:ascii="Times New Roman" w:hAnsi="Times New Roman" w:cs="Times New Roman"/>
+          <w:sz w:val="26"/>
+          <w:szCs w:val="26"/>
+        </w:rPr>
         <w:t>Chạy lệnh docker compose up -d</w:t>
       </w:r>
     </w:p>
     <w:p>
-      <w:r>
+      <w:pPr>
+        <w:rPr>
+          <w:rFonts w:ascii="Times New Roman" w:hAnsi="Times New Roman" w:cs="Times New Roman"/>
+          <w:sz w:val="26"/>
+          <w:szCs w:val="26"/>
+        </w:rPr>
+      </w:pPr>
+      <w:r>
+        <w:rPr>
+          <w:rFonts w:ascii="Times New Roman" w:hAnsi="Times New Roman" w:cs="Times New Roman"/>
+          <w:noProof/>
+          <w:sz w:val="26"/>
+          <w:szCs w:val="26"/>
+        </w:rPr>
         <w:drawing>
           <wp:inline distT="0" distB="0" distL="0" distR="0" wp14:anchorId="4E6A7C53" wp14:editId="1E995CD0">
             <wp:extent cx="5943600" cy="1830070"/>
@@ -1043,7 +1446,21 @@
       </w:r>
     </w:p>
     <w:p>
-      <w:r>
+      <w:pPr>
+        <w:rPr>
+          <w:rFonts w:ascii="Times New Roman" w:hAnsi="Times New Roman" w:cs="Times New Roman"/>
+          <w:sz w:val="26"/>
+          <w:szCs w:val="26"/>
+        </w:rPr>
+      </w:pPr>
+      <w:r>
+        <w:rPr>
+          <w:rFonts w:ascii="Times New Roman" w:hAnsi="Times New Roman" w:cs="Times New Roman"/>
+          <w:noProof/>
+          <w:sz w:val="26"/>
+          <w:szCs w:val="26"/>
+        </w:rPr>
+        <w:lastRenderedPageBreak/>
         <w:drawing>
           <wp:inline distT="0" distB="0" distL="0" distR="0" wp14:anchorId="58547BFB" wp14:editId="415DF4C6">
             <wp:extent cx="5943600" cy="1951990"/>
@@ -1082,8 +1499,20 @@
       </w:r>
     </w:p>
     <w:p>
-      <w:r>
-        <w:lastRenderedPageBreak/>
+      <w:pPr>
+        <w:rPr>
+          <w:rFonts w:ascii="Times New Roman" w:hAnsi="Times New Roman" w:cs="Times New Roman"/>
+          <w:sz w:val="26"/>
+          <w:szCs w:val="26"/>
+        </w:rPr>
+      </w:pPr>
+      <w:r>
+        <w:rPr>
+          <w:rFonts w:ascii="Times New Roman" w:hAnsi="Times New Roman" w:cs="Times New Roman"/>
+          <w:noProof/>
+          <w:sz w:val="26"/>
+          <w:szCs w:val="26"/>
+        </w:rPr>
         <w:drawing>
           <wp:inline distT="0" distB="0" distL="0" distR="0" wp14:anchorId="69F271D1" wp14:editId="6ED535AF">
             <wp:extent cx="5943600" cy="2727325"/>
@@ -1120,6 +1549,241 @@
           </wp:inline>
         </w:drawing>
       </w:r>
+    </w:p>
+    <w:p>
+      <w:pPr>
+        <w:rPr>
+          <w:rFonts w:ascii="Times New Roman" w:hAnsi="Times New Roman" w:cs="Times New Roman"/>
+          <w:b/>
+          <w:bCs/>
+          <w:sz w:val="26"/>
+          <w:szCs w:val="26"/>
+        </w:rPr>
+      </w:pPr>
+      <w:r>
+        <w:rPr>
+          <w:rFonts w:ascii="Times New Roman" w:hAnsi="Times New Roman" w:cs="Times New Roman"/>
+          <w:b/>
+          <w:bCs/>
+          <w:sz w:val="26"/>
+          <w:szCs w:val="26"/>
+        </w:rPr>
+        <w:t>Bài 8:</w:t>
+      </w:r>
+    </w:p>
+    <w:p>
+      <w:pPr>
+        <w:rPr>
+          <w:rFonts w:ascii="Times New Roman" w:hAnsi="Times New Roman" w:cs="Times New Roman"/>
+          <w:sz w:val="26"/>
+          <w:szCs w:val="26"/>
+        </w:rPr>
+      </w:pPr>
+      <w:r>
+        <w:rPr>
+          <w:rFonts w:ascii="Times New Roman" w:hAnsi="Times New Roman" w:cs="Times New Roman"/>
+          <w:sz w:val="26"/>
+          <w:szCs w:val="26"/>
+        </w:rPr>
+        <w:t>Tạo Dockerfile</w:t>
+      </w:r>
+    </w:p>
+    <w:p>
+      <w:pPr>
+        <w:rPr>
+          <w:rFonts w:ascii="Times New Roman" w:hAnsi="Times New Roman" w:cs="Times New Roman"/>
+          <w:sz w:val="26"/>
+          <w:szCs w:val="26"/>
+        </w:rPr>
+      </w:pPr>
+      <w:r>
+        <w:rPr>
+          <w:rFonts w:ascii="Times New Roman" w:hAnsi="Times New Roman" w:cs="Times New Roman"/>
+          <w:sz w:val="26"/>
+          <w:szCs w:val="26"/>
+        </w:rPr>
+        <w:drawing>
+          <wp:inline distT="0" distB="0" distL="0" distR="0" wp14:anchorId="25465168" wp14:editId="74F46D4F">
+            <wp:extent cx="5943600" cy="2453640"/>
+            <wp:effectExtent l="0" t="0" r="0" b="3810"/>
+            <wp:docPr id="1059212492" name="Picture 1"/>
+            <wp:cNvGraphicFramePr>
+              <a:graphicFrameLocks xmlns:a="http://schemas.openxmlformats.org/drawingml/2006/main" noChangeAspect="1"/>
+            </wp:cNvGraphicFramePr>
+            <a:graphic xmlns:a="http://schemas.openxmlformats.org/drawingml/2006/main">
+              <a:graphicData uri="http://schemas.openxmlformats.org/drawingml/2006/picture">
+                <pic:pic xmlns:pic="http://schemas.openxmlformats.org/drawingml/2006/picture">
+                  <pic:nvPicPr>
+                    <pic:cNvPr id="1059212492" name=""/>
+                    <pic:cNvPicPr/>
+                  </pic:nvPicPr>
+                  <pic:blipFill>
+                    <a:blip r:embed="rId26"/>
+                    <a:stretch>
+                      <a:fillRect/>
+                    </a:stretch>
+                  </pic:blipFill>
+                  <pic:spPr>
+                    <a:xfrm>
+                      <a:off x="0" y="0"/>
+                      <a:ext cx="5943600" cy="2453640"/>
+                    </a:xfrm>
+                    <a:prstGeom prst="rect">
+                      <a:avLst/>
+                    </a:prstGeom>
+                  </pic:spPr>
+                </pic:pic>
+              </a:graphicData>
+            </a:graphic>
+          </wp:inline>
+        </w:drawing>
+      </w:r>
+    </w:p>
+    <w:p>
+      <w:pPr>
+        <w:rPr>
+          <w:rFonts w:ascii="Times New Roman" w:hAnsi="Times New Roman" w:cs="Times New Roman"/>
+          <w:sz w:val="26"/>
+          <w:szCs w:val="26"/>
+        </w:rPr>
+      </w:pPr>
+      <w:r>
+        <w:rPr>
+          <w:rFonts w:ascii="Times New Roman" w:hAnsi="Times New Roman" w:cs="Times New Roman"/>
+          <w:sz w:val="26"/>
+          <w:szCs w:val="26"/>
+        </w:rPr>
+        <w:lastRenderedPageBreak/>
+        <w:t>Tạo file compose.yaml</w:t>
+      </w:r>
+    </w:p>
+    <w:p>
+      <w:pPr>
+        <w:rPr>
+          <w:rFonts w:ascii="Times New Roman" w:hAnsi="Times New Roman" w:cs="Times New Roman"/>
+          <w:sz w:val="26"/>
+          <w:szCs w:val="26"/>
+        </w:rPr>
+      </w:pPr>
+      <w:r>
+        <w:rPr>
+          <w:rFonts w:ascii="Times New Roman" w:hAnsi="Times New Roman" w:cs="Times New Roman"/>
+          <w:sz w:val="26"/>
+          <w:szCs w:val="26"/>
+        </w:rPr>
+        <w:drawing>
+          <wp:inline distT="0" distB="0" distL="0" distR="0" wp14:anchorId="3122A180" wp14:editId="46717986">
+            <wp:extent cx="5943600" cy="2453640"/>
+            <wp:effectExtent l="0" t="0" r="0" b="3810"/>
+            <wp:docPr id="1164527473" name="Picture 1"/>
+            <wp:cNvGraphicFramePr>
+              <a:graphicFrameLocks xmlns:a="http://schemas.openxmlformats.org/drawingml/2006/main" noChangeAspect="1"/>
+            </wp:cNvGraphicFramePr>
+            <a:graphic xmlns:a="http://schemas.openxmlformats.org/drawingml/2006/main">
+              <a:graphicData uri="http://schemas.openxmlformats.org/drawingml/2006/picture">
+                <pic:pic xmlns:pic="http://schemas.openxmlformats.org/drawingml/2006/picture">
+                  <pic:nvPicPr>
+                    <pic:cNvPr id="1164527473" name=""/>
+                    <pic:cNvPicPr/>
+                  </pic:nvPicPr>
+                  <pic:blipFill>
+                    <a:blip r:embed="rId26"/>
+                    <a:stretch>
+                      <a:fillRect/>
+                    </a:stretch>
+                  </pic:blipFill>
+                  <pic:spPr>
+                    <a:xfrm>
+                      <a:off x="0" y="0"/>
+                      <a:ext cx="5943600" cy="2453640"/>
+                    </a:xfrm>
+                    <a:prstGeom prst="rect">
+                      <a:avLst/>
+                    </a:prstGeom>
+                  </pic:spPr>
+                </pic:pic>
+              </a:graphicData>
+            </a:graphic>
+          </wp:inline>
+        </w:drawing>
+      </w:r>
+    </w:p>
+    <w:p>
+      <w:pPr>
+        <w:rPr>
+          <w:rFonts w:ascii="Times New Roman" w:hAnsi="Times New Roman" w:cs="Times New Roman"/>
+          <w:sz w:val="26"/>
+          <w:szCs w:val="26"/>
+        </w:rPr>
+      </w:pPr>
+      <w:r>
+        <w:rPr>
+          <w:rFonts w:ascii="Times New Roman" w:hAnsi="Times New Roman" w:cs="Times New Roman"/>
+          <w:sz w:val="26"/>
+          <w:szCs w:val="26"/>
+        </w:rPr>
+        <w:t>Chạy lệnh docker compose up -d</w:t>
+      </w:r>
+    </w:p>
+    <w:p>
+      <w:pPr>
+        <w:rPr>
+          <w:rFonts w:ascii="Times New Roman" w:hAnsi="Times New Roman" w:cs="Times New Roman"/>
+          <w:sz w:val="26"/>
+          <w:szCs w:val="26"/>
+        </w:rPr>
+      </w:pPr>
+      <w:r>
+        <w:rPr>
+          <w:rFonts w:ascii="Times New Roman" w:hAnsi="Times New Roman" w:cs="Times New Roman"/>
+          <w:sz w:val="26"/>
+          <w:szCs w:val="26"/>
+        </w:rPr>
+        <w:drawing>
+          <wp:inline distT="0" distB="0" distL="0" distR="0" wp14:anchorId="35F55E10" wp14:editId="54B11ED2">
+            <wp:extent cx="5943600" cy="1792605"/>
+            <wp:effectExtent l="0" t="0" r="0" b="0"/>
+            <wp:docPr id="1545609203" name="Picture 1"/>
+            <wp:cNvGraphicFramePr>
+              <a:graphicFrameLocks xmlns:a="http://schemas.openxmlformats.org/drawingml/2006/main" noChangeAspect="1"/>
+            </wp:cNvGraphicFramePr>
+            <a:graphic xmlns:a="http://schemas.openxmlformats.org/drawingml/2006/main">
+              <a:graphicData uri="http://schemas.openxmlformats.org/drawingml/2006/picture">
+                <pic:pic xmlns:pic="http://schemas.openxmlformats.org/drawingml/2006/picture">
+                  <pic:nvPicPr>
+                    <pic:cNvPr id="1545609203" name=""/>
+                    <pic:cNvPicPr/>
+                  </pic:nvPicPr>
+                  <pic:blipFill>
+                    <a:blip r:embed="rId27"/>
+                    <a:stretch>
+                      <a:fillRect/>
+                    </a:stretch>
+                  </pic:blipFill>
+                  <pic:spPr>
+                    <a:xfrm>
+                      <a:off x="0" y="0"/>
+                      <a:ext cx="5943600" cy="1792605"/>
+                    </a:xfrm>
+                    <a:prstGeom prst="rect">
+                      <a:avLst/>
+                    </a:prstGeom>
+                  </pic:spPr>
+                </pic:pic>
+              </a:graphicData>
+            </a:graphic>
+          </wp:inline>
+        </w:drawing>
+      </w:r>
+    </w:p>
+    <w:p>
+      <w:pPr>
+        <w:rPr>
+          <w:rFonts w:ascii="Times New Roman" w:hAnsi="Times New Roman" w:cs="Times New Roman"/>
+          <w:sz w:val="26"/>
+          <w:szCs w:val="26"/>
+        </w:rPr>
+      </w:pPr>
     </w:p>
     <w:sectPr>
       <w:pgSz w:w="12240" w:h="15840"/>

--- a/NguyenHoVietKhoa_KTTKPM_Lab5.docx
+++ b/NguyenHoVietKhoa_KTTKPM_Lab5.docx
@@ -1599,6 +1599,7 @@
       <w:r>
         <w:rPr>
           <w:rFonts w:ascii="Times New Roman" w:hAnsi="Times New Roman" w:cs="Times New Roman"/>
+          <w:noProof/>
           <w:sz w:val="26"/>
           <w:szCs w:val="26"/>
         </w:rPr>
@@ -1668,6 +1669,7 @@
       <w:r>
         <w:rPr>
           <w:rFonts w:ascii="Times New Roman" w:hAnsi="Times New Roman" w:cs="Times New Roman"/>
+          <w:noProof/>
           <w:sz w:val="26"/>
           <w:szCs w:val="26"/>
         </w:rPr>
@@ -1736,6 +1738,7 @@
       <w:r>
         <w:rPr>
           <w:rFonts w:ascii="Times New Roman" w:hAnsi="Times New Roman" w:cs="Times New Roman"/>
+          <w:noProof/>
           <w:sz w:val="26"/>
           <w:szCs w:val="26"/>
         </w:rPr>
@@ -1780,10 +1783,366 @@
       <w:pPr>
         <w:rPr>
           <w:rFonts w:ascii="Times New Roman" w:hAnsi="Times New Roman" w:cs="Times New Roman"/>
-          <w:sz w:val="26"/>
-          <w:szCs w:val="26"/>
-        </w:rPr>
-      </w:pPr>
+          <w:b/>
+          <w:bCs/>
+          <w:sz w:val="26"/>
+          <w:szCs w:val="26"/>
+        </w:rPr>
+      </w:pPr>
+      <w:r>
+        <w:rPr>
+          <w:rFonts w:ascii="Times New Roman" w:hAnsi="Times New Roman" w:cs="Times New Roman"/>
+          <w:b/>
+          <w:bCs/>
+          <w:sz w:val="26"/>
+          <w:szCs w:val="26"/>
+        </w:rPr>
+        <w:t>Bài 9:</w:t>
+      </w:r>
+    </w:p>
+    <w:p>
+      <w:pPr>
+        <w:rPr>
+          <w:rFonts w:ascii="Times New Roman" w:hAnsi="Times New Roman" w:cs="Times New Roman"/>
+          <w:sz w:val="26"/>
+          <w:szCs w:val="26"/>
+        </w:rPr>
+      </w:pPr>
+      <w:r>
+        <w:rPr>
+          <w:rFonts w:ascii="Times New Roman" w:hAnsi="Times New Roman" w:cs="Times New Roman"/>
+          <w:sz w:val="26"/>
+          <w:szCs w:val="26"/>
+        </w:rPr>
+        <w:t>Tạo file app.py</w:t>
+      </w:r>
+    </w:p>
+    <w:p>
+      <w:pPr>
+        <w:rPr>
+          <w:rFonts w:ascii="Times New Roman" w:hAnsi="Times New Roman" w:cs="Times New Roman"/>
+          <w:sz w:val="26"/>
+          <w:szCs w:val="26"/>
+        </w:rPr>
+      </w:pPr>
+      <w:r>
+        <w:rPr>
+          <w:rFonts w:ascii="Times New Roman" w:hAnsi="Times New Roman" w:cs="Times New Roman"/>
+          <w:b/>
+          <w:bCs/>
+          <w:sz w:val="26"/>
+          <w:szCs w:val="26"/>
+        </w:rPr>
+        <w:drawing>
+          <wp:inline distT="0" distB="0" distL="0" distR="0" wp14:anchorId="1139A032" wp14:editId="315ED4AE">
+            <wp:extent cx="5943600" cy="2101215"/>
+            <wp:effectExtent l="0" t="0" r="0" b="0"/>
+            <wp:docPr id="24854203" name="Picture 1"/>
+            <wp:cNvGraphicFramePr>
+              <a:graphicFrameLocks xmlns:a="http://schemas.openxmlformats.org/drawingml/2006/main" noChangeAspect="1"/>
+            </wp:cNvGraphicFramePr>
+            <a:graphic xmlns:a="http://schemas.openxmlformats.org/drawingml/2006/main">
+              <a:graphicData uri="http://schemas.openxmlformats.org/drawingml/2006/picture">
+                <pic:pic xmlns:pic="http://schemas.openxmlformats.org/drawingml/2006/picture">
+                  <pic:nvPicPr>
+                    <pic:cNvPr id="24854203" name=""/>
+                    <pic:cNvPicPr/>
+                  </pic:nvPicPr>
+                  <pic:blipFill>
+                    <a:blip r:embed="rId28"/>
+                    <a:stretch>
+                      <a:fillRect/>
+                    </a:stretch>
+                  </pic:blipFill>
+                  <pic:spPr>
+                    <a:xfrm>
+                      <a:off x="0" y="0"/>
+                      <a:ext cx="5943600" cy="2101215"/>
+                    </a:xfrm>
+                    <a:prstGeom prst="rect">
+                      <a:avLst/>
+                    </a:prstGeom>
+                  </pic:spPr>
+                </pic:pic>
+              </a:graphicData>
+            </a:graphic>
+          </wp:inline>
+        </w:drawing>
+      </w:r>
+    </w:p>
+    <w:p>
+      <w:pPr>
+        <w:rPr>
+          <w:rFonts w:ascii="Times New Roman" w:hAnsi="Times New Roman" w:cs="Times New Roman"/>
+          <w:sz w:val="26"/>
+          <w:szCs w:val="26"/>
+        </w:rPr>
+      </w:pPr>
+      <w:r>
+        <w:rPr>
+          <w:rFonts w:ascii="Times New Roman" w:hAnsi="Times New Roman" w:cs="Times New Roman"/>
+          <w:sz w:val="26"/>
+          <w:szCs w:val="26"/>
+        </w:rPr>
+        <w:t>Dockerfile</w:t>
+      </w:r>
+    </w:p>
+    <w:p>
+      <w:pPr>
+        <w:rPr>
+          <w:rFonts w:ascii="Times New Roman" w:hAnsi="Times New Roman" w:cs="Times New Roman"/>
+          <w:sz w:val="26"/>
+          <w:szCs w:val="26"/>
+        </w:rPr>
+      </w:pPr>
+      <w:r>
+        <w:rPr>
+          <w:rFonts w:ascii="Times New Roman" w:hAnsi="Times New Roman" w:cs="Times New Roman"/>
+          <w:sz w:val="26"/>
+          <w:szCs w:val="26"/>
+        </w:rPr>
+        <w:lastRenderedPageBreak/>
+        <w:drawing>
+          <wp:inline distT="0" distB="0" distL="0" distR="0" wp14:anchorId="52D1EEEC" wp14:editId="43DFCC38">
+            <wp:extent cx="5943600" cy="2722245"/>
+            <wp:effectExtent l="0" t="0" r="0" b="1905"/>
+            <wp:docPr id="1308403725" name="Picture 1"/>
+            <wp:cNvGraphicFramePr>
+              <a:graphicFrameLocks xmlns:a="http://schemas.openxmlformats.org/drawingml/2006/main" noChangeAspect="1"/>
+            </wp:cNvGraphicFramePr>
+            <a:graphic xmlns:a="http://schemas.openxmlformats.org/drawingml/2006/main">
+              <a:graphicData uri="http://schemas.openxmlformats.org/drawingml/2006/picture">
+                <pic:pic xmlns:pic="http://schemas.openxmlformats.org/drawingml/2006/picture">
+                  <pic:nvPicPr>
+                    <pic:cNvPr id="1308403725" name=""/>
+                    <pic:cNvPicPr/>
+                  </pic:nvPicPr>
+                  <pic:blipFill>
+                    <a:blip r:embed="rId29"/>
+                    <a:stretch>
+                      <a:fillRect/>
+                    </a:stretch>
+                  </pic:blipFill>
+                  <pic:spPr>
+                    <a:xfrm>
+                      <a:off x="0" y="0"/>
+                      <a:ext cx="5943600" cy="2722245"/>
+                    </a:xfrm>
+                    <a:prstGeom prst="rect">
+                      <a:avLst/>
+                    </a:prstGeom>
+                  </pic:spPr>
+                </pic:pic>
+              </a:graphicData>
+            </a:graphic>
+          </wp:inline>
+        </w:drawing>
+      </w:r>
+    </w:p>
+    <w:p>
+      <w:pPr>
+        <w:rPr>
+          <w:rFonts w:ascii="Times New Roman" w:hAnsi="Times New Roman" w:cs="Times New Roman"/>
+          <w:sz w:val="26"/>
+          <w:szCs w:val="26"/>
+        </w:rPr>
+      </w:pPr>
+      <w:r>
+        <w:rPr>
+          <w:rFonts w:ascii="Times New Roman" w:hAnsi="Times New Roman" w:cs="Times New Roman"/>
+          <w:sz w:val="26"/>
+          <w:szCs w:val="26"/>
+        </w:rPr>
+        <w:t>compose.yaml</w:t>
+      </w:r>
+    </w:p>
+    <w:p>
+      <w:pPr>
+        <w:rPr>
+          <w:rFonts w:ascii="Times New Roman" w:hAnsi="Times New Roman" w:cs="Times New Roman"/>
+          <w:sz w:val="26"/>
+          <w:szCs w:val="26"/>
+        </w:rPr>
+      </w:pPr>
+      <w:r>
+        <w:rPr>
+          <w:rFonts w:ascii="Times New Roman" w:hAnsi="Times New Roman" w:cs="Times New Roman"/>
+          <w:sz w:val="26"/>
+          <w:szCs w:val="26"/>
+        </w:rPr>
+        <w:drawing>
+          <wp:inline distT="0" distB="0" distL="0" distR="0" wp14:anchorId="0B834691" wp14:editId="4CE869E3">
+            <wp:extent cx="5943600" cy="2101850"/>
+            <wp:effectExtent l="0" t="0" r="0" b="0"/>
+            <wp:docPr id="915366015" name="Picture 1"/>
+            <wp:cNvGraphicFramePr>
+              <a:graphicFrameLocks xmlns:a="http://schemas.openxmlformats.org/drawingml/2006/main" noChangeAspect="1"/>
+            </wp:cNvGraphicFramePr>
+            <a:graphic xmlns:a="http://schemas.openxmlformats.org/drawingml/2006/main">
+              <a:graphicData uri="http://schemas.openxmlformats.org/drawingml/2006/picture">
+                <pic:pic xmlns:pic="http://schemas.openxmlformats.org/drawingml/2006/picture">
+                  <pic:nvPicPr>
+                    <pic:cNvPr id="915366015" name=""/>
+                    <pic:cNvPicPr/>
+                  </pic:nvPicPr>
+                  <pic:blipFill>
+                    <a:blip r:embed="rId30"/>
+                    <a:stretch>
+                      <a:fillRect/>
+                    </a:stretch>
+                  </pic:blipFill>
+                  <pic:spPr>
+                    <a:xfrm>
+                      <a:off x="0" y="0"/>
+                      <a:ext cx="5943600" cy="2101850"/>
+                    </a:xfrm>
+                    <a:prstGeom prst="rect">
+                      <a:avLst/>
+                    </a:prstGeom>
+                  </pic:spPr>
+                </pic:pic>
+              </a:graphicData>
+            </a:graphic>
+          </wp:inline>
+        </w:drawing>
+      </w:r>
+    </w:p>
+    <w:p>
+      <w:pPr>
+        <w:rPr>
+          <w:rFonts w:ascii="Times New Roman" w:hAnsi="Times New Roman" w:cs="Times New Roman"/>
+          <w:sz w:val="26"/>
+          <w:szCs w:val="26"/>
+        </w:rPr>
+      </w:pPr>
+      <w:r>
+        <w:rPr>
+          <w:rFonts w:ascii="Times New Roman" w:hAnsi="Times New Roman" w:cs="Times New Roman"/>
+          <w:sz w:val="26"/>
+          <w:szCs w:val="26"/>
+        </w:rPr>
+        <w:t>requirements.txt</w:t>
+      </w:r>
+    </w:p>
+    <w:p>
+      <w:pPr>
+        <w:rPr>
+          <w:rFonts w:ascii="Times New Roman" w:hAnsi="Times New Roman" w:cs="Times New Roman"/>
+          <w:sz w:val="26"/>
+          <w:szCs w:val="26"/>
+        </w:rPr>
+      </w:pPr>
+      <w:r>
+        <w:rPr>
+          <w:rFonts w:ascii="Times New Roman" w:hAnsi="Times New Roman" w:cs="Times New Roman"/>
+          <w:sz w:val="26"/>
+          <w:szCs w:val="26"/>
+        </w:rPr>
+        <w:drawing>
+          <wp:inline distT="0" distB="0" distL="0" distR="0" wp14:anchorId="4C09CA6B" wp14:editId="58351FE8">
+            <wp:extent cx="5943600" cy="2353945"/>
+            <wp:effectExtent l="0" t="0" r="0" b="8255"/>
+            <wp:docPr id="202245275" name="Picture 1"/>
+            <wp:cNvGraphicFramePr>
+              <a:graphicFrameLocks xmlns:a="http://schemas.openxmlformats.org/drawingml/2006/main" noChangeAspect="1"/>
+            </wp:cNvGraphicFramePr>
+            <a:graphic xmlns:a="http://schemas.openxmlformats.org/drawingml/2006/main">
+              <a:graphicData uri="http://schemas.openxmlformats.org/drawingml/2006/picture">
+                <pic:pic xmlns:pic="http://schemas.openxmlformats.org/drawingml/2006/picture">
+                  <pic:nvPicPr>
+                    <pic:cNvPr id="202245275" name=""/>
+                    <pic:cNvPicPr/>
+                  </pic:nvPicPr>
+                  <pic:blipFill>
+                    <a:blip r:embed="rId31"/>
+                    <a:stretch>
+                      <a:fillRect/>
+                    </a:stretch>
+                  </pic:blipFill>
+                  <pic:spPr>
+                    <a:xfrm>
+                      <a:off x="0" y="0"/>
+                      <a:ext cx="5943600" cy="2353945"/>
+                    </a:xfrm>
+                    <a:prstGeom prst="rect">
+                      <a:avLst/>
+                    </a:prstGeom>
+                  </pic:spPr>
+                </pic:pic>
+              </a:graphicData>
+            </a:graphic>
+          </wp:inline>
+        </w:drawing>
+      </w:r>
+    </w:p>
+    <w:p>
+      <w:pPr>
+        <w:rPr>
+          <w:rFonts w:ascii="Times New Roman" w:hAnsi="Times New Roman" w:cs="Times New Roman"/>
+          <w:sz w:val="26"/>
+          <w:szCs w:val="26"/>
+        </w:rPr>
+      </w:pPr>
+      <w:r>
+        <w:rPr>
+          <w:rFonts w:ascii="Times New Roman" w:hAnsi="Times New Roman" w:cs="Times New Roman"/>
+          <w:sz w:val="26"/>
+          <w:szCs w:val="26"/>
+        </w:rPr>
+        <w:lastRenderedPageBreak/>
+        <w:t>Chạy lệnh docker compose up -d</w:t>
+      </w:r>
+    </w:p>
+    <w:p>
+      <w:pPr>
+        <w:rPr>
+          <w:rFonts w:ascii="Times New Roman" w:hAnsi="Times New Roman" w:cs="Times New Roman"/>
+          <w:sz w:val="26"/>
+          <w:szCs w:val="26"/>
+        </w:rPr>
+      </w:pPr>
+      <w:r>
+        <w:rPr>
+          <w:rFonts w:ascii="Times New Roman" w:hAnsi="Times New Roman" w:cs="Times New Roman"/>
+          <w:sz w:val="26"/>
+          <w:szCs w:val="26"/>
+        </w:rPr>
+        <w:drawing>
+          <wp:inline distT="0" distB="0" distL="0" distR="0" wp14:anchorId="22DBB66F" wp14:editId="078A5989">
+            <wp:extent cx="5943600" cy="1715770"/>
+            <wp:effectExtent l="0" t="0" r="0" b="0"/>
+            <wp:docPr id="1126343641" name="Picture 1"/>
+            <wp:cNvGraphicFramePr>
+              <a:graphicFrameLocks xmlns:a="http://schemas.openxmlformats.org/drawingml/2006/main" noChangeAspect="1"/>
+            </wp:cNvGraphicFramePr>
+            <a:graphic xmlns:a="http://schemas.openxmlformats.org/drawingml/2006/main">
+              <a:graphicData uri="http://schemas.openxmlformats.org/drawingml/2006/picture">
+                <pic:pic xmlns:pic="http://schemas.openxmlformats.org/drawingml/2006/picture">
+                  <pic:nvPicPr>
+                    <pic:cNvPr id="1126343641" name=""/>
+                    <pic:cNvPicPr/>
+                  </pic:nvPicPr>
+                  <pic:blipFill>
+                    <a:blip r:embed="rId32"/>
+                    <a:stretch>
+                      <a:fillRect/>
+                    </a:stretch>
+                  </pic:blipFill>
+                  <pic:spPr>
+                    <a:xfrm>
+                      <a:off x="0" y="0"/>
+                      <a:ext cx="5943600" cy="1715770"/>
+                    </a:xfrm>
+                    <a:prstGeom prst="rect">
+                      <a:avLst/>
+                    </a:prstGeom>
+                  </pic:spPr>
+                </pic:pic>
+              </a:graphicData>
+            </a:graphic>
+          </wp:inline>
+        </w:drawing>
+      </w:r>
     </w:p>
     <w:sectPr>
       <w:pgSz w:w="12240" w:h="15840"/>

--- a/NguyenHoVietKhoa_KTTKPM_Lab5.docx
+++ b/NguyenHoVietKhoa_KTTKPM_Lab5.docx
@@ -1830,6 +1830,7 @@
           <w:rFonts w:ascii="Times New Roman" w:hAnsi="Times New Roman" w:cs="Times New Roman"/>
           <w:b/>
           <w:bCs/>
+          <w:noProof/>
           <w:sz w:val="26"/>
           <w:szCs w:val="26"/>
         </w:rPr>
@@ -1898,6 +1899,7 @@
       <w:r>
         <w:rPr>
           <w:rFonts w:ascii="Times New Roman" w:hAnsi="Times New Roman" w:cs="Times New Roman"/>
+          <w:noProof/>
           <w:sz w:val="26"/>
           <w:szCs w:val="26"/>
         </w:rPr>
@@ -1967,6 +1969,7 @@
       <w:r>
         <w:rPr>
           <w:rFonts w:ascii="Times New Roman" w:hAnsi="Times New Roman" w:cs="Times New Roman"/>
+          <w:noProof/>
           <w:sz w:val="26"/>
           <w:szCs w:val="26"/>
         </w:rPr>
@@ -2035,6 +2038,7 @@
       <w:r>
         <w:rPr>
           <w:rFonts w:ascii="Times New Roman" w:hAnsi="Times New Roman" w:cs="Times New Roman"/>
+          <w:noProof/>
           <w:sz w:val="26"/>
           <w:szCs w:val="26"/>
         </w:rPr>
@@ -2104,6 +2108,7 @@
       <w:r>
         <w:rPr>
           <w:rFonts w:ascii="Times New Roman" w:hAnsi="Times New Roman" w:cs="Times New Roman"/>
+          <w:noProof/>
           <w:sz w:val="26"/>
           <w:szCs w:val="26"/>
         </w:rPr>
@@ -2143,6 +2148,172 @@
           </wp:inline>
         </w:drawing>
       </w:r>
+    </w:p>
+    <w:p>
+      <w:pPr>
+        <w:rPr>
+          <w:rFonts w:ascii="Times New Roman" w:hAnsi="Times New Roman" w:cs="Times New Roman"/>
+          <w:b/>
+          <w:bCs/>
+          <w:sz w:val="26"/>
+          <w:szCs w:val="26"/>
+        </w:rPr>
+      </w:pPr>
+      <w:r>
+        <w:rPr>
+          <w:rFonts w:ascii="Times New Roman" w:hAnsi="Times New Roman" w:cs="Times New Roman"/>
+          <w:b/>
+          <w:bCs/>
+          <w:sz w:val="26"/>
+          <w:szCs w:val="26"/>
+        </w:rPr>
+        <w:t>Bài 10:</w:t>
+      </w:r>
+    </w:p>
+    <w:p>
+      <w:pPr>
+        <w:rPr>
+          <w:rFonts w:ascii="Times New Roman" w:hAnsi="Times New Roman" w:cs="Times New Roman"/>
+          <w:sz w:val="26"/>
+          <w:szCs w:val="26"/>
+        </w:rPr>
+      </w:pPr>
+      <w:r>
+        <w:rPr>
+          <w:rFonts w:ascii="Times New Roman" w:hAnsi="Times New Roman" w:cs="Times New Roman"/>
+          <w:sz w:val="26"/>
+          <w:szCs w:val="26"/>
+        </w:rPr>
+        <w:t>Tạo file compose.yaml</w:t>
+      </w:r>
+    </w:p>
+    <w:p>
+      <w:pPr>
+        <w:rPr>
+          <w:rFonts w:ascii="Times New Roman" w:hAnsi="Times New Roman" w:cs="Times New Roman"/>
+          <w:sz w:val="26"/>
+          <w:szCs w:val="26"/>
+        </w:rPr>
+      </w:pPr>
+      <w:r>
+        <w:rPr>
+          <w:rFonts w:ascii="Times New Roman" w:hAnsi="Times New Roman" w:cs="Times New Roman"/>
+          <w:sz w:val="26"/>
+          <w:szCs w:val="26"/>
+        </w:rPr>
+        <w:drawing>
+          <wp:inline distT="0" distB="0" distL="0" distR="0" wp14:anchorId="46FEE101" wp14:editId="03B2A6AE">
+            <wp:extent cx="5943600" cy="2339340"/>
+            <wp:effectExtent l="0" t="0" r="0" b="3810"/>
+            <wp:docPr id="686245055" name="Picture 1"/>
+            <wp:cNvGraphicFramePr>
+              <a:graphicFrameLocks xmlns:a="http://schemas.openxmlformats.org/drawingml/2006/main" noChangeAspect="1"/>
+            </wp:cNvGraphicFramePr>
+            <a:graphic xmlns:a="http://schemas.openxmlformats.org/drawingml/2006/main">
+              <a:graphicData uri="http://schemas.openxmlformats.org/drawingml/2006/picture">
+                <pic:pic xmlns:pic="http://schemas.openxmlformats.org/drawingml/2006/picture">
+                  <pic:nvPicPr>
+                    <pic:cNvPr id="686245055" name=""/>
+                    <pic:cNvPicPr/>
+                  </pic:nvPicPr>
+                  <pic:blipFill>
+                    <a:blip r:embed="rId33"/>
+                    <a:stretch>
+                      <a:fillRect/>
+                    </a:stretch>
+                  </pic:blipFill>
+                  <pic:spPr>
+                    <a:xfrm>
+                      <a:off x="0" y="0"/>
+                      <a:ext cx="5943600" cy="2339340"/>
+                    </a:xfrm>
+                    <a:prstGeom prst="rect">
+                      <a:avLst/>
+                    </a:prstGeom>
+                  </pic:spPr>
+                </pic:pic>
+              </a:graphicData>
+            </a:graphic>
+          </wp:inline>
+        </w:drawing>
+      </w:r>
+    </w:p>
+    <w:p>
+      <w:pPr>
+        <w:rPr>
+          <w:rFonts w:ascii="Times New Roman" w:hAnsi="Times New Roman" w:cs="Times New Roman"/>
+          <w:sz w:val="26"/>
+          <w:szCs w:val="26"/>
+        </w:rPr>
+      </w:pPr>
+      <w:r>
+        <w:rPr>
+          <w:rFonts w:ascii="Times New Roman" w:hAnsi="Times New Roman" w:cs="Times New Roman"/>
+          <w:sz w:val="26"/>
+          <w:szCs w:val="26"/>
+        </w:rPr>
+        <w:t>Chạy lệnh docker compose up -d</w:t>
+      </w:r>
+    </w:p>
+    <w:p>
+      <w:pPr>
+        <w:rPr>
+          <w:rFonts w:ascii="Times New Roman" w:hAnsi="Times New Roman" w:cs="Times New Roman"/>
+          <w:sz w:val="26"/>
+          <w:szCs w:val="26"/>
+        </w:rPr>
+      </w:pPr>
+      <w:r>
+        <w:rPr>
+          <w:rFonts w:ascii="Times New Roman" w:hAnsi="Times New Roman" w:cs="Times New Roman"/>
+          <w:sz w:val="26"/>
+          <w:szCs w:val="26"/>
+        </w:rPr>
+        <w:drawing>
+          <wp:inline distT="0" distB="0" distL="0" distR="0" wp14:anchorId="7CD1425B" wp14:editId="2AA85A66">
+            <wp:extent cx="5943600" cy="705485"/>
+            <wp:effectExtent l="0" t="0" r="0" b="0"/>
+            <wp:docPr id="1994744079" name="Picture 1"/>
+            <wp:cNvGraphicFramePr>
+              <a:graphicFrameLocks xmlns:a="http://schemas.openxmlformats.org/drawingml/2006/main" noChangeAspect="1"/>
+            </wp:cNvGraphicFramePr>
+            <a:graphic xmlns:a="http://schemas.openxmlformats.org/drawingml/2006/main">
+              <a:graphicData uri="http://schemas.openxmlformats.org/drawingml/2006/picture">
+                <pic:pic xmlns:pic="http://schemas.openxmlformats.org/drawingml/2006/picture">
+                  <pic:nvPicPr>
+                    <pic:cNvPr id="1994744079" name=""/>
+                    <pic:cNvPicPr/>
+                  </pic:nvPicPr>
+                  <pic:blipFill>
+                    <a:blip r:embed="rId34"/>
+                    <a:stretch>
+                      <a:fillRect/>
+                    </a:stretch>
+                  </pic:blipFill>
+                  <pic:spPr>
+                    <a:xfrm>
+                      <a:off x="0" y="0"/>
+                      <a:ext cx="5943600" cy="705485"/>
+                    </a:xfrm>
+                    <a:prstGeom prst="rect">
+                      <a:avLst/>
+                    </a:prstGeom>
+                  </pic:spPr>
+                </pic:pic>
+              </a:graphicData>
+            </a:graphic>
+          </wp:inline>
+        </w:drawing>
+      </w:r>
+    </w:p>
+    <w:p>
+      <w:pPr>
+        <w:rPr>
+          <w:rFonts w:ascii="Times New Roman" w:hAnsi="Times New Roman" w:cs="Times New Roman"/>
+          <w:sz w:val="26"/>
+          <w:szCs w:val="26"/>
+        </w:rPr>
+      </w:pPr>
     </w:p>
     <w:sectPr>
       <w:pgSz w:w="12240" w:h="15840"/>

--- a/NguyenHoVietKhoa_KTTKPM_Lab5.docx
+++ b/NguyenHoVietKhoa_KTTKPM_Lab5.docx
@@ -2198,6 +2198,7 @@
       <w:r>
         <w:rPr>
           <w:rFonts w:ascii="Times New Roman" w:hAnsi="Times New Roman" w:cs="Times New Roman"/>
+          <w:noProof/>
           <w:sz w:val="26"/>
           <w:szCs w:val="26"/>
         </w:rPr>
@@ -2266,6 +2267,7 @@
       <w:r>
         <w:rPr>
           <w:rFonts w:ascii="Times New Roman" w:hAnsi="Times New Roman" w:cs="Times New Roman"/>
+          <w:noProof/>
           <w:sz w:val="26"/>
           <w:szCs w:val="26"/>
         </w:rPr>
@@ -2305,6 +2307,296 @@
           </wp:inline>
         </w:drawing>
       </w:r>
+    </w:p>
+    <w:p>
+      <w:pPr>
+        <w:rPr>
+          <w:rFonts w:ascii="Times New Roman" w:hAnsi="Times New Roman" w:cs="Times New Roman"/>
+          <w:b/>
+          <w:bCs/>
+          <w:sz w:val="26"/>
+          <w:szCs w:val="26"/>
+        </w:rPr>
+      </w:pPr>
+      <w:r>
+        <w:rPr>
+          <w:rFonts w:ascii="Times New Roman" w:hAnsi="Times New Roman" w:cs="Times New Roman"/>
+          <w:b/>
+          <w:bCs/>
+          <w:sz w:val="26"/>
+          <w:szCs w:val="26"/>
+        </w:rPr>
+        <w:t>Bài 1</w:t>
+      </w:r>
+      <w:r>
+        <w:rPr>
+          <w:rFonts w:ascii="Times New Roman" w:hAnsi="Times New Roman" w:cs="Times New Roman"/>
+          <w:b/>
+          <w:bCs/>
+          <w:sz w:val="26"/>
+          <w:szCs w:val="26"/>
+        </w:rPr>
+        <w:t>1</w:t>
+      </w:r>
+      <w:r>
+        <w:rPr>
+          <w:rFonts w:ascii="Times New Roman" w:hAnsi="Times New Roman" w:cs="Times New Roman"/>
+          <w:b/>
+          <w:bCs/>
+          <w:sz w:val="26"/>
+          <w:szCs w:val="26"/>
+        </w:rPr>
+        <w:t>:</w:t>
+      </w:r>
+    </w:p>
+    <w:p>
+      <w:pPr>
+        <w:rPr>
+          <w:rFonts w:ascii="Times New Roman" w:hAnsi="Times New Roman" w:cs="Times New Roman"/>
+          <w:sz w:val="26"/>
+          <w:szCs w:val="26"/>
+        </w:rPr>
+      </w:pPr>
+      <w:r>
+        <w:rPr>
+          <w:rFonts w:ascii="Times New Roman" w:hAnsi="Times New Roman" w:cs="Times New Roman"/>
+          <w:sz w:val="26"/>
+          <w:szCs w:val="26"/>
+        </w:rPr>
+        <w:t>Tạo file compose.yaml</w:t>
+      </w:r>
+    </w:p>
+    <w:p>
+      <w:pPr>
+        <w:rPr>
+          <w:rFonts w:ascii="Times New Roman" w:hAnsi="Times New Roman" w:cs="Times New Roman"/>
+          <w:sz w:val="26"/>
+          <w:szCs w:val="26"/>
+        </w:rPr>
+      </w:pPr>
+      <w:r>
+        <w:rPr>
+          <w:rFonts w:ascii="Times New Roman" w:hAnsi="Times New Roman" w:cs="Times New Roman"/>
+          <w:sz w:val="26"/>
+          <w:szCs w:val="26"/>
+        </w:rPr>
+        <w:lastRenderedPageBreak/>
+        <w:drawing>
+          <wp:inline distT="0" distB="0" distL="0" distR="0" wp14:anchorId="532B5538" wp14:editId="5E03CE37">
+            <wp:extent cx="5943600" cy="2303780"/>
+            <wp:effectExtent l="0" t="0" r="0" b="1270"/>
+            <wp:docPr id="99488175" name="Picture 1"/>
+            <wp:cNvGraphicFramePr>
+              <a:graphicFrameLocks xmlns:a="http://schemas.openxmlformats.org/drawingml/2006/main" noChangeAspect="1"/>
+            </wp:cNvGraphicFramePr>
+            <a:graphic xmlns:a="http://schemas.openxmlformats.org/drawingml/2006/main">
+              <a:graphicData uri="http://schemas.openxmlformats.org/drawingml/2006/picture">
+                <pic:pic xmlns:pic="http://schemas.openxmlformats.org/drawingml/2006/picture">
+                  <pic:nvPicPr>
+                    <pic:cNvPr id="99488175" name=""/>
+                    <pic:cNvPicPr/>
+                  </pic:nvPicPr>
+                  <pic:blipFill>
+                    <a:blip r:embed="rId35"/>
+                    <a:stretch>
+                      <a:fillRect/>
+                    </a:stretch>
+                  </pic:blipFill>
+                  <pic:spPr>
+                    <a:xfrm>
+                      <a:off x="0" y="0"/>
+                      <a:ext cx="5943600" cy="2303780"/>
+                    </a:xfrm>
+                    <a:prstGeom prst="rect">
+                      <a:avLst/>
+                    </a:prstGeom>
+                  </pic:spPr>
+                </pic:pic>
+              </a:graphicData>
+            </a:graphic>
+          </wp:inline>
+        </w:drawing>
+      </w:r>
+    </w:p>
+    <w:p>
+      <w:pPr>
+        <w:rPr>
+          <w:rFonts w:ascii="Times New Roman" w:hAnsi="Times New Roman" w:cs="Times New Roman"/>
+          <w:sz w:val="26"/>
+          <w:szCs w:val="26"/>
+        </w:rPr>
+      </w:pPr>
+      <w:r>
+        <w:rPr>
+          <w:rFonts w:ascii="Times New Roman" w:hAnsi="Times New Roman" w:cs="Times New Roman"/>
+          <w:sz w:val="26"/>
+          <w:szCs w:val="26"/>
+        </w:rPr>
+        <w:t>Chạy lệnh docker compose up -d</w:t>
+      </w:r>
+    </w:p>
+    <w:p>
+      <w:pPr>
+        <w:rPr>
+          <w:rFonts w:ascii="Times New Roman" w:hAnsi="Times New Roman" w:cs="Times New Roman"/>
+          <w:sz w:val="26"/>
+          <w:szCs w:val="26"/>
+        </w:rPr>
+      </w:pPr>
+      <w:r>
+        <w:rPr>
+          <w:rFonts w:ascii="Times New Roman" w:hAnsi="Times New Roman" w:cs="Times New Roman"/>
+          <w:sz w:val="26"/>
+          <w:szCs w:val="26"/>
+        </w:rPr>
+        <w:drawing>
+          <wp:inline distT="0" distB="0" distL="0" distR="0" wp14:anchorId="4F065267" wp14:editId="441D5941">
+            <wp:extent cx="5943600" cy="2237740"/>
+            <wp:effectExtent l="0" t="0" r="0" b="0"/>
+            <wp:docPr id="192413629" name="Picture 1"/>
+            <wp:cNvGraphicFramePr>
+              <a:graphicFrameLocks xmlns:a="http://schemas.openxmlformats.org/drawingml/2006/main" noChangeAspect="1"/>
+            </wp:cNvGraphicFramePr>
+            <a:graphic xmlns:a="http://schemas.openxmlformats.org/drawingml/2006/main">
+              <a:graphicData uri="http://schemas.openxmlformats.org/drawingml/2006/picture">
+                <pic:pic xmlns:pic="http://schemas.openxmlformats.org/drawingml/2006/picture">
+                  <pic:nvPicPr>
+                    <pic:cNvPr id="192413629" name=""/>
+                    <pic:cNvPicPr/>
+                  </pic:nvPicPr>
+                  <pic:blipFill>
+                    <a:blip r:embed="rId36"/>
+                    <a:stretch>
+                      <a:fillRect/>
+                    </a:stretch>
+                  </pic:blipFill>
+                  <pic:spPr>
+                    <a:xfrm>
+                      <a:off x="0" y="0"/>
+                      <a:ext cx="5943600" cy="2237740"/>
+                    </a:xfrm>
+                    <a:prstGeom prst="rect">
+                      <a:avLst/>
+                    </a:prstGeom>
+                  </pic:spPr>
+                </pic:pic>
+              </a:graphicData>
+            </a:graphic>
+          </wp:inline>
+        </w:drawing>
+      </w:r>
+    </w:p>
+    <w:p>
+      <w:pPr>
+        <w:rPr>
+          <w:rFonts w:ascii="Times New Roman" w:hAnsi="Times New Roman" w:cs="Times New Roman"/>
+          <w:sz w:val="26"/>
+          <w:szCs w:val="26"/>
+        </w:rPr>
+      </w:pPr>
+      <w:r>
+        <w:rPr>
+          <w:rFonts w:ascii="Times New Roman" w:hAnsi="Times New Roman" w:cs="Times New Roman"/>
+          <w:sz w:val="26"/>
+          <w:szCs w:val="26"/>
+        </w:rPr>
+        <w:drawing>
+          <wp:inline distT="0" distB="0" distL="0" distR="0" wp14:anchorId="40D9AC5C" wp14:editId="37A9E164">
+            <wp:extent cx="5943600" cy="2458720"/>
+            <wp:effectExtent l="0" t="0" r="0" b="0"/>
+            <wp:docPr id="1118914688" name="Picture 1"/>
+            <wp:cNvGraphicFramePr>
+              <a:graphicFrameLocks xmlns:a="http://schemas.openxmlformats.org/drawingml/2006/main" noChangeAspect="1"/>
+            </wp:cNvGraphicFramePr>
+            <a:graphic xmlns:a="http://schemas.openxmlformats.org/drawingml/2006/main">
+              <a:graphicData uri="http://schemas.openxmlformats.org/drawingml/2006/picture">
+                <pic:pic xmlns:pic="http://schemas.openxmlformats.org/drawingml/2006/picture">
+                  <pic:nvPicPr>
+                    <pic:cNvPr id="1118914688" name=""/>
+                    <pic:cNvPicPr/>
+                  </pic:nvPicPr>
+                  <pic:blipFill>
+                    <a:blip r:embed="rId37"/>
+                    <a:stretch>
+                      <a:fillRect/>
+                    </a:stretch>
+                  </pic:blipFill>
+                  <pic:spPr>
+                    <a:xfrm>
+                      <a:off x="0" y="0"/>
+                      <a:ext cx="5943600" cy="2458720"/>
+                    </a:xfrm>
+                    <a:prstGeom prst="rect">
+                      <a:avLst/>
+                    </a:prstGeom>
+                  </pic:spPr>
+                </pic:pic>
+              </a:graphicData>
+            </a:graphic>
+          </wp:inline>
+        </w:drawing>
+      </w:r>
+    </w:p>
+    <w:p>
+      <w:pPr>
+        <w:rPr>
+          <w:rFonts w:ascii="Times New Roman" w:hAnsi="Times New Roman" w:cs="Times New Roman"/>
+          <w:sz w:val="26"/>
+          <w:szCs w:val="26"/>
+        </w:rPr>
+      </w:pPr>
+      <w:r>
+        <w:rPr>
+          <w:rFonts w:ascii="Times New Roman" w:hAnsi="Times New Roman" w:cs="Times New Roman"/>
+          <w:sz w:val="26"/>
+          <w:szCs w:val="26"/>
+        </w:rPr>
+        <w:lastRenderedPageBreak/>
+        <w:drawing>
+          <wp:inline distT="0" distB="0" distL="0" distR="0" wp14:anchorId="682BB66F" wp14:editId="16A033D1">
+            <wp:extent cx="5943600" cy="2481580"/>
+            <wp:effectExtent l="0" t="0" r="0" b="0"/>
+            <wp:docPr id="33248959" name="Picture 1"/>
+            <wp:cNvGraphicFramePr>
+              <a:graphicFrameLocks xmlns:a="http://schemas.openxmlformats.org/drawingml/2006/main" noChangeAspect="1"/>
+            </wp:cNvGraphicFramePr>
+            <a:graphic xmlns:a="http://schemas.openxmlformats.org/drawingml/2006/main">
+              <a:graphicData uri="http://schemas.openxmlformats.org/drawingml/2006/picture">
+                <pic:pic xmlns:pic="http://schemas.openxmlformats.org/drawingml/2006/picture">
+                  <pic:nvPicPr>
+                    <pic:cNvPr id="33248959" name=""/>
+                    <pic:cNvPicPr/>
+                  </pic:nvPicPr>
+                  <pic:blipFill>
+                    <a:blip r:embed="rId38"/>
+                    <a:stretch>
+                      <a:fillRect/>
+                    </a:stretch>
+                  </pic:blipFill>
+                  <pic:spPr>
+                    <a:xfrm>
+                      <a:off x="0" y="0"/>
+                      <a:ext cx="5943600" cy="2481580"/>
+                    </a:xfrm>
+                    <a:prstGeom prst="rect">
+                      <a:avLst/>
+                    </a:prstGeom>
+                  </pic:spPr>
+                </pic:pic>
+              </a:graphicData>
+            </a:graphic>
+          </wp:inline>
+        </w:drawing>
+      </w:r>
+    </w:p>
+    <w:p>
+      <w:pPr>
+        <w:rPr>
+          <w:rFonts w:ascii="Times New Roman" w:hAnsi="Times New Roman" w:cs="Times New Roman"/>
+          <w:sz w:val="26"/>
+          <w:szCs w:val="26"/>
+        </w:rPr>
+      </w:pPr>
     </w:p>
     <w:p>
       <w:pPr>

--- a/NguyenHoVietKhoa_KTTKPM_Lab5.docx
+++ b/NguyenHoVietKhoa_KTTKPM_Lab5.docx
@@ -2377,6 +2377,7 @@
       <w:r>
         <w:rPr>
           <w:rFonts w:ascii="Times New Roman" w:hAnsi="Times New Roman" w:cs="Times New Roman"/>
+          <w:noProof/>
           <w:sz w:val="26"/>
           <w:szCs w:val="26"/>
         </w:rPr>
@@ -2446,6 +2447,7 @@
       <w:r>
         <w:rPr>
           <w:rFonts w:ascii="Times New Roman" w:hAnsi="Times New Roman" w:cs="Times New Roman"/>
+          <w:noProof/>
           <w:sz w:val="26"/>
           <w:szCs w:val="26"/>
         </w:rPr>
@@ -2497,6 +2499,7 @@
       <w:r>
         <w:rPr>
           <w:rFonts w:ascii="Times New Roman" w:hAnsi="Times New Roman" w:cs="Times New Roman"/>
+          <w:noProof/>
           <w:sz w:val="26"/>
           <w:szCs w:val="26"/>
         </w:rPr>
@@ -2541,6 +2544,64 @@
       <w:pPr>
         <w:rPr>
           <w:rFonts w:ascii="Times New Roman" w:hAnsi="Times New Roman" w:cs="Times New Roman"/>
+          <w:b/>
+          <w:bCs/>
+          <w:sz w:val="26"/>
+          <w:szCs w:val="26"/>
+        </w:rPr>
+      </w:pPr>
+      <w:r>
+        <w:rPr>
+          <w:rFonts w:ascii="Times New Roman" w:hAnsi="Times New Roman" w:cs="Times New Roman"/>
+          <w:b/>
+          <w:bCs/>
+          <w:sz w:val="26"/>
+          <w:szCs w:val="26"/>
+        </w:rPr>
+        <w:t>Bài 1</w:t>
+      </w:r>
+      <w:r>
+        <w:rPr>
+          <w:rFonts w:ascii="Times New Roman" w:hAnsi="Times New Roman" w:cs="Times New Roman"/>
+          <w:b/>
+          <w:bCs/>
+          <w:sz w:val="26"/>
+          <w:szCs w:val="26"/>
+        </w:rPr>
+        <w:t>2</w:t>
+      </w:r>
+      <w:r>
+        <w:rPr>
+          <w:rFonts w:ascii="Times New Roman" w:hAnsi="Times New Roman" w:cs="Times New Roman"/>
+          <w:b/>
+          <w:bCs/>
+          <w:sz w:val="26"/>
+          <w:szCs w:val="26"/>
+        </w:rPr>
+        <w:t>:</w:t>
+      </w:r>
+    </w:p>
+    <w:p>
+      <w:pPr>
+        <w:rPr>
+          <w:rFonts w:ascii="Times New Roman" w:hAnsi="Times New Roman" w:cs="Times New Roman"/>
+          <w:sz w:val="26"/>
+          <w:szCs w:val="26"/>
+        </w:rPr>
+      </w:pPr>
+      <w:r>
+        <w:rPr>
+          <w:rFonts w:ascii="Times New Roman" w:hAnsi="Times New Roman" w:cs="Times New Roman"/>
+          <w:sz w:val="26"/>
+          <w:szCs w:val="26"/>
+        </w:rPr>
+        <w:t>Tạo file prometheus.yml</w:t>
+      </w:r>
+    </w:p>
+    <w:p>
+      <w:pPr>
+        <w:rPr>
+          <w:rFonts w:ascii="Times New Roman" w:hAnsi="Times New Roman" w:cs="Times New Roman"/>
           <w:sz w:val="26"/>
           <w:szCs w:val="26"/>
         </w:rPr>
@@ -2553,30 +2614,270 @@
         </w:rPr>
         <w:lastRenderedPageBreak/>
         <w:drawing>
-          <wp:inline distT="0" distB="0" distL="0" distR="0" wp14:anchorId="682BB66F" wp14:editId="16A033D1">
-            <wp:extent cx="5943600" cy="2481580"/>
+          <wp:inline distT="0" distB="0" distL="0" distR="0" wp14:anchorId="22EE3854" wp14:editId="7BCF643B">
+            <wp:extent cx="5943600" cy="3060065"/>
+            <wp:effectExtent l="0" t="0" r="0" b="6985"/>
+            <wp:docPr id="2112759281" name="Picture 1"/>
+            <wp:cNvGraphicFramePr>
+              <a:graphicFrameLocks xmlns:a="http://schemas.openxmlformats.org/drawingml/2006/main" noChangeAspect="1"/>
+            </wp:cNvGraphicFramePr>
+            <a:graphic xmlns:a="http://schemas.openxmlformats.org/drawingml/2006/main">
+              <a:graphicData uri="http://schemas.openxmlformats.org/drawingml/2006/picture">
+                <pic:pic xmlns:pic="http://schemas.openxmlformats.org/drawingml/2006/picture">
+                  <pic:nvPicPr>
+                    <pic:cNvPr id="2112759281" name=""/>
+                    <pic:cNvPicPr/>
+                  </pic:nvPicPr>
+                  <pic:blipFill>
+                    <a:blip r:embed="rId38"/>
+                    <a:stretch>
+                      <a:fillRect/>
+                    </a:stretch>
+                  </pic:blipFill>
+                  <pic:spPr>
+                    <a:xfrm>
+                      <a:off x="0" y="0"/>
+                      <a:ext cx="5943600" cy="3060065"/>
+                    </a:xfrm>
+                    <a:prstGeom prst="rect">
+                      <a:avLst/>
+                    </a:prstGeom>
+                  </pic:spPr>
+                </pic:pic>
+              </a:graphicData>
+            </a:graphic>
+          </wp:inline>
+        </w:drawing>
+      </w:r>
+    </w:p>
+    <w:p>
+      <w:pPr>
+        <w:rPr>
+          <w:rFonts w:ascii="Times New Roman" w:hAnsi="Times New Roman" w:cs="Times New Roman"/>
+          <w:sz w:val="26"/>
+          <w:szCs w:val="26"/>
+        </w:rPr>
+      </w:pPr>
+      <w:r>
+        <w:rPr>
+          <w:rFonts w:ascii="Times New Roman" w:hAnsi="Times New Roman" w:cs="Times New Roman"/>
+          <w:sz w:val="26"/>
+          <w:szCs w:val="26"/>
+        </w:rPr>
+        <w:t>Tạo file compose.yaml</w:t>
+      </w:r>
+    </w:p>
+    <w:p>
+      <w:pPr>
+        <w:rPr>
+          <w:rFonts w:ascii="Times New Roman" w:hAnsi="Times New Roman" w:cs="Times New Roman"/>
+          <w:sz w:val="26"/>
+          <w:szCs w:val="26"/>
+        </w:rPr>
+      </w:pPr>
+      <w:r>
+        <w:rPr>
+          <w:rFonts w:ascii="Times New Roman" w:hAnsi="Times New Roman" w:cs="Times New Roman"/>
+          <w:sz w:val="26"/>
+          <w:szCs w:val="26"/>
+        </w:rPr>
+        <w:drawing>
+          <wp:inline distT="0" distB="0" distL="0" distR="0" wp14:anchorId="37508886" wp14:editId="1220099B">
+            <wp:extent cx="5943600" cy="3251835"/>
+            <wp:effectExtent l="0" t="0" r="0" b="5715"/>
+            <wp:docPr id="1971578991" name="Picture 1"/>
+            <wp:cNvGraphicFramePr>
+              <a:graphicFrameLocks xmlns:a="http://schemas.openxmlformats.org/drawingml/2006/main" noChangeAspect="1"/>
+            </wp:cNvGraphicFramePr>
+            <a:graphic xmlns:a="http://schemas.openxmlformats.org/drawingml/2006/main">
+              <a:graphicData uri="http://schemas.openxmlformats.org/drawingml/2006/picture">
+                <pic:pic xmlns:pic="http://schemas.openxmlformats.org/drawingml/2006/picture">
+                  <pic:nvPicPr>
+                    <pic:cNvPr id="1971578991" name=""/>
+                    <pic:cNvPicPr/>
+                  </pic:nvPicPr>
+                  <pic:blipFill>
+                    <a:blip r:embed="rId39"/>
+                    <a:stretch>
+                      <a:fillRect/>
+                    </a:stretch>
+                  </pic:blipFill>
+                  <pic:spPr>
+                    <a:xfrm>
+                      <a:off x="0" y="0"/>
+                      <a:ext cx="5943600" cy="3251835"/>
+                    </a:xfrm>
+                    <a:prstGeom prst="rect">
+                      <a:avLst/>
+                    </a:prstGeom>
+                  </pic:spPr>
+                </pic:pic>
+              </a:graphicData>
+            </a:graphic>
+          </wp:inline>
+        </w:drawing>
+      </w:r>
+    </w:p>
+    <w:p>
+      <w:pPr>
+        <w:rPr>
+          <w:rFonts w:ascii="Times New Roman" w:hAnsi="Times New Roman" w:cs="Times New Roman"/>
+          <w:sz w:val="26"/>
+          <w:szCs w:val="26"/>
+        </w:rPr>
+      </w:pPr>
+      <w:r>
+        <w:rPr>
+          <w:rFonts w:ascii="Times New Roman" w:hAnsi="Times New Roman" w:cs="Times New Roman"/>
+          <w:sz w:val="26"/>
+          <w:szCs w:val="26"/>
+        </w:rPr>
+        <w:t>Chạy lệnh docker compose up -d</w:t>
+      </w:r>
+    </w:p>
+    <w:p>
+      <w:pPr>
+        <w:rPr>
+          <w:rFonts w:ascii="Times New Roman" w:hAnsi="Times New Roman" w:cs="Times New Roman"/>
+          <w:sz w:val="26"/>
+          <w:szCs w:val="26"/>
+        </w:rPr>
+      </w:pPr>
+      <w:r>
+        <w:rPr>
+          <w:rFonts w:ascii="Times New Roman" w:hAnsi="Times New Roman" w:cs="Times New Roman"/>
+          <w:sz w:val="26"/>
+          <w:szCs w:val="26"/>
+        </w:rPr>
+        <w:lastRenderedPageBreak/>
+        <w:drawing>
+          <wp:inline distT="0" distB="0" distL="0" distR="0" wp14:anchorId="7E13A66D" wp14:editId="68AEAEA2">
+            <wp:extent cx="5943600" cy="1782445"/>
+            <wp:effectExtent l="0" t="0" r="0" b="8255"/>
+            <wp:docPr id="228736650" name="Picture 1"/>
+            <wp:cNvGraphicFramePr>
+              <a:graphicFrameLocks xmlns:a="http://schemas.openxmlformats.org/drawingml/2006/main" noChangeAspect="1"/>
+            </wp:cNvGraphicFramePr>
+            <a:graphic xmlns:a="http://schemas.openxmlformats.org/drawingml/2006/main">
+              <a:graphicData uri="http://schemas.openxmlformats.org/drawingml/2006/picture">
+                <pic:pic xmlns:pic="http://schemas.openxmlformats.org/drawingml/2006/picture">
+                  <pic:nvPicPr>
+                    <pic:cNvPr id="228736650" name=""/>
+                    <pic:cNvPicPr/>
+                  </pic:nvPicPr>
+                  <pic:blipFill>
+                    <a:blip r:embed="rId40"/>
+                    <a:stretch>
+                      <a:fillRect/>
+                    </a:stretch>
+                  </pic:blipFill>
+                  <pic:spPr>
+                    <a:xfrm>
+                      <a:off x="0" y="0"/>
+                      <a:ext cx="5943600" cy="1782445"/>
+                    </a:xfrm>
+                    <a:prstGeom prst="rect">
+                      <a:avLst/>
+                    </a:prstGeom>
+                  </pic:spPr>
+                </pic:pic>
+              </a:graphicData>
+            </a:graphic>
+          </wp:inline>
+        </w:drawing>
+      </w:r>
+    </w:p>
+    <w:p>
+      <w:pPr>
+        <w:rPr>
+          <w:rFonts w:ascii="Times New Roman" w:hAnsi="Times New Roman" w:cs="Times New Roman"/>
+          <w:sz w:val="26"/>
+          <w:szCs w:val="26"/>
+        </w:rPr>
+      </w:pPr>
+      <w:r>
+        <w:rPr>
+          <w:rFonts w:ascii="Times New Roman" w:hAnsi="Times New Roman" w:cs="Times New Roman"/>
+          <w:sz w:val="26"/>
+          <w:szCs w:val="26"/>
+        </w:rPr>
+        <w:drawing>
+          <wp:inline distT="0" distB="0" distL="0" distR="0" wp14:anchorId="112C6F2A" wp14:editId="014336CA">
+            <wp:extent cx="5943600" cy="3099435"/>
+            <wp:effectExtent l="0" t="0" r="0" b="5715"/>
+            <wp:docPr id="1363611005" name="Picture 1"/>
+            <wp:cNvGraphicFramePr>
+              <a:graphicFrameLocks xmlns:a="http://schemas.openxmlformats.org/drawingml/2006/main" noChangeAspect="1"/>
+            </wp:cNvGraphicFramePr>
+            <a:graphic xmlns:a="http://schemas.openxmlformats.org/drawingml/2006/main">
+              <a:graphicData uri="http://schemas.openxmlformats.org/drawingml/2006/picture">
+                <pic:pic xmlns:pic="http://schemas.openxmlformats.org/drawingml/2006/picture">
+                  <pic:nvPicPr>
+                    <pic:cNvPr id="1363611005" name=""/>
+                    <pic:cNvPicPr/>
+                  </pic:nvPicPr>
+                  <pic:blipFill>
+                    <a:blip r:embed="rId41"/>
+                    <a:stretch>
+                      <a:fillRect/>
+                    </a:stretch>
+                  </pic:blipFill>
+                  <pic:spPr>
+                    <a:xfrm>
+                      <a:off x="0" y="0"/>
+                      <a:ext cx="5943600" cy="3099435"/>
+                    </a:xfrm>
+                    <a:prstGeom prst="rect">
+                      <a:avLst/>
+                    </a:prstGeom>
+                  </pic:spPr>
+                </pic:pic>
+              </a:graphicData>
+            </a:graphic>
+          </wp:inline>
+        </w:drawing>
+      </w:r>
+    </w:p>
+    <w:p>
+      <w:pPr>
+        <w:rPr>
+          <w:rFonts w:ascii="Times New Roman" w:hAnsi="Times New Roman" w:cs="Times New Roman"/>
+          <w:sz w:val="26"/>
+          <w:szCs w:val="26"/>
+        </w:rPr>
+      </w:pPr>
+      <w:r>
+        <w:rPr>
+          <w:rFonts w:ascii="Times New Roman" w:hAnsi="Times New Roman" w:cs="Times New Roman"/>
+          <w:sz w:val="26"/>
+          <w:szCs w:val="26"/>
+        </w:rPr>
+        <w:lastRenderedPageBreak/>
+        <w:drawing>
+          <wp:inline distT="0" distB="0" distL="0" distR="0" wp14:anchorId="77CAA6E6" wp14:editId="1C32B95A">
+            <wp:extent cx="5943600" cy="3144520"/>
             <wp:effectExtent l="0" t="0" r="0" b="0"/>
-            <wp:docPr id="33248959" name="Picture 1"/>
-            <wp:cNvGraphicFramePr>
-              <a:graphicFrameLocks xmlns:a="http://schemas.openxmlformats.org/drawingml/2006/main" noChangeAspect="1"/>
-            </wp:cNvGraphicFramePr>
-            <a:graphic xmlns:a="http://schemas.openxmlformats.org/drawingml/2006/main">
-              <a:graphicData uri="http://schemas.openxmlformats.org/drawingml/2006/picture">
-                <pic:pic xmlns:pic="http://schemas.openxmlformats.org/drawingml/2006/picture">
-                  <pic:nvPicPr>
-                    <pic:cNvPr id="33248959" name=""/>
-                    <pic:cNvPicPr/>
-                  </pic:nvPicPr>
-                  <pic:blipFill>
-                    <a:blip r:embed="rId38"/>
-                    <a:stretch>
-                      <a:fillRect/>
-                    </a:stretch>
-                  </pic:blipFill>
-                  <pic:spPr>
-                    <a:xfrm>
-                      <a:off x="0" y="0"/>
-                      <a:ext cx="5943600" cy="2481580"/>
+            <wp:docPr id="1348910118" name="Picture 1"/>
+            <wp:cNvGraphicFramePr>
+              <a:graphicFrameLocks xmlns:a="http://schemas.openxmlformats.org/drawingml/2006/main" noChangeAspect="1"/>
+            </wp:cNvGraphicFramePr>
+            <a:graphic xmlns:a="http://schemas.openxmlformats.org/drawingml/2006/main">
+              <a:graphicData uri="http://schemas.openxmlformats.org/drawingml/2006/picture">
+                <pic:pic xmlns:pic="http://schemas.openxmlformats.org/drawingml/2006/picture">
+                  <pic:nvPicPr>
+                    <pic:cNvPr id="1348910118" name=""/>
+                    <pic:cNvPicPr/>
+                  </pic:nvPicPr>
+                  <pic:blipFill>
+                    <a:blip r:embed="rId42"/>
+                    <a:stretch>
+                      <a:fillRect/>
+                    </a:stretch>
+                  </pic:blipFill>
+                  <pic:spPr>
+                    <a:xfrm>
+                      <a:off x="0" y="0"/>
+                      <a:ext cx="5943600" cy="3144520"/>
                     </a:xfrm>
                     <a:prstGeom prst="rect">
                       <a:avLst/>
@@ -3015,7 +3316,7 @@
   <w:style w:type="paragraph" w:default="1" w:styleId="Normal">
     <w:name w:val="Normal"/>
     <w:qFormat/>
-    <w:rsid w:val="00153C9B"/>
+    <w:rsid w:val="003F2037"/>
   </w:style>
   <w:style w:type="character" w:default="1" w:styleId="DefaultParagraphFont">
     <w:name w:val="Default Paragraph Font"/>

--- a/NguyenHoVietKhoa_KTTKPM_Lab5.docx
+++ b/NguyenHoVietKhoa_KTTKPM_Lab5.docx
@@ -2609,6 +2609,7 @@
       <w:r>
         <w:rPr>
           <w:rFonts w:ascii="Times New Roman" w:hAnsi="Times New Roman" w:cs="Times New Roman"/>
+          <w:noProof/>
           <w:sz w:val="26"/>
           <w:szCs w:val="26"/>
         </w:rPr>
@@ -2678,6 +2679,7 @@
       <w:r>
         <w:rPr>
           <w:rFonts w:ascii="Times New Roman" w:hAnsi="Times New Roman" w:cs="Times New Roman"/>
+          <w:noProof/>
           <w:sz w:val="26"/>
           <w:szCs w:val="26"/>
         </w:rPr>
@@ -2746,6 +2748,7 @@
       <w:r>
         <w:rPr>
           <w:rFonts w:ascii="Times New Roman" w:hAnsi="Times New Roman" w:cs="Times New Roman"/>
+          <w:noProof/>
           <w:sz w:val="26"/>
           <w:szCs w:val="26"/>
         </w:rPr>
@@ -2798,6 +2801,7 @@
       <w:r>
         <w:rPr>
           <w:rFonts w:ascii="Times New Roman" w:hAnsi="Times New Roman" w:cs="Times New Roman"/>
+          <w:noProof/>
           <w:sz w:val="26"/>
           <w:szCs w:val="26"/>
         </w:rPr>
@@ -2849,6 +2853,7 @@
       <w:r>
         <w:rPr>
           <w:rFonts w:ascii="Times New Roman" w:hAnsi="Times New Roman" w:cs="Times New Roman"/>
+          <w:noProof/>
           <w:sz w:val="26"/>
           <w:szCs w:val="26"/>
         </w:rPr>
@@ -2878,6 +2883,376 @@
                     <a:xfrm>
                       <a:off x="0" y="0"/>
                       <a:ext cx="5943600" cy="3144520"/>
+                    </a:xfrm>
+                    <a:prstGeom prst="rect">
+                      <a:avLst/>
+                    </a:prstGeom>
+                  </pic:spPr>
+                </pic:pic>
+              </a:graphicData>
+            </a:graphic>
+          </wp:inline>
+        </w:drawing>
+      </w:r>
+    </w:p>
+    <w:p>
+      <w:pPr>
+        <w:rPr>
+          <w:rFonts w:ascii="Times New Roman" w:hAnsi="Times New Roman" w:cs="Times New Roman"/>
+          <w:b/>
+          <w:bCs/>
+          <w:sz w:val="26"/>
+          <w:szCs w:val="26"/>
+        </w:rPr>
+      </w:pPr>
+      <w:r>
+        <w:rPr>
+          <w:rFonts w:ascii="Times New Roman" w:hAnsi="Times New Roman" w:cs="Times New Roman"/>
+          <w:b/>
+          <w:bCs/>
+          <w:sz w:val="26"/>
+          <w:szCs w:val="26"/>
+        </w:rPr>
+        <w:t>Bài 13:</w:t>
+      </w:r>
+    </w:p>
+    <w:p>
+      <w:pPr>
+        <w:rPr>
+          <w:rFonts w:ascii="Times New Roman" w:hAnsi="Times New Roman" w:cs="Times New Roman"/>
+          <w:sz w:val="26"/>
+          <w:szCs w:val="26"/>
+        </w:rPr>
+      </w:pPr>
+      <w:r>
+        <w:rPr>
+          <w:rFonts w:ascii="Times New Roman" w:hAnsi="Times New Roman" w:cs="Times New Roman"/>
+          <w:sz w:val="26"/>
+          <w:szCs w:val="26"/>
+        </w:rPr>
+        <w:t>Tạo file Nginx.conf</w:t>
+      </w:r>
+    </w:p>
+    <w:p>
+      <w:pPr>
+        <w:rPr>
+          <w:rFonts w:ascii="Times New Roman" w:hAnsi="Times New Roman" w:cs="Times New Roman"/>
+          <w:sz w:val="26"/>
+          <w:szCs w:val="26"/>
+        </w:rPr>
+      </w:pPr>
+      <w:r>
+        <w:rPr>
+          <w:rFonts w:ascii="Times New Roman" w:hAnsi="Times New Roman" w:cs="Times New Roman"/>
+          <w:sz w:val="26"/>
+          <w:szCs w:val="26"/>
+        </w:rPr>
+        <w:drawing>
+          <wp:inline distT="0" distB="0" distL="0" distR="0" wp14:anchorId="3949713D" wp14:editId="655D8AC1">
+            <wp:extent cx="5943600" cy="2492375"/>
+            <wp:effectExtent l="0" t="0" r="0" b="3175"/>
+            <wp:docPr id="1362797277" name="Picture 1"/>
+            <wp:cNvGraphicFramePr>
+              <a:graphicFrameLocks xmlns:a="http://schemas.openxmlformats.org/drawingml/2006/main" noChangeAspect="1"/>
+            </wp:cNvGraphicFramePr>
+            <a:graphic xmlns:a="http://schemas.openxmlformats.org/drawingml/2006/main">
+              <a:graphicData uri="http://schemas.openxmlformats.org/drawingml/2006/picture">
+                <pic:pic xmlns:pic="http://schemas.openxmlformats.org/drawingml/2006/picture">
+                  <pic:nvPicPr>
+                    <pic:cNvPr id="1362797277" name=""/>
+                    <pic:cNvPicPr/>
+                  </pic:nvPicPr>
+                  <pic:blipFill>
+                    <a:blip r:embed="rId43"/>
+                    <a:stretch>
+                      <a:fillRect/>
+                    </a:stretch>
+                  </pic:blipFill>
+                  <pic:spPr>
+                    <a:xfrm>
+                      <a:off x="0" y="0"/>
+                      <a:ext cx="5943600" cy="2492375"/>
+                    </a:xfrm>
+                    <a:prstGeom prst="rect">
+                      <a:avLst/>
+                    </a:prstGeom>
+                  </pic:spPr>
+                </pic:pic>
+              </a:graphicData>
+            </a:graphic>
+          </wp:inline>
+        </w:drawing>
+      </w:r>
+    </w:p>
+    <w:p>
+      <w:pPr>
+        <w:rPr>
+          <w:rFonts w:ascii="Times New Roman" w:hAnsi="Times New Roman" w:cs="Times New Roman"/>
+          <w:sz w:val="26"/>
+          <w:szCs w:val="26"/>
+        </w:rPr>
+      </w:pPr>
+      <w:r>
+        <w:rPr>
+          <w:rFonts w:ascii="Times New Roman" w:hAnsi="Times New Roman" w:cs="Times New Roman"/>
+          <w:sz w:val="26"/>
+          <w:szCs w:val="26"/>
+        </w:rPr>
+        <w:t>Tạo Dockerfile</w:t>
+      </w:r>
+    </w:p>
+    <w:p>
+      <w:pPr>
+        <w:rPr>
+          <w:rFonts w:ascii="Times New Roman" w:hAnsi="Times New Roman" w:cs="Times New Roman"/>
+          <w:sz w:val="26"/>
+          <w:szCs w:val="26"/>
+        </w:rPr>
+      </w:pPr>
+      <w:r>
+        <w:rPr>
+          <w:rFonts w:ascii="Times New Roman" w:hAnsi="Times New Roman" w:cs="Times New Roman"/>
+          <w:sz w:val="26"/>
+          <w:szCs w:val="26"/>
+        </w:rPr>
+        <w:lastRenderedPageBreak/>
+        <w:drawing>
+          <wp:inline distT="0" distB="0" distL="0" distR="0" wp14:anchorId="0F0825CF" wp14:editId="58018E39">
+            <wp:extent cx="5943600" cy="3190875"/>
+            <wp:effectExtent l="0" t="0" r="0" b="9525"/>
+            <wp:docPr id="135977183" name="Picture 1"/>
+            <wp:cNvGraphicFramePr>
+              <a:graphicFrameLocks xmlns:a="http://schemas.openxmlformats.org/drawingml/2006/main" noChangeAspect="1"/>
+            </wp:cNvGraphicFramePr>
+            <a:graphic xmlns:a="http://schemas.openxmlformats.org/drawingml/2006/main">
+              <a:graphicData uri="http://schemas.openxmlformats.org/drawingml/2006/picture">
+                <pic:pic xmlns:pic="http://schemas.openxmlformats.org/drawingml/2006/picture">
+                  <pic:nvPicPr>
+                    <pic:cNvPr id="135977183" name=""/>
+                    <pic:cNvPicPr/>
+                  </pic:nvPicPr>
+                  <pic:blipFill>
+                    <a:blip r:embed="rId44"/>
+                    <a:stretch>
+                      <a:fillRect/>
+                    </a:stretch>
+                  </pic:blipFill>
+                  <pic:spPr>
+                    <a:xfrm>
+                      <a:off x="0" y="0"/>
+                      <a:ext cx="5943600" cy="3190875"/>
+                    </a:xfrm>
+                    <a:prstGeom prst="rect">
+                      <a:avLst/>
+                    </a:prstGeom>
+                  </pic:spPr>
+                </pic:pic>
+              </a:graphicData>
+            </a:graphic>
+          </wp:inline>
+        </w:drawing>
+      </w:r>
+    </w:p>
+    <w:p>
+      <w:pPr>
+        <w:rPr>
+          <w:rFonts w:ascii="Times New Roman" w:hAnsi="Times New Roman" w:cs="Times New Roman"/>
+          <w:sz w:val="26"/>
+          <w:szCs w:val="26"/>
+        </w:rPr>
+      </w:pPr>
+      <w:r>
+        <w:rPr>
+          <w:rFonts w:ascii="Times New Roman" w:hAnsi="Times New Roman" w:cs="Times New Roman"/>
+          <w:sz w:val="26"/>
+          <w:szCs w:val="26"/>
+        </w:rPr>
+        <w:t>Tạo compose.yaml</w:t>
+      </w:r>
+    </w:p>
+    <w:p>
+      <w:pPr>
+        <w:rPr>
+          <w:rFonts w:ascii="Times New Roman" w:hAnsi="Times New Roman" w:cs="Times New Roman"/>
+          <w:sz w:val="26"/>
+          <w:szCs w:val="26"/>
+        </w:rPr>
+      </w:pPr>
+      <w:r>
+        <w:rPr>
+          <w:rFonts w:ascii="Times New Roman" w:hAnsi="Times New Roman" w:cs="Times New Roman"/>
+          <w:sz w:val="26"/>
+          <w:szCs w:val="26"/>
+        </w:rPr>
+        <w:drawing>
+          <wp:inline distT="0" distB="0" distL="0" distR="0" wp14:anchorId="3806FF6C" wp14:editId="5BA01163">
+            <wp:extent cx="5943600" cy="2927350"/>
+            <wp:effectExtent l="0" t="0" r="0" b="6350"/>
+            <wp:docPr id="1981992861" name="Picture 1"/>
+            <wp:cNvGraphicFramePr>
+              <a:graphicFrameLocks xmlns:a="http://schemas.openxmlformats.org/drawingml/2006/main" noChangeAspect="1"/>
+            </wp:cNvGraphicFramePr>
+            <a:graphic xmlns:a="http://schemas.openxmlformats.org/drawingml/2006/main">
+              <a:graphicData uri="http://schemas.openxmlformats.org/drawingml/2006/picture">
+                <pic:pic xmlns:pic="http://schemas.openxmlformats.org/drawingml/2006/picture">
+                  <pic:nvPicPr>
+                    <pic:cNvPr id="1981992861" name=""/>
+                    <pic:cNvPicPr/>
+                  </pic:nvPicPr>
+                  <pic:blipFill>
+                    <a:blip r:embed="rId45"/>
+                    <a:stretch>
+                      <a:fillRect/>
+                    </a:stretch>
+                  </pic:blipFill>
+                  <pic:spPr>
+                    <a:xfrm>
+                      <a:off x="0" y="0"/>
+                      <a:ext cx="5943600" cy="2927350"/>
+                    </a:xfrm>
+                    <a:prstGeom prst="rect">
+                      <a:avLst/>
+                    </a:prstGeom>
+                  </pic:spPr>
+                </pic:pic>
+              </a:graphicData>
+            </a:graphic>
+          </wp:inline>
+        </w:drawing>
+      </w:r>
+    </w:p>
+    <w:p>
+      <w:pPr>
+        <w:rPr>
+          <w:rFonts w:ascii="Times New Roman" w:hAnsi="Times New Roman" w:cs="Times New Roman"/>
+          <w:sz w:val="26"/>
+          <w:szCs w:val="26"/>
+        </w:rPr>
+      </w:pPr>
+      <w:r>
+        <w:rPr>
+          <w:rFonts w:ascii="Times New Roman" w:hAnsi="Times New Roman" w:cs="Times New Roman"/>
+          <w:sz w:val="26"/>
+          <w:szCs w:val="26"/>
+        </w:rPr>
+        <w:t xml:space="preserve">Chạy lệnh </w:t>
+      </w:r>
+      <w:r>
+        <w:rPr>
+          <w:rFonts w:ascii="Times New Roman" w:hAnsi="Times New Roman" w:cs="Times New Roman"/>
+          <w:sz w:val="26"/>
+          <w:szCs w:val="26"/>
+        </w:rPr>
+        <w:t xml:space="preserve">docker compose up -d </w:t>
+      </w:r>
+      <w:r>
+        <w:rPr>
+          <w:rFonts w:ascii="Times New Roman" w:hAnsi="Times New Roman" w:cs="Times New Roman"/>
+          <w:sz w:val="26"/>
+          <w:szCs w:val="26"/>
+        </w:rPr>
+        <w:t>–</w:t>
+      </w:r>
+      <w:r>
+        <w:rPr>
+          <w:rFonts w:ascii="Times New Roman" w:hAnsi="Times New Roman" w:cs="Times New Roman"/>
+          <w:sz w:val="26"/>
+          <w:szCs w:val="26"/>
+        </w:rPr>
+        <w:t>build</w:t>
+      </w:r>
+    </w:p>
+    <w:p>
+      <w:pPr>
+        <w:rPr>
+          <w:rFonts w:ascii="Times New Roman" w:hAnsi="Times New Roman" w:cs="Times New Roman"/>
+          <w:sz w:val="26"/>
+          <w:szCs w:val="26"/>
+        </w:rPr>
+      </w:pPr>
+      <w:r>
+        <w:rPr>
+          <w:rFonts w:ascii="Times New Roman" w:hAnsi="Times New Roman" w:cs="Times New Roman"/>
+          <w:sz w:val="26"/>
+          <w:szCs w:val="26"/>
+        </w:rPr>
+        <w:lastRenderedPageBreak/>
+        <w:drawing>
+          <wp:inline distT="0" distB="0" distL="0" distR="0" wp14:anchorId="0154C3FD" wp14:editId="1FB08166">
+            <wp:extent cx="5943600" cy="1422400"/>
+            <wp:effectExtent l="0" t="0" r="0" b="6350"/>
+            <wp:docPr id="356321726" name="Picture 1"/>
+            <wp:cNvGraphicFramePr>
+              <a:graphicFrameLocks xmlns:a="http://schemas.openxmlformats.org/drawingml/2006/main" noChangeAspect="1"/>
+            </wp:cNvGraphicFramePr>
+            <a:graphic xmlns:a="http://schemas.openxmlformats.org/drawingml/2006/main">
+              <a:graphicData uri="http://schemas.openxmlformats.org/drawingml/2006/picture">
+                <pic:pic xmlns:pic="http://schemas.openxmlformats.org/drawingml/2006/picture">
+                  <pic:nvPicPr>
+                    <pic:cNvPr id="356321726" name=""/>
+                    <pic:cNvPicPr/>
+                  </pic:nvPicPr>
+                  <pic:blipFill>
+                    <a:blip r:embed="rId46"/>
+                    <a:stretch>
+                      <a:fillRect/>
+                    </a:stretch>
+                  </pic:blipFill>
+                  <pic:spPr>
+                    <a:xfrm>
+                      <a:off x="0" y="0"/>
+                      <a:ext cx="5943600" cy="1422400"/>
+                    </a:xfrm>
+                    <a:prstGeom prst="rect">
+                      <a:avLst/>
+                    </a:prstGeom>
+                  </pic:spPr>
+                </pic:pic>
+              </a:graphicData>
+            </a:graphic>
+          </wp:inline>
+        </w:drawing>
+      </w:r>
+    </w:p>
+    <w:p>
+      <w:pPr>
+        <w:rPr>
+          <w:rFonts w:ascii="Times New Roman" w:hAnsi="Times New Roman" w:cs="Times New Roman"/>
+          <w:sz w:val="26"/>
+          <w:szCs w:val="26"/>
+        </w:rPr>
+      </w:pPr>
+      <w:r>
+        <w:rPr>
+          <w:rFonts w:ascii="Times New Roman" w:hAnsi="Times New Roman" w:cs="Times New Roman"/>
+          <w:sz w:val="26"/>
+          <w:szCs w:val="26"/>
+        </w:rPr>
+        <w:drawing>
+          <wp:inline distT="0" distB="0" distL="0" distR="0" wp14:anchorId="01617D36" wp14:editId="02D24750">
+            <wp:extent cx="5943600" cy="3009900"/>
+            <wp:effectExtent l="0" t="0" r="0" b="0"/>
+            <wp:docPr id="1182855222" name="Picture 1"/>
+            <wp:cNvGraphicFramePr>
+              <a:graphicFrameLocks xmlns:a="http://schemas.openxmlformats.org/drawingml/2006/main" noChangeAspect="1"/>
+            </wp:cNvGraphicFramePr>
+            <a:graphic xmlns:a="http://schemas.openxmlformats.org/drawingml/2006/main">
+              <a:graphicData uri="http://schemas.openxmlformats.org/drawingml/2006/picture">
+                <pic:pic xmlns:pic="http://schemas.openxmlformats.org/drawingml/2006/picture">
+                  <pic:nvPicPr>
+                    <pic:cNvPr id="1182855222" name=""/>
+                    <pic:cNvPicPr/>
+                  </pic:nvPicPr>
+                  <pic:blipFill>
+                    <a:blip r:embed="rId47"/>
+                    <a:stretch>
+                      <a:fillRect/>
+                    </a:stretch>
+                  </pic:blipFill>
+                  <pic:spPr>
+                    <a:xfrm>
+                      <a:off x="0" y="0"/>
+                      <a:ext cx="5943600" cy="3009900"/>
                     </a:xfrm>
                     <a:prstGeom prst="rect">
                       <a:avLst/>

--- a/NguyenHoVietKhoa_KTTKPM_Lab5.docx
+++ b/NguyenHoVietKhoa_KTTKPM_Lab5.docx
@@ -2944,6 +2944,7 @@
       <w:r>
         <w:rPr>
           <w:rFonts w:ascii="Times New Roman" w:hAnsi="Times New Roman" w:cs="Times New Roman"/>
+          <w:noProof/>
           <w:sz w:val="26"/>
           <w:szCs w:val="26"/>
         </w:rPr>
@@ -3012,6 +3013,7 @@
       <w:r>
         <w:rPr>
           <w:rFonts w:ascii="Times New Roman" w:hAnsi="Times New Roman" w:cs="Times New Roman"/>
+          <w:noProof/>
           <w:sz w:val="26"/>
           <w:szCs w:val="26"/>
         </w:rPr>
@@ -3081,6 +3083,7 @@
       <w:r>
         <w:rPr>
           <w:rFonts w:ascii="Times New Roman" w:hAnsi="Times New Roman" w:cs="Times New Roman"/>
+          <w:noProof/>
           <w:sz w:val="26"/>
           <w:szCs w:val="26"/>
         </w:rPr>
@@ -3173,6 +3176,7 @@
       <w:r>
         <w:rPr>
           <w:rFonts w:ascii="Times New Roman" w:hAnsi="Times New Roman" w:cs="Times New Roman"/>
+          <w:noProof/>
           <w:sz w:val="26"/>
           <w:szCs w:val="26"/>
         </w:rPr>
@@ -3225,6 +3229,7 @@
       <w:r>
         <w:rPr>
           <w:rFonts w:ascii="Times New Roman" w:hAnsi="Times New Roman" w:cs="Times New Roman"/>
+          <w:noProof/>
           <w:sz w:val="26"/>
           <w:szCs w:val="26"/>
         </w:rPr>
@@ -3253,6 +3258,172 @@
                     <a:xfrm>
                       <a:off x="0" y="0"/>
                       <a:ext cx="5943600" cy="3009900"/>
+                    </a:xfrm>
+                    <a:prstGeom prst="rect">
+                      <a:avLst/>
+                    </a:prstGeom>
+                  </pic:spPr>
+                </pic:pic>
+              </a:graphicData>
+            </a:graphic>
+          </wp:inline>
+        </w:drawing>
+      </w:r>
+    </w:p>
+    <w:p>
+      <w:pPr>
+        <w:rPr>
+          <w:rFonts w:ascii="Times New Roman" w:hAnsi="Times New Roman" w:cs="Times New Roman"/>
+          <w:b/>
+          <w:bCs/>
+          <w:sz w:val="26"/>
+          <w:szCs w:val="26"/>
+        </w:rPr>
+      </w:pPr>
+      <w:r>
+        <w:rPr>
+          <w:rFonts w:ascii="Times New Roman" w:hAnsi="Times New Roman" w:cs="Times New Roman"/>
+          <w:b/>
+          <w:bCs/>
+          <w:sz w:val="26"/>
+          <w:szCs w:val="26"/>
+        </w:rPr>
+        <w:t>Bài 14:</w:t>
+      </w:r>
+    </w:p>
+    <w:p>
+      <w:pPr>
+        <w:rPr>
+          <w:rFonts w:ascii="Times New Roman" w:hAnsi="Times New Roman" w:cs="Times New Roman"/>
+          <w:sz w:val="26"/>
+          <w:szCs w:val="26"/>
+        </w:rPr>
+      </w:pPr>
+      <w:r>
+        <w:rPr>
+          <w:rFonts w:ascii="Times New Roman" w:hAnsi="Times New Roman" w:cs="Times New Roman"/>
+          <w:sz w:val="26"/>
+          <w:szCs w:val="26"/>
+        </w:rPr>
+        <w:t>Tạo file compose.yaml</w:t>
+      </w:r>
+    </w:p>
+    <w:p>
+      <w:pPr>
+        <w:rPr>
+          <w:rFonts w:ascii="Times New Roman" w:hAnsi="Times New Roman" w:cs="Times New Roman"/>
+          <w:sz w:val="26"/>
+          <w:szCs w:val="26"/>
+        </w:rPr>
+      </w:pPr>
+      <w:r>
+        <w:rPr>
+          <w:rFonts w:ascii="Times New Roman" w:hAnsi="Times New Roman" w:cs="Times New Roman"/>
+          <w:sz w:val="26"/>
+          <w:szCs w:val="26"/>
+        </w:rPr>
+        <w:lastRenderedPageBreak/>
+        <w:drawing>
+          <wp:inline distT="0" distB="0" distL="0" distR="0" wp14:anchorId="719C8F5F" wp14:editId="6D5EAF50">
+            <wp:extent cx="5943600" cy="3215005"/>
+            <wp:effectExtent l="0" t="0" r="0" b="4445"/>
+            <wp:docPr id="1646185633" name="Picture 1"/>
+            <wp:cNvGraphicFramePr>
+              <a:graphicFrameLocks xmlns:a="http://schemas.openxmlformats.org/drawingml/2006/main" noChangeAspect="1"/>
+            </wp:cNvGraphicFramePr>
+            <a:graphic xmlns:a="http://schemas.openxmlformats.org/drawingml/2006/main">
+              <a:graphicData uri="http://schemas.openxmlformats.org/drawingml/2006/picture">
+                <pic:pic xmlns:pic="http://schemas.openxmlformats.org/drawingml/2006/picture">
+                  <pic:nvPicPr>
+                    <pic:cNvPr id="1646185633" name=""/>
+                    <pic:cNvPicPr/>
+                  </pic:nvPicPr>
+                  <pic:blipFill>
+                    <a:blip r:embed="rId48"/>
+                    <a:stretch>
+                      <a:fillRect/>
+                    </a:stretch>
+                  </pic:blipFill>
+                  <pic:spPr>
+                    <a:xfrm>
+                      <a:off x="0" y="0"/>
+                      <a:ext cx="5943600" cy="3215005"/>
+                    </a:xfrm>
+                    <a:prstGeom prst="rect">
+                      <a:avLst/>
+                    </a:prstGeom>
+                  </pic:spPr>
+                </pic:pic>
+              </a:graphicData>
+            </a:graphic>
+          </wp:inline>
+        </w:drawing>
+      </w:r>
+    </w:p>
+    <w:p>
+      <w:pPr>
+        <w:rPr>
+          <w:rFonts w:ascii="Times New Roman" w:hAnsi="Times New Roman" w:cs="Times New Roman"/>
+          <w:sz w:val="26"/>
+          <w:szCs w:val="26"/>
+        </w:rPr>
+      </w:pPr>
+      <w:r>
+        <w:rPr>
+          <w:rFonts w:ascii="Times New Roman" w:hAnsi="Times New Roman" w:cs="Times New Roman"/>
+          <w:sz w:val="26"/>
+          <w:szCs w:val="26"/>
+        </w:rPr>
+        <w:t xml:space="preserve">Chạy lệnh </w:t>
+      </w:r>
+      <w:r>
+        <w:rPr>
+          <w:rFonts w:ascii="Times New Roman" w:hAnsi="Times New Roman" w:cs="Times New Roman"/>
+          <w:sz w:val="26"/>
+          <w:szCs w:val="26"/>
+        </w:rPr>
+        <w:t>docker compose up -d</w:t>
+      </w:r>
+    </w:p>
+    <w:p>
+      <w:pPr>
+        <w:rPr>
+          <w:rFonts w:ascii="Times New Roman" w:hAnsi="Times New Roman" w:cs="Times New Roman"/>
+          <w:sz w:val="26"/>
+          <w:szCs w:val="26"/>
+        </w:rPr>
+      </w:pPr>
+      <w:r>
+        <w:rPr>
+          <w:rFonts w:ascii="Times New Roman" w:hAnsi="Times New Roman" w:cs="Times New Roman"/>
+          <w:sz w:val="26"/>
+          <w:szCs w:val="26"/>
+        </w:rPr>
+        <w:drawing>
+          <wp:inline distT="0" distB="0" distL="0" distR="0" wp14:anchorId="4754AA03" wp14:editId="16DAA2F7">
+            <wp:extent cx="5943600" cy="1299845"/>
+            <wp:effectExtent l="0" t="0" r="0" b="0"/>
+            <wp:docPr id="213977485" name="Picture 1"/>
+            <wp:cNvGraphicFramePr>
+              <a:graphicFrameLocks xmlns:a="http://schemas.openxmlformats.org/drawingml/2006/main" noChangeAspect="1"/>
+            </wp:cNvGraphicFramePr>
+            <a:graphic xmlns:a="http://schemas.openxmlformats.org/drawingml/2006/main">
+              <a:graphicData uri="http://schemas.openxmlformats.org/drawingml/2006/picture">
+                <pic:pic xmlns:pic="http://schemas.openxmlformats.org/drawingml/2006/picture">
+                  <pic:nvPicPr>
+                    <pic:cNvPr id="213977485" name=""/>
+                    <pic:cNvPicPr/>
+                  </pic:nvPicPr>
+                  <pic:blipFill>
+                    <a:blip r:embed="rId49"/>
+                    <a:stretch>
+                      <a:fillRect/>
+                    </a:stretch>
+                  </pic:blipFill>
+                  <pic:spPr>
+                    <a:xfrm>
+                      <a:off x="0" y="0"/>
+                      <a:ext cx="5943600" cy="1299845"/>
                     </a:xfrm>
                     <a:prstGeom prst="rect">
                       <a:avLst/>

--- a/NguyenHoVietKhoa_KTTKPM_Lab5.docx
+++ b/NguyenHoVietKhoa_KTTKPM_Lab5.docx
@@ -3319,6 +3319,7 @@
       <w:r>
         <w:rPr>
           <w:rFonts w:ascii="Times New Roman" w:hAnsi="Times New Roman" w:cs="Times New Roman"/>
+          <w:noProof/>
           <w:sz w:val="26"/>
           <w:szCs w:val="26"/>
         </w:rPr>
@@ -3396,6 +3397,7 @@
       <w:r>
         <w:rPr>
           <w:rFonts w:ascii="Times New Roman" w:hAnsi="Times New Roman" w:cs="Times New Roman"/>
+          <w:noProof/>
           <w:sz w:val="26"/>
           <w:szCs w:val="26"/>
         </w:rPr>
@@ -3440,10 +3442,210 @@
       <w:pPr>
         <w:rPr>
           <w:rFonts w:ascii="Times New Roman" w:hAnsi="Times New Roman" w:cs="Times New Roman"/>
-          <w:sz w:val="26"/>
-          <w:szCs w:val="26"/>
-        </w:rPr>
-      </w:pPr>
+          <w:b/>
+          <w:bCs/>
+          <w:sz w:val="26"/>
+          <w:szCs w:val="26"/>
+        </w:rPr>
+      </w:pPr>
+      <w:r>
+        <w:rPr>
+          <w:rFonts w:ascii="Times New Roman" w:hAnsi="Times New Roman" w:cs="Times New Roman"/>
+          <w:b/>
+          <w:bCs/>
+          <w:sz w:val="26"/>
+          <w:szCs w:val="26"/>
+        </w:rPr>
+        <w:t>Bài 15:</w:t>
+      </w:r>
+    </w:p>
+    <w:p>
+      <w:pPr>
+        <w:rPr>
+          <w:rFonts w:ascii="Times New Roman" w:hAnsi="Times New Roman" w:cs="Times New Roman"/>
+          <w:sz w:val="26"/>
+          <w:szCs w:val="26"/>
+        </w:rPr>
+      </w:pPr>
+      <w:r>
+        <w:rPr>
+          <w:rFonts w:ascii="Times New Roman" w:hAnsi="Times New Roman" w:cs="Times New Roman"/>
+          <w:sz w:val="26"/>
+          <w:szCs w:val="26"/>
+        </w:rPr>
+        <w:t>Tạo file compose.yaml</w:t>
+      </w:r>
+    </w:p>
+    <w:p>
+      <w:pPr>
+        <w:rPr>
+          <w:rFonts w:ascii="Times New Roman" w:hAnsi="Times New Roman" w:cs="Times New Roman"/>
+          <w:sz w:val="26"/>
+          <w:szCs w:val="26"/>
+        </w:rPr>
+      </w:pPr>
+      <w:r>
+        <w:rPr>
+          <w:rFonts w:ascii="Times New Roman" w:hAnsi="Times New Roman" w:cs="Times New Roman"/>
+          <w:sz w:val="26"/>
+          <w:szCs w:val="26"/>
+        </w:rPr>
+        <w:drawing>
+          <wp:inline distT="0" distB="0" distL="0" distR="0" wp14:anchorId="003F7BF7" wp14:editId="0ABA7145">
+            <wp:extent cx="5943600" cy="2392680"/>
+            <wp:effectExtent l="0" t="0" r="0" b="7620"/>
+            <wp:docPr id="972232153" name="Picture 1"/>
+            <wp:cNvGraphicFramePr>
+              <a:graphicFrameLocks xmlns:a="http://schemas.openxmlformats.org/drawingml/2006/main" noChangeAspect="1"/>
+            </wp:cNvGraphicFramePr>
+            <a:graphic xmlns:a="http://schemas.openxmlformats.org/drawingml/2006/main">
+              <a:graphicData uri="http://schemas.openxmlformats.org/drawingml/2006/picture">
+                <pic:pic xmlns:pic="http://schemas.openxmlformats.org/drawingml/2006/picture">
+                  <pic:nvPicPr>
+                    <pic:cNvPr id="972232153" name=""/>
+                    <pic:cNvPicPr/>
+                  </pic:nvPicPr>
+                  <pic:blipFill>
+                    <a:blip r:embed="rId50"/>
+                    <a:stretch>
+                      <a:fillRect/>
+                    </a:stretch>
+                  </pic:blipFill>
+                  <pic:spPr>
+                    <a:xfrm>
+                      <a:off x="0" y="0"/>
+                      <a:ext cx="5943600" cy="2392680"/>
+                    </a:xfrm>
+                    <a:prstGeom prst="rect">
+                      <a:avLst/>
+                    </a:prstGeom>
+                  </pic:spPr>
+                </pic:pic>
+              </a:graphicData>
+            </a:graphic>
+          </wp:inline>
+        </w:drawing>
+      </w:r>
+    </w:p>
+    <w:p>
+      <w:pPr>
+        <w:rPr>
+          <w:rFonts w:ascii="Times New Roman" w:hAnsi="Times New Roman" w:cs="Times New Roman"/>
+          <w:sz w:val="26"/>
+          <w:szCs w:val="26"/>
+        </w:rPr>
+      </w:pPr>
+      <w:r>
+        <w:rPr>
+          <w:rFonts w:ascii="Times New Roman" w:hAnsi="Times New Roman" w:cs="Times New Roman"/>
+          <w:sz w:val="26"/>
+          <w:szCs w:val="26"/>
+        </w:rPr>
+        <w:lastRenderedPageBreak/>
+        <w:t>Chạy lệnh docker compose up -d</w:t>
+      </w:r>
+    </w:p>
+    <w:p>
+      <w:pPr>
+        <w:rPr>
+          <w:rFonts w:ascii="Times New Roman" w:hAnsi="Times New Roman" w:cs="Times New Roman"/>
+          <w:sz w:val="26"/>
+          <w:szCs w:val="26"/>
+        </w:rPr>
+      </w:pPr>
+      <w:r>
+        <w:rPr>
+          <w:rFonts w:ascii="Times New Roman" w:hAnsi="Times New Roman" w:cs="Times New Roman"/>
+          <w:sz w:val="26"/>
+          <w:szCs w:val="26"/>
+        </w:rPr>
+        <w:drawing>
+          <wp:inline distT="0" distB="0" distL="0" distR="0" wp14:anchorId="52344DC9" wp14:editId="4F294B53">
+            <wp:extent cx="5943600" cy="1398905"/>
+            <wp:effectExtent l="0" t="0" r="0" b="0"/>
+            <wp:docPr id="533620284" name="Picture 1"/>
+            <wp:cNvGraphicFramePr>
+              <a:graphicFrameLocks xmlns:a="http://schemas.openxmlformats.org/drawingml/2006/main" noChangeAspect="1"/>
+            </wp:cNvGraphicFramePr>
+            <a:graphic xmlns:a="http://schemas.openxmlformats.org/drawingml/2006/main">
+              <a:graphicData uri="http://schemas.openxmlformats.org/drawingml/2006/picture">
+                <pic:pic xmlns:pic="http://schemas.openxmlformats.org/drawingml/2006/picture">
+                  <pic:nvPicPr>
+                    <pic:cNvPr id="533620284" name=""/>
+                    <pic:cNvPicPr/>
+                  </pic:nvPicPr>
+                  <pic:blipFill>
+                    <a:blip r:embed="rId51"/>
+                    <a:stretch>
+                      <a:fillRect/>
+                    </a:stretch>
+                  </pic:blipFill>
+                  <pic:spPr>
+                    <a:xfrm>
+                      <a:off x="0" y="0"/>
+                      <a:ext cx="5943600" cy="1398905"/>
+                    </a:xfrm>
+                    <a:prstGeom prst="rect">
+                      <a:avLst/>
+                    </a:prstGeom>
+                  </pic:spPr>
+                </pic:pic>
+              </a:graphicData>
+            </a:graphic>
+          </wp:inline>
+        </w:drawing>
+      </w:r>
+    </w:p>
+    <w:p>
+      <w:pPr>
+        <w:rPr>
+          <w:rFonts w:ascii="Times New Roman" w:hAnsi="Times New Roman" w:cs="Times New Roman"/>
+          <w:sz w:val="26"/>
+          <w:szCs w:val="26"/>
+        </w:rPr>
+      </w:pPr>
+      <w:r>
+        <w:rPr>
+          <w:rFonts w:ascii="Times New Roman" w:hAnsi="Times New Roman" w:cs="Times New Roman"/>
+          <w:sz w:val="26"/>
+          <w:szCs w:val="26"/>
+        </w:rPr>
+        <w:drawing>
+          <wp:inline distT="0" distB="0" distL="0" distR="0" wp14:anchorId="6204386C" wp14:editId="6E502979">
+            <wp:extent cx="5943600" cy="1252855"/>
+            <wp:effectExtent l="0" t="0" r="0" b="4445"/>
+            <wp:docPr id="857606423" name="Picture 1"/>
+            <wp:cNvGraphicFramePr>
+              <a:graphicFrameLocks xmlns:a="http://schemas.openxmlformats.org/drawingml/2006/main" noChangeAspect="1"/>
+            </wp:cNvGraphicFramePr>
+            <a:graphic xmlns:a="http://schemas.openxmlformats.org/drawingml/2006/main">
+              <a:graphicData uri="http://schemas.openxmlformats.org/drawingml/2006/picture">
+                <pic:pic xmlns:pic="http://schemas.openxmlformats.org/drawingml/2006/picture">
+                  <pic:nvPicPr>
+                    <pic:cNvPr id="857606423" name=""/>
+                    <pic:cNvPicPr/>
+                  </pic:nvPicPr>
+                  <pic:blipFill>
+                    <a:blip r:embed="rId52"/>
+                    <a:stretch>
+                      <a:fillRect/>
+                    </a:stretch>
+                  </pic:blipFill>
+                  <pic:spPr>
+                    <a:xfrm>
+                      <a:off x="0" y="0"/>
+                      <a:ext cx="5943600" cy="1252855"/>
+                    </a:xfrm>
+                    <a:prstGeom prst="rect">
+                      <a:avLst/>
+                    </a:prstGeom>
+                  </pic:spPr>
+                </pic:pic>
+              </a:graphicData>
+            </a:graphic>
+          </wp:inline>
+        </w:drawing>
+      </w:r>
     </w:p>
     <w:p>
       <w:pPr>
